--- a/anomaly_detection/FFT/sensor_data/Anomaly detection using Fast Fourier Transform.docx
+++ b/anomaly_detection/FFT/sensor_data/Anomaly detection using Fast Fourier Transform.docx
@@ -31,7 +31,14 @@
           <w:sz w:val="16"/>
           <w:szCs w:val="16"/>
         </w:rPr>
-        <w:t># Last amended: 11</w:t>
+        <w:t># Last amended: 1</w:t>
+      </w:r>
+      <w:r>
+        <w:rPr>
+          <w:sz w:val="16"/>
+          <w:szCs w:val="16"/>
+        </w:rPr>
+        <w:t>2</w:t>
       </w:r>
       <w:r>
         <w:rPr>
@@ -302,7 +309,7 @@
           <w:r>
             <w:fldChar w:fldCharType="separate"/>
           </w:r>
-          <w:hyperlink w:anchor="_Toc240048702" w:history="1">
+          <w:hyperlink w:anchor="_Toc240088213" w:history="1">
             <w:r>
               <w:rPr>
                 <w:rStyle w:val="Hyperlink"/>
@@ -329,7 +336,7 @@
                 <w:noProof/>
                 <w:webHidden/>
               </w:rPr>
-              <w:instrText xml:space="preserve"> PAGEREF _Toc240048702 \h </w:instrText>
+              <w:instrText xml:space="preserve"> PAGEREF _Toc240088213 \h </w:instrText>
             </w:r>
             <w:r>
               <w:rPr>
@@ -372,7 +379,7 @@
               <w:lang w:eastAsia="en-IN"/>
             </w:rPr>
           </w:pPr>
-          <w:hyperlink w:anchor="_Toc240048703" w:history="1">
+          <w:hyperlink w:anchor="_Toc240088214" w:history="1">
             <w:r>
               <w:rPr>
                 <w:rStyle w:val="Hyperlink"/>
@@ -399,7 +406,7 @@
                 <w:noProof/>
                 <w:webHidden/>
               </w:rPr>
-              <w:instrText xml:space="preserve"> PAGEREF _Toc240048703 \h </w:instrText>
+              <w:instrText xml:space="preserve"> PAGEREF _Toc240088214 \h </w:instrText>
             </w:r>
             <w:r>
               <w:rPr>
@@ -442,7 +449,7 @@
               <w:lang w:eastAsia="en-IN"/>
             </w:rPr>
           </w:pPr>
-          <w:hyperlink w:anchor="_Toc240048704" w:history="1">
+          <w:hyperlink w:anchor="_Toc240088215" w:history="1">
             <w:r>
               <w:rPr>
                 <w:rStyle w:val="Hyperlink"/>
@@ -469,7 +476,7 @@
                 <w:noProof/>
                 <w:webHidden/>
               </w:rPr>
-              <w:instrText xml:space="preserve"> PAGEREF _Toc240048704 \h </w:instrText>
+              <w:instrText xml:space="preserve"> PAGEREF _Toc240088215 \h </w:instrText>
             </w:r>
             <w:r>
               <w:rPr>
@@ -512,7 +519,7 @@
               <w:lang w:eastAsia="en-IN"/>
             </w:rPr>
           </w:pPr>
-          <w:hyperlink w:anchor="_Toc240048705" w:history="1">
+          <w:hyperlink w:anchor="_Toc240088216" w:history="1">
             <w:r>
               <w:rPr>
                 <w:rStyle w:val="Hyperlink"/>
@@ -539,7 +546,7 @@
                 <w:noProof/>
                 <w:webHidden/>
               </w:rPr>
-              <w:instrText xml:space="preserve"> PAGEREF _Toc240048705 \h </w:instrText>
+              <w:instrText xml:space="preserve"> PAGEREF _Toc240088216 \h </w:instrText>
             </w:r>
             <w:r>
               <w:rPr>
@@ -582,7 +589,7 @@
               <w:lang w:eastAsia="en-IN"/>
             </w:rPr>
           </w:pPr>
-          <w:hyperlink w:anchor="_Toc240048706" w:history="1">
+          <w:hyperlink w:anchor="_Toc240088217" w:history="1">
             <w:r>
               <w:rPr>
                 <w:rStyle w:val="Hyperlink"/>
@@ -609,7 +616,7 @@
                 <w:noProof/>
                 <w:webHidden/>
               </w:rPr>
-              <w:instrText xml:space="preserve"> PAGEREF _Toc240048706 \h </w:instrText>
+              <w:instrText xml:space="preserve"> PAGEREF _Toc240088217 \h </w:instrText>
             </w:r>
             <w:r>
               <w:rPr>
@@ -652,7 +659,7 @@
               <w:lang w:eastAsia="en-IN"/>
             </w:rPr>
           </w:pPr>
-          <w:hyperlink w:anchor="_Toc240048707" w:history="1">
+          <w:hyperlink w:anchor="_Toc240088218" w:history="1">
             <w:r>
               <w:rPr>
                 <w:rStyle w:val="Hyperlink"/>
@@ -679,7 +686,7 @@
                 <w:noProof/>
                 <w:webHidden/>
               </w:rPr>
-              <w:instrText xml:space="preserve"> PAGEREF _Toc240048707 \h </w:instrText>
+              <w:instrText xml:space="preserve"> PAGEREF _Toc240088218 \h </w:instrText>
             </w:r>
             <w:r>
               <w:rPr>
@@ -722,7 +729,7 @@
               <w:lang w:eastAsia="en-IN"/>
             </w:rPr>
           </w:pPr>
-          <w:hyperlink w:anchor="_Toc240048708" w:history="1">
+          <w:hyperlink w:anchor="_Toc240088219" w:history="1">
             <w:r>
               <w:rPr>
                 <w:rStyle w:val="Hyperlink"/>
@@ -749,7 +756,7 @@
                 <w:noProof/>
                 <w:webHidden/>
               </w:rPr>
-              <w:instrText xml:space="preserve"> PAGEREF _Toc240048708 \h </w:instrText>
+              <w:instrText xml:space="preserve"> PAGEREF _Toc240088219 \h </w:instrText>
             </w:r>
             <w:r>
               <w:rPr>
@@ -792,7 +799,7 @@
               <w:lang w:eastAsia="en-IN"/>
             </w:rPr>
           </w:pPr>
-          <w:hyperlink w:anchor="_Toc240048709" w:history="1">
+          <w:hyperlink w:anchor="_Toc240088220" w:history="1">
             <w:r>
               <w:rPr>
                 <w:rStyle w:val="Hyperlink"/>
@@ -819,7 +826,7 @@
                 <w:noProof/>
                 <w:webHidden/>
               </w:rPr>
-              <w:instrText xml:space="preserve"> PAGEREF _Toc240048709 \h </w:instrText>
+              <w:instrText xml:space="preserve"> PAGEREF _Toc240088220 \h </w:instrText>
             </w:r>
             <w:r>
               <w:rPr>
@@ -862,7 +869,7 @@
               <w:lang w:eastAsia="en-IN"/>
             </w:rPr>
           </w:pPr>
-          <w:hyperlink w:anchor="_Toc240048710" w:history="1">
+          <w:hyperlink w:anchor="_Toc240088221" w:history="1">
             <w:r>
               <w:rPr>
                 <w:rStyle w:val="Hyperlink"/>
@@ -889,7 +896,7 @@
                 <w:noProof/>
                 <w:webHidden/>
               </w:rPr>
-              <w:instrText xml:space="preserve"> PAGEREF _Toc240048710 \h </w:instrText>
+              <w:instrText xml:space="preserve"> PAGEREF _Toc240088221 \h </w:instrText>
             </w:r>
             <w:r>
               <w:rPr>
@@ -932,7 +939,7 @@
               <w:lang w:eastAsia="en-IN"/>
             </w:rPr>
           </w:pPr>
-          <w:hyperlink w:anchor="_Toc240048711" w:history="1">
+          <w:hyperlink w:anchor="_Toc240088222" w:history="1">
             <w:r>
               <w:rPr>
                 <w:rStyle w:val="Hyperlink"/>
@@ -959,7 +966,7 @@
                 <w:noProof/>
                 <w:webHidden/>
               </w:rPr>
-              <w:instrText xml:space="preserve"> PAGEREF _Toc240048711 \h </w:instrText>
+              <w:instrText xml:space="preserve"> PAGEREF _Toc240088222 \h </w:instrText>
             </w:r>
             <w:r>
               <w:rPr>
@@ -1002,7 +1009,7 @@
               <w:lang w:eastAsia="en-IN"/>
             </w:rPr>
           </w:pPr>
-          <w:hyperlink w:anchor="_Toc240048712" w:history="1">
+          <w:hyperlink w:anchor="_Toc240088223" w:history="1">
             <w:r>
               <w:rPr>
                 <w:rStyle w:val="Hyperlink"/>
@@ -1029,7 +1036,7 @@
                 <w:noProof/>
                 <w:webHidden/>
               </w:rPr>
-              <w:instrText xml:space="preserve"> PAGEREF _Toc240048712 \h </w:instrText>
+              <w:instrText xml:space="preserve"> PAGEREF _Toc240088223 \h </w:instrText>
             </w:r>
             <w:r>
               <w:rPr>
@@ -1072,7 +1079,7 @@
               <w:lang w:eastAsia="en-IN"/>
             </w:rPr>
           </w:pPr>
-          <w:hyperlink w:anchor="_Toc240048713" w:history="1">
+          <w:hyperlink w:anchor="_Toc240088224" w:history="1">
             <w:r>
               <w:rPr>
                 <w:rStyle w:val="Hyperlink"/>
@@ -1099,7 +1106,7 @@
                 <w:noProof/>
                 <w:webHidden/>
               </w:rPr>
-              <w:instrText xml:space="preserve"> PAGEREF _Toc240048713 \h </w:instrText>
+              <w:instrText xml:space="preserve"> PAGEREF _Toc240088224 \h </w:instrText>
             </w:r>
             <w:r>
               <w:rPr>
@@ -1142,7 +1149,7 @@
               <w:lang w:eastAsia="en-IN"/>
             </w:rPr>
           </w:pPr>
-          <w:hyperlink w:anchor="_Toc240048714" w:history="1">
+          <w:hyperlink w:anchor="_Toc240088225" w:history="1">
             <w:r>
               <w:rPr>
                 <w:rStyle w:val="Hyperlink"/>
@@ -1185,7 +1192,7 @@
                 <w:noProof/>
                 <w:webHidden/>
               </w:rPr>
-              <w:instrText xml:space="preserve"> PAGEREF _Toc240048714 \h </w:instrText>
+              <w:instrText xml:space="preserve"> PAGEREF _Toc240088225 \h </w:instrText>
             </w:r>
             <w:r>
               <w:rPr>
@@ -1228,7 +1235,7 @@
               <w:lang w:eastAsia="en-IN"/>
             </w:rPr>
           </w:pPr>
-          <w:hyperlink w:anchor="_Toc240048715" w:history="1">
+          <w:hyperlink w:anchor="_Toc240088226" w:history="1">
             <w:r>
               <w:rPr>
                 <w:rStyle w:val="Hyperlink"/>
@@ -1255,7 +1262,7 @@
                 <w:noProof/>
                 <w:webHidden/>
               </w:rPr>
-              <w:instrText xml:space="preserve"> PAGEREF _Toc240048715 \h </w:instrText>
+              <w:instrText xml:space="preserve"> PAGEREF _Toc240088226 \h </w:instrText>
             </w:r>
             <w:r>
               <w:rPr>
@@ -1298,13 +1305,13 @@
               <w:lang w:eastAsia="en-IN"/>
             </w:rPr>
           </w:pPr>
-          <w:hyperlink w:anchor="_Toc240048716" w:history="1">
+          <w:hyperlink w:anchor="_Toc240088227" w:history="1">
             <w:r>
               <w:rPr>
                 <w:rStyle w:val="Hyperlink"/>
                 <w:noProof/>
               </w:rPr>
-              <w:t>Finance data</w:t>
+              <w:t>Why do I always get discrete frequency output in FFT?</w:t>
             </w:r>
             <w:r>
               <w:rPr>
@@ -1325,7 +1332,7 @@
                 <w:noProof/>
                 <w:webHidden/>
               </w:rPr>
-              <w:instrText xml:space="preserve"> PAGEREF _Toc240048716 \h </w:instrText>
+              <w:instrText xml:space="preserve"> PAGEREF _Toc240088227 \h </w:instrText>
             </w:r>
             <w:r>
               <w:rPr>
@@ -1346,6 +1353,76 @@
                 <w:webHidden/>
               </w:rPr>
               <w:t>18</w:t>
+            </w:r>
+            <w:r>
+              <w:rPr>
+                <w:noProof/>
+                <w:webHidden/>
+              </w:rPr>
+              <w:fldChar w:fldCharType="end"/>
+            </w:r>
+          </w:hyperlink>
+        </w:p>
+        <w:p>
+          <w:pPr>
+            <w:pStyle w:val="TOC2"/>
+            <w:tabs>
+              <w:tab w:val="right" w:leader="dot" w:pos="9016"/>
+            </w:tabs>
+            <w:rPr>
+              <w:rFonts w:eastAsiaTheme="minorEastAsia"/>
+              <w:noProof/>
+              <w:lang w:eastAsia="en-IN"/>
+            </w:rPr>
+          </w:pPr>
+          <w:hyperlink w:anchor="_Toc240088228" w:history="1">
+            <w:r>
+              <w:rPr>
+                <w:rStyle w:val="Hyperlink"/>
+                <w:noProof/>
+              </w:rPr>
+              <w:t>Finance data</w:t>
+            </w:r>
+            <w:r>
+              <w:rPr>
+                <w:noProof/>
+                <w:webHidden/>
+              </w:rPr>
+              <w:tab/>
+            </w:r>
+            <w:r>
+              <w:rPr>
+                <w:noProof/>
+                <w:webHidden/>
+              </w:rPr>
+              <w:fldChar w:fldCharType="begin"/>
+            </w:r>
+            <w:r>
+              <w:rPr>
+                <w:noProof/>
+                <w:webHidden/>
+              </w:rPr>
+              <w:instrText xml:space="preserve"> PAGEREF _Toc240088228 \h </w:instrText>
+            </w:r>
+            <w:r>
+              <w:rPr>
+                <w:noProof/>
+                <w:webHidden/>
+              </w:rPr>
+            </w:r>
+            <w:r>
+              <w:rPr>
+                <w:noProof/>
+                <w:webHidden/>
+              </w:rPr>
+              <w:fldChar w:fldCharType="separate"/>
+            </w:r>
+            <w:r>
+              <w:rPr>
+                <w:noProof/>
+                <w:webHidden/>
+              </w:rPr>
+              <w:t>19</w:t>
             </w:r>
             <w:r>
               <w:rPr>
@@ -1387,7 +1464,7 @@
       <w:pPr>
         <w:pStyle w:val="Heading2"/>
       </w:pPr>
-      <w:bookmarkStart w:id="0" w:name="_Toc240048702"/>
+      <w:bookmarkStart w:id="0" w:name="_Toc240088213"/>
       <w:r>
         <w:lastRenderedPageBreak/>
         <w:t xml:space="preserve">Python </w:t>
@@ -1403,6 +1480,9 @@
       <w:bookmarkEnd w:id="0"/>
     </w:p>
     <w:p>
+      <w:pPr>
+        <w:ind w:left="720"/>
+      </w:pPr>
       <w:r>
         <w:t xml:space="preserve">On every machine create </w:t>
       </w:r>
@@ -1518,6 +1598,9 @@
       </w:r>
     </w:p>
     <w:p>
+      <w:pPr>
+        <w:ind w:left="720"/>
+      </w:pPr>
       <w:r>
         <w:rPr>
           <w:i/>
@@ -1573,7 +1656,7 @@
       <w:pPr>
         <w:pStyle w:val="Heading2"/>
       </w:pPr>
-      <w:bookmarkStart w:id="1" w:name="_Toc240048703"/>
+      <w:bookmarkStart w:id="1" w:name="_Toc240088214"/>
       <w:r>
         <w:t>Fourier Transform:</w:t>
       </w:r>
@@ -1664,9 +1747,9 @@
         <w:tblLook w:val="04A0" w:firstRow="1" w:lastRow="0" w:firstColumn="1" w:lastColumn="0" w:noHBand="0" w:noVBand="1"/>
       </w:tblPr>
       <w:tblGrid>
-        <w:gridCol w:w="2126"/>
-        <w:gridCol w:w="3185"/>
-        <w:gridCol w:w="3695"/>
+        <w:gridCol w:w="1916"/>
+        <w:gridCol w:w="3243"/>
+        <w:gridCol w:w="3847"/>
       </w:tblGrid>
       <w:tr>
         <w:tc>
@@ -1688,15 +1771,20 @@
           </w:tcPr>
           <w:p>
             <w:pPr>
+              <w:spacing w:after="120" w:line="240" w:lineRule="auto"/>
               <w:rPr>
                 <w:b/>
                 <w:bCs/>
+                <w:sz w:val="20"/>
+                <w:szCs w:val="20"/>
               </w:rPr>
             </w:pPr>
             <w:r>
               <w:rPr>
                 <w:b/>
                 <w:bCs/>
+                <w:sz w:val="20"/>
+                <w:szCs w:val="20"/>
               </w:rPr>
               <w:t>Feature</w:t>
             </w:r>
@@ -1721,15 +1809,20 @@
           </w:tcPr>
           <w:p>
             <w:pPr>
+              <w:spacing w:after="120" w:line="240" w:lineRule="auto"/>
               <w:rPr>
                 <w:b/>
                 <w:bCs/>
+                <w:sz w:val="20"/>
+                <w:szCs w:val="20"/>
               </w:rPr>
             </w:pPr>
             <w:r>
               <w:rPr>
                 <w:b/>
                 <w:bCs/>
+                <w:sz w:val="20"/>
+                <w:szCs w:val="20"/>
               </w:rPr>
               <w:t>Time Domain (f(t))</w:t>
             </w:r>
@@ -1754,15 +1847,20 @@
           </w:tcPr>
           <w:p>
             <w:pPr>
+              <w:spacing w:after="120" w:line="240" w:lineRule="auto"/>
               <w:rPr>
                 <w:b/>
                 <w:bCs/>
+                <w:sz w:val="20"/>
+                <w:szCs w:val="20"/>
               </w:rPr>
             </w:pPr>
             <w:r>
               <w:rPr>
                 <w:b/>
                 <w:bCs/>
+                <w:sz w:val="20"/>
+                <w:szCs w:val="20"/>
               </w:rPr>
               <w:t>Frequency Domain (F(ω))</w:t>
             </w:r>
@@ -1788,10 +1886,19 @@
             <w:hideMark/>
           </w:tcPr>
           <w:p>
+            <w:pPr>
+              <w:spacing w:after="120" w:line="240" w:lineRule="auto"/>
+              <w:rPr>
+                <w:sz w:val="20"/>
+                <w:szCs w:val="20"/>
+              </w:rPr>
+            </w:pPr>
             <w:r>
               <w:rPr>
                 <w:b/>
                 <w:bCs/>
+                <w:sz w:val="20"/>
+                <w:szCs w:val="20"/>
               </w:rPr>
               <w:t>What it shows</w:t>
             </w:r>
@@ -1815,7 +1922,18 @@
             <w:hideMark/>
           </w:tcPr>
           <w:p>
-            <w:r>
+            <w:pPr>
+              <w:spacing w:after="120" w:line="240" w:lineRule="auto"/>
+              <w:rPr>
+                <w:sz w:val="20"/>
+                <w:szCs w:val="20"/>
+              </w:rPr>
+            </w:pPr>
+            <w:r>
+              <w:rPr>
+                <w:sz w:val="20"/>
+                <w:szCs w:val="20"/>
+              </w:rPr>
               <w:t>Amplitudes shifting over chronological time.</w:t>
             </w:r>
           </w:p>
@@ -1838,7 +1956,18 @@
             <w:hideMark/>
           </w:tcPr>
           <w:p>
-            <w:r>
+            <w:pPr>
+              <w:spacing w:after="120" w:line="240" w:lineRule="auto"/>
+              <w:rPr>
+                <w:sz w:val="20"/>
+                <w:szCs w:val="20"/>
+              </w:rPr>
+            </w:pPr>
+            <w:r>
+              <w:rPr>
+                <w:sz w:val="20"/>
+                <w:szCs w:val="20"/>
+              </w:rPr>
               <w:t>The strength (magnitude) and phase of each frequency pitch.</w:t>
             </w:r>
           </w:p>
@@ -1863,10 +1992,19 @@
             <w:hideMark/>
           </w:tcPr>
           <w:p>
+            <w:pPr>
+              <w:spacing w:after="120" w:line="240" w:lineRule="auto"/>
+              <w:rPr>
+                <w:sz w:val="20"/>
+                <w:szCs w:val="20"/>
+              </w:rPr>
+            </w:pPr>
             <w:r>
               <w:rPr>
                 <w:b/>
                 <w:bCs/>
+                <w:sz w:val="20"/>
+                <w:szCs w:val="20"/>
               </w:rPr>
               <w:t>Visual representation</w:t>
             </w:r>
@@ -1890,7 +2028,18 @@
             <w:hideMark/>
           </w:tcPr>
           <w:p>
-            <w:r>
+            <w:pPr>
+              <w:spacing w:after="120" w:line="240" w:lineRule="auto"/>
+              <w:rPr>
+                <w:sz w:val="20"/>
+                <w:szCs w:val="20"/>
+              </w:rPr>
+            </w:pPr>
+            <w:r>
+              <w:rPr>
+                <w:sz w:val="20"/>
+                <w:szCs w:val="20"/>
+              </w:rPr>
               <w:t>A standard waveform graph (e.g., an audio wave).</w:t>
             </w:r>
           </w:p>
@@ -1913,7 +2062,18 @@
             <w:hideMark/>
           </w:tcPr>
           <w:p>
-            <w:r>
+            <w:pPr>
+              <w:spacing w:after="120" w:line="240" w:lineRule="auto"/>
+              <w:rPr>
+                <w:sz w:val="20"/>
+                <w:szCs w:val="20"/>
+              </w:rPr>
+            </w:pPr>
+            <w:r>
+              <w:rPr>
+                <w:sz w:val="20"/>
+                <w:szCs w:val="20"/>
+              </w:rPr>
               <w:t>A spectrum graph showing spikes at specific frequencies.</w:t>
             </w:r>
           </w:p>
@@ -1938,10 +2098,19 @@
             <w:hideMark/>
           </w:tcPr>
           <w:p>
+            <w:pPr>
+              <w:spacing w:after="120" w:line="240" w:lineRule="auto"/>
+              <w:rPr>
+                <w:sz w:val="20"/>
+                <w:szCs w:val="20"/>
+              </w:rPr>
+            </w:pPr>
             <w:r>
               <w:rPr>
                 <w:b/>
                 <w:bCs/>
+                <w:sz w:val="20"/>
+                <w:szCs w:val="20"/>
               </w:rPr>
               <w:t>Common Use</w:t>
             </w:r>
@@ -1965,7 +2134,18 @@
             <w:hideMark/>
           </w:tcPr>
           <w:p>
-            <w:r>
+            <w:pPr>
+              <w:spacing w:after="120" w:line="240" w:lineRule="auto"/>
+              <w:rPr>
+                <w:sz w:val="20"/>
+                <w:szCs w:val="20"/>
+              </w:rPr>
+            </w:pPr>
+            <w:r>
+              <w:rPr>
+                <w:sz w:val="20"/>
+                <w:szCs w:val="20"/>
+              </w:rPr>
               <w:t>Recording audio, viewing voltage drops over time.</w:t>
             </w:r>
           </w:p>
@@ -1988,7 +2168,18 @@
             <w:hideMark/>
           </w:tcPr>
           <w:p>
-            <w:r>
+            <w:pPr>
+              <w:spacing w:after="120" w:line="240" w:lineRule="auto"/>
+              <w:rPr>
+                <w:sz w:val="20"/>
+                <w:szCs w:val="20"/>
+              </w:rPr>
+            </w:pPr>
+            <w:r>
+              <w:rPr>
+                <w:sz w:val="20"/>
+                <w:szCs w:val="20"/>
+              </w:rPr>
               <w:t>Equalizing audio, filtering noise, compression.</w:t>
             </w:r>
           </w:p>
@@ -2007,54 +2198,11 @@
     </w:p>
     <w:p>
       <w:pPr>
-        <w:spacing w:after="0" w:line="240" w:lineRule="auto"/>
-        <w:ind w:left="720"/>
-      </w:pPr>
-      <w:r>
-        <w:t xml:space="preserve">What specific aspect of the Fourier transform are you working on? I can help you with the </w:t>
-      </w:r>
-      <w:r>
-        <w:rPr>
-          <w:b/>
-          <w:bCs/>
-        </w:rPr>
-        <w:t>Discrete Fourier Transform (DFT)</w:t>
-      </w:r>
-      <w:r>
-        <w:t xml:space="preserve">, walk through a </w:t>
-      </w:r>
-      <w:r>
-        <w:rPr>
-          <w:b/>
-          <w:bCs/>
-        </w:rPr>
-        <w:t>step-by-step calculus derivation</w:t>
-      </w:r>
-      <w:r>
-        <w:t xml:space="preserve">, or write a </w:t>
-      </w:r>
-      <w:r>
-        <w:rPr>
-          <w:b/>
-          <w:bCs/>
-        </w:rPr>
-        <w:t>Python script using FFT (Fast Fourier Transform)</w:t>
-      </w:r>
-      <w:r>
-        <w:t xml:space="preserve"> to </w:t>
-      </w:r>
-      <w:proofErr w:type="spellStart"/>
-      <w:r>
-        <w:t>analyze</w:t>
-      </w:r>
-      <w:proofErr w:type="spellEnd"/>
-      <w:r>
-        <w:t xml:space="preserve"> a sample signal.</w:t>
-      </w:r>
-    </w:p>
-    <w:p/>
-    <w:p>
-      <w:r>
+        <w:keepNext/>
+        <w:keepLines/>
+      </w:pPr>
+      <w:r>
+        <w:lastRenderedPageBreak/>
         <w:t>All the following signals are periodic</w:t>
       </w:r>
       <w:r>
@@ -2070,7 +2218,179 @@
         <w:rPr>
           <w:noProof/>
         </w:rPr>
-        <w:lastRenderedPageBreak/>
+        <mc:AlternateContent>
+          <mc:Choice Requires="wps">
+            <w:drawing>
+              <wp:anchor distT="45720" distB="45720" distL="114300" distR="114300" simplePos="0" relativeHeight="251665408" behindDoc="0" locked="0" layoutInCell="1" allowOverlap="1" wp14:anchorId="58FE4619" wp14:editId="32A2C36B">
+                <wp:simplePos x="0" y="0"/>
+                <wp:positionH relativeFrom="column">
+                  <wp:posOffset>-657860</wp:posOffset>
+                </wp:positionH>
+                <wp:positionV relativeFrom="paragraph">
+                  <wp:posOffset>834118</wp:posOffset>
+                </wp:positionV>
+                <wp:extent cx="2360930" cy="1404620"/>
+                <wp:effectExtent l="0" t="0" r="12700" b="27305"/>
+                <wp:wrapSquare wrapText="bothSides"/>
+                <wp:docPr id="217" name="Text Box 2"/>
+                <wp:cNvGraphicFramePr>
+                  <a:graphicFrameLocks xmlns:a="http://schemas.openxmlformats.org/drawingml/2006/main"/>
+                </wp:cNvGraphicFramePr>
+                <a:graphic xmlns:a="http://schemas.openxmlformats.org/drawingml/2006/main">
+                  <a:graphicData uri="http://schemas.microsoft.com/office/word/2010/wordprocessingShape">
+                    <wps:wsp>
+                      <wps:cNvSpPr txBox="1">
+                        <a:spLocks noChangeArrowheads="1"/>
+                      </wps:cNvSpPr>
+                      <wps:spPr bwMode="auto">
+                        <a:xfrm>
+                          <a:off x="0" y="0"/>
+                          <a:ext cx="2360930" cy="1404620"/>
+                        </a:xfrm>
+                        <a:prstGeom prst="rect">
+                          <a:avLst/>
+                        </a:prstGeom>
+                        <a:solidFill>
+                          <a:schemeClr val="accent2">
+                            <a:lumMod val="20000"/>
+                            <a:lumOff val="80000"/>
+                          </a:schemeClr>
+                        </a:solidFill>
+                        <a:ln w="9525">
+                          <a:solidFill>
+                            <a:srgbClr val="000000"/>
+                          </a:solidFill>
+                          <a:miter lim="800000"/>
+                          <a:headEnd/>
+                          <a:tailEnd/>
+                        </a:ln>
+                      </wps:spPr>
+                      <wps:txbx>
+                        <w:txbxContent>
+                          <w:p>
+                            <w:pPr>
+                              <w:rPr>
+                                <w:sz w:val="18"/>
+                                <w:szCs w:val="18"/>
+                              </w:rPr>
+                            </w:pPr>
+                            <w:r>
+                              <w:rPr>
+                                <w:sz w:val="18"/>
+                                <w:szCs w:val="18"/>
+                              </w:rPr>
+                              <w:t>Both Signal</w:t>
+                            </w:r>
+                            <w:r>
+                              <w:rPr>
+                                <w:sz w:val="18"/>
+                                <w:szCs w:val="18"/>
+                              </w:rPr>
+                              <w:t>1</w:t>
+                            </w:r>
+                            <w:r>
+                              <w:rPr>
+                                <w:sz w:val="18"/>
+                                <w:szCs w:val="18"/>
+                              </w:rPr>
+                              <w:t xml:space="preserve"> and Signal</w:t>
+                            </w:r>
+                            <w:r>
+                              <w:rPr>
+                                <w:sz w:val="18"/>
+                                <w:szCs w:val="18"/>
+                              </w:rPr>
+                              <w:t>2</w:t>
+                            </w:r>
+                            <w:r>
+                              <w:rPr>
+                                <w:sz w:val="18"/>
+                                <w:szCs w:val="18"/>
+                              </w:rPr>
+                              <w:t xml:space="preserve"> have the same frequency. But there is phase shift.</w:t>
+                            </w:r>
+                          </w:p>
+                        </w:txbxContent>
+                      </wps:txbx>
+                      <wps:bodyPr rot="0" vert="horz" wrap="square" lIns="91440" tIns="45720" rIns="91440" bIns="45720" anchor="t" anchorCtr="0">
+                        <a:spAutoFit/>
+                      </wps:bodyPr>
+                    </wps:wsp>
+                  </a:graphicData>
+                </a:graphic>
+                <wp14:sizeRelH relativeFrom="margin">
+                  <wp14:pctWidth>40000</wp14:pctWidth>
+                </wp14:sizeRelH>
+                <wp14:sizeRelV relativeFrom="margin">
+                  <wp14:pctHeight>20000</wp14:pctHeight>
+                </wp14:sizeRelV>
+              </wp:anchor>
+            </w:drawing>
+          </mc:Choice>
+          <mc:Fallback>
+            <w:pict>
+              <v:shapetype w14:anchorId="58FE4619" id="_x0000_t202" coordsize="21600,21600" o:spt="202" path="m,l,21600r21600,l21600,xe">
+                <v:stroke joinstyle="miter"/>
+                <v:path gradientshapeok="t" o:connecttype="rect"/>
+              </v:shapetype>
+              <v:shape id="Text Box 2" o:spid="_x0000_s1026" type="#_x0000_t202" style="position:absolute;left:0;text-align:left;margin-left:-51.8pt;margin-top:65.7pt;width:185.9pt;height:110.6pt;z-index:251665408;visibility:visible;mso-wrap-style:square;mso-width-percent:400;mso-height-percent:200;mso-wrap-distance-left:9pt;mso-wrap-distance-top:3.6pt;mso-wrap-distance-right:9pt;mso-wrap-distance-bottom:3.6pt;mso-position-horizontal:absolute;mso-position-horizontal-relative:text;mso-position-vertical:absolute;mso-position-vertical-relative:text;mso-width-percent:400;mso-height-percent:200;mso-width-relative:margin;mso-height-relative:margin;v-text-anchor:top" o:gfxdata="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" fillcolor="#fae2d5 [661]">
+                <v:textbox style="mso-fit-shape-to-text:t">
+                  <w:txbxContent>
+                    <w:p>
+                      <w:pPr>
+                        <w:rPr>
+                          <w:sz w:val="18"/>
+                          <w:szCs w:val="18"/>
+                        </w:rPr>
+                      </w:pPr>
+                      <w:r>
+                        <w:rPr>
+                          <w:sz w:val="18"/>
+                          <w:szCs w:val="18"/>
+                        </w:rPr>
+                        <w:t>Both Signal</w:t>
+                      </w:r>
+                      <w:r>
+                        <w:rPr>
+                          <w:sz w:val="18"/>
+                          <w:szCs w:val="18"/>
+                        </w:rPr>
+                        <w:t>1</w:t>
+                      </w:r>
+                      <w:r>
+                        <w:rPr>
+                          <w:sz w:val="18"/>
+                          <w:szCs w:val="18"/>
+                        </w:rPr>
+                        <w:t xml:space="preserve"> and Signal</w:t>
+                      </w:r>
+                      <w:r>
+                        <w:rPr>
+                          <w:sz w:val="18"/>
+                          <w:szCs w:val="18"/>
+                        </w:rPr>
+                        <w:t>2</w:t>
+                      </w:r>
+                      <w:r>
+                        <w:rPr>
+                          <w:sz w:val="18"/>
+                          <w:szCs w:val="18"/>
+                        </w:rPr>
+                        <w:t xml:space="preserve"> have the same frequency. But there is phase shift.</w:t>
+                      </w:r>
+                    </w:p>
+                  </w:txbxContent>
+                </v:textbox>
+                <w10:wrap type="square"/>
+              </v:shape>
+            </w:pict>
+          </mc:Fallback>
+        </mc:AlternateContent>
+      </w:r>
+      <w:r>
+        <w:rPr>
+          <w:noProof/>
+        </w:rPr>
         <w:drawing>
           <wp:inline distT="0" distB="0" distL="0" distR="0" wp14:anchorId="214079E1" wp14:editId="5FAEF5BB">
             <wp:extent cx="3769179" cy="3288175"/>
@@ -2155,16 +2475,24 @@
         <w:t>, each having one</w:t>
       </w:r>
       <w:r>
-        <w:t xml:space="preserve"> fixed </w:t>
+        <w:t xml:space="preserve"> </w:t>
+      </w:r>
+      <w:proofErr w:type="gramStart"/>
+      <w:r>
+        <w:t xml:space="preserve">fixed </w:t>
       </w:r>
       <w:r>
         <w:t xml:space="preserve"> frequency</w:t>
       </w:r>
+      <w:proofErr w:type="gramEnd"/>
       <w:r>
         <w:t xml:space="preserve">. </w:t>
       </w:r>
       <w:r>
         <w:t>Signal 3 is sum of just two signals: Signal 1 and Signal2</w:t>
+      </w:r>
+      <w:r>
+        <w:t xml:space="preserve">. </w:t>
       </w:r>
     </w:p>
     <w:p/>
@@ -2335,13 +2663,7 @@
         <w:rPr>
           <w:noProof/>
         </w:rPr>
-        <w:t>In the X-axis of frequency domain is NOT time but frequency. The rightmost diagram is Frequency vs Amplitude (or Power)</w:t>
-      </w:r>
-      <w:r>
-        <w:rPr>
-          <w:noProof/>
-        </w:rPr>
-        <w:t xml:space="preserve">. </w:t>
+        <w:t>In the X-axis of frequency domain is NOT time but frequency.</w:t>
       </w:r>
     </w:p>
     <w:p/>
@@ -2357,6 +2679,82 @@
           <w:noProof/>
         </w:rPr>
         <w:lastRenderedPageBreak/>
+        <mc:AlternateContent>
+          <mc:Choice Requires="wps">
+            <w:drawing>
+              <wp:anchor distT="0" distB="0" distL="114300" distR="114300" simplePos="0" relativeHeight="251663360" behindDoc="0" locked="0" layoutInCell="1" allowOverlap="1" wp14:anchorId="2E95B6BD" wp14:editId="41F169DF">
+                <wp:simplePos x="0" y="0"/>
+                <wp:positionH relativeFrom="column">
+                  <wp:posOffset>2129245</wp:posOffset>
+                </wp:positionH>
+                <wp:positionV relativeFrom="paragraph">
+                  <wp:posOffset>2344783</wp:posOffset>
+                </wp:positionV>
+                <wp:extent cx="1149531" cy="914400"/>
+                <wp:effectExtent l="0" t="38100" r="50800" b="19050"/>
+                <wp:wrapNone/>
+                <wp:docPr id="1473568167" name="Straight Arrow Connector 5"/>
+                <wp:cNvGraphicFramePr/>
+                <a:graphic xmlns:a="http://schemas.openxmlformats.org/drawingml/2006/main">
+                  <a:graphicData uri="http://schemas.microsoft.com/office/word/2010/wordprocessingShape">
+                    <wps:wsp>
+                      <wps:cNvCnPr/>
+                      <wps:spPr>
+                        <a:xfrm flipV="1">
+                          <a:off x="0" y="0"/>
+                          <a:ext cx="1149531" cy="914400"/>
+                        </a:xfrm>
+                        <a:prstGeom prst="straightConnector1">
+                          <a:avLst/>
+                        </a:prstGeom>
+                        <a:ln w="19050" cap="flat" cmpd="sng" algn="ctr">
+                          <a:solidFill>
+                            <a:schemeClr val="accent2"/>
+                          </a:solidFill>
+                          <a:prstDash val="solid"/>
+                          <a:round/>
+                          <a:headEnd type="none" w="med" len="med"/>
+                          <a:tailEnd type="arrow" w="med" len="med"/>
+                        </a:ln>
+                      </wps:spPr>
+                      <wps:style>
+                        <a:lnRef idx="0">
+                          <a:scrgbClr r="0" g="0" b="0"/>
+                        </a:lnRef>
+                        <a:fillRef idx="0">
+                          <a:scrgbClr r="0" g="0" b="0"/>
+                        </a:fillRef>
+                        <a:effectRef idx="0">
+                          <a:scrgbClr r="0" g="0" b="0"/>
+                        </a:effectRef>
+                        <a:fontRef idx="minor">
+                          <a:schemeClr val="tx1"/>
+                        </a:fontRef>
+                      </wps:style>
+                      <wps:bodyPr/>
+                    </wps:wsp>
+                  </a:graphicData>
+                </a:graphic>
+              </wp:anchor>
+            </w:drawing>
+          </mc:Choice>
+          <mc:Fallback>
+            <w:pict>
+              <v:shapetype w14:anchorId="6C7E4327" id="_x0000_t32" coordsize="21600,21600" o:spt="32" o:oned="t" path="m,l21600,21600e" filled="f">
+                <v:path arrowok="t" fillok="f" o:connecttype="none"/>
+                <o:lock v:ext="edit" shapetype="t"/>
+              </v:shapetype>
+              <v:shape id="Straight Arrow Connector 5" o:spid="_x0000_s1026" type="#_x0000_t32" style="position:absolute;margin-left:167.65pt;margin-top:184.65pt;width:90.5pt;height:1in;flip:y;z-index:251663360;visibility:visible;mso-wrap-style:square;mso-wrap-distance-left:9pt;mso-wrap-distance-top:0;mso-wrap-distance-right:9pt;mso-wrap-distance-bottom:0;mso-position-horizontal:absolute;mso-position-horizontal-relative:text;mso-position-vertical:absolute;mso-position-vertical-relative:text" o:gfxdata="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" strokecolor="#e97132 [3205]" strokeweight="1.5pt">
+                <v:stroke endarrow="open"/>
+              </v:shape>
+            </w:pict>
+          </mc:Fallback>
+        </mc:AlternateContent>
+      </w:r>
+      <w:r>
+        <w:rPr>
+          <w:noProof/>
+        </w:rPr>
         <mc:AlternateContent>
           <mc:Choice Requires="wps">
             <w:drawing>
@@ -2506,10 +2904,27 @@
         <w:t xml:space="preserve">Interpret this as follows: </w:t>
       </w:r>
       <w:r>
-        <w:t xml:space="preserve">The signal is sum of three sine-waves, each one of fixed frequency. </w:t>
-      </w:r>
-      <w:r>
-        <w:t xml:space="preserve">There </w:t>
+        <w:t>Th</w:t>
+      </w:r>
+      <w:r>
+        <w:t>is</w:t>
+      </w:r>
+      <w:r>
+        <w:t xml:space="preserve"> signal is sum of three </w:t>
+      </w:r>
+      <w:proofErr w:type="gramStart"/>
+      <w:r>
+        <w:t>sine-waves</w:t>
+      </w:r>
+      <w:proofErr w:type="gramEnd"/>
+      <w:r>
+        <w:t xml:space="preserve">, each one of fixed frequency. </w:t>
+      </w:r>
+      <w:r>
+        <w:t>But t</w:t>
+      </w:r>
+      <w:r>
+        <w:t xml:space="preserve">here </w:t>
       </w:r>
       <w:r>
         <w:t>may</w:t>
@@ -2518,10 +2933,27 @@
         <w:t xml:space="preserve"> </w:t>
       </w:r>
       <w:r>
+        <w:t xml:space="preserve">also </w:t>
+      </w:r>
+      <w:r>
         <w:t xml:space="preserve">be </w:t>
       </w:r>
       <w:r>
-        <w:t>multiple frequencies of very low-amplitude also.</w:t>
+        <w:t xml:space="preserve">multiple frequencies of very </w:t>
+      </w:r>
+      <w:proofErr w:type="gramStart"/>
+      <w:r>
+        <w:t>low-amplitude</w:t>
+      </w:r>
+      <w:proofErr w:type="gramEnd"/>
+      <w:r>
+        <w:t xml:space="preserve"> also</w:t>
+      </w:r>
+      <w:r>
+        <w:t xml:space="preserve"> as per the hazy bottom</w:t>
+      </w:r>
+      <w:r>
+        <w:t>.</w:t>
       </w:r>
     </w:p>
     <w:p/>
@@ -2616,7 +3048,7 @@
       <w:pPr>
         <w:pStyle w:val="Heading3"/>
       </w:pPr>
-      <w:bookmarkStart w:id="2" w:name="_Toc240048704"/>
+      <w:bookmarkStart w:id="2" w:name="_Toc240088215"/>
       <w:r>
         <w:t xml:space="preserve">What if the signals are </w:t>
       </w:r>
@@ -2641,7 +3073,23 @@
           <w:b/>
           <w:bCs/>
         </w:rPr>
-        <w:t>The Fourier transform is actually specifically designed for non-periodic signals.</w:t>
+        <w:t xml:space="preserve">The Fourier transform is </w:t>
+      </w:r>
+      <w:proofErr w:type="gramStart"/>
+      <w:r>
+        <w:rPr>
+          <w:b/>
+          <w:bCs/>
+        </w:rPr>
+        <w:t>actually specifically</w:t>
+      </w:r>
+      <w:proofErr w:type="gramEnd"/>
+      <w:r>
+        <w:rPr>
+          <w:b/>
+          <w:bCs/>
+        </w:rPr>
+        <w:t xml:space="preserve"> designed for non-periodic signals.</w:t>
       </w:r>
     </w:p>
     <w:p>
@@ -2813,7 +3261,15 @@
         <w:t>Fourier Transform (Non-Periodic):</w:t>
       </w:r>
       <w:r>
-        <w:t xml:space="preserve"> As the period approaches infinity, the gap between these harmonic frequencies shrinks to zero. Instead of isolated spikes, the spikes blend together perfectly to form a </w:t>
+        <w:t xml:space="preserve"> As the period approaches infinity, the gap between these harmonic frequencies shrinks to zero. Instead of isolated spikes, the spikes </w:t>
+      </w:r>
+      <w:proofErr w:type="gramStart"/>
+      <w:r>
+        <w:t>blend together</w:t>
+      </w:r>
+      <w:proofErr w:type="gramEnd"/>
+      <w:r>
+        <w:t xml:space="preserve"> perfectly to form a </w:t>
       </w:r>
       <w:r>
         <w:rPr>
@@ -2830,7 +3286,7 @@
       <w:pPr>
         <w:pStyle w:val="Heading2"/>
       </w:pPr>
-      <w:bookmarkStart w:id="3" w:name="_Toc240048705"/>
+      <w:bookmarkStart w:id="3" w:name="_Toc240088216"/>
       <w:r>
         <w:t>What is Fast Fourier Transform?</w:t>
       </w:r>
@@ -2919,7 +3375,31 @@
         <w:spacing w:after="120" w:line="240" w:lineRule="auto"/>
       </w:pPr>
       <w:r>
-        <w:t xml:space="preserve">To understand why the FFT is special, you have to look at its computational complexity (how much work a computer has to do as the signal gets longer). If your signal has </w:t>
+        <w:t xml:space="preserve">To understand why the FFT is special, you </w:t>
+      </w:r>
+      <w:proofErr w:type="gramStart"/>
+      <w:r>
+        <w:t>have to</w:t>
+      </w:r>
+      <w:proofErr w:type="gramEnd"/>
+      <w:r>
+        <w:t xml:space="preserve"> look at its computational complexity (how much work </w:t>
+      </w:r>
+      <w:proofErr w:type="gramStart"/>
+      <w:r>
+        <w:t>a</w:t>
+      </w:r>
+      <w:proofErr w:type="gramEnd"/>
+      <w:r>
+        <w:t xml:space="preserve"> computer </w:t>
+      </w:r>
+      <w:proofErr w:type="gramStart"/>
+      <w:r>
+        <w:t>has to</w:t>
+      </w:r>
+      <w:proofErr w:type="gramEnd"/>
+      <w:r>
+        <w:t xml:space="preserve"> do as the signal gets longer). If your signal has </w:t>
       </w:r>
       <w:r>
         <w:rPr>
@@ -2958,7 +3438,15 @@
         <w:t>O(N²)</w:t>
       </w:r>
       <w:r>
-        <w:t>. If you double the number of data points, the computer has to do four times as much work.</w:t>
+        <w:t xml:space="preserve">. If you double the number of data points, the computer </w:t>
+      </w:r>
+      <w:proofErr w:type="gramStart"/>
+      <w:r>
+        <w:t>has to</w:t>
+      </w:r>
+      <w:proofErr w:type="gramEnd"/>
+      <w:r>
+        <w:t xml:space="preserve"> do four times as much work.</w:t>
       </w:r>
     </w:p>
     <w:p>
@@ -2984,8 +3472,33 @@
           <w:b/>
           <w:bCs/>
         </w:rPr>
-        <w:t>$O(N \log N)$</w:t>
-      </w:r>
+        <w:t>$</w:t>
+      </w:r>
+      <w:proofErr w:type="gramStart"/>
+      <w:r>
+        <w:rPr>
+          <w:b/>
+          <w:bCs/>
+        </w:rPr>
+        <w:t>O(</w:t>
+      </w:r>
+      <w:proofErr w:type="gramEnd"/>
+      <w:r>
+        <w:rPr>
+          <w:b/>
+          <w:bCs/>
+        </w:rPr>
+        <w:t xml:space="preserve">N \log </w:t>
+      </w:r>
+      <w:proofErr w:type="gramStart"/>
+      <w:r>
+        <w:rPr>
+          <w:b/>
+          <w:bCs/>
+        </w:rPr>
+        <w:t>N)$</w:t>
+      </w:r>
+      <w:proofErr w:type="gramEnd"/>
       <w:r>
         <w:t>. It breaks the problem down recursively, drastically cutting down on repetitive calculations.</w:t>
       </w:r>
@@ -2994,7 +3507,7 @@
       <w:pPr>
         <w:pStyle w:val="Heading3"/>
       </w:pPr>
-      <w:bookmarkStart w:id="4" w:name="_Toc240048706"/>
+      <w:bookmarkStart w:id="4" w:name="_Toc240088217"/>
       <w:r>
         <w:t>How is FFT used for anomaly detection? Give brief numerical example?</w:t>
       </w:r>
@@ -3578,14 +4091,22 @@
         <w:t>30 Hz frequency jumped from 0.1 to 2.4</w:t>
       </w:r>
       <w:r>
-        <w:t xml:space="preserve"> (crossing our safety threshold of 1.5), the algorithm immediately flags a physical defect in the fan blade—long before the machine actually overheats or breaks down.</w:t>
+        <w:t xml:space="preserve"> (crossing our safety threshold of 1.5), the algorithm immediately flags a physical defect in the fan blade—long before the machine </w:t>
+      </w:r>
+      <w:proofErr w:type="gramStart"/>
+      <w:r>
+        <w:t>actually overheats</w:t>
+      </w:r>
+      <w:proofErr w:type="gramEnd"/>
+      <w:r>
+        <w:t xml:space="preserve"> or breaks down.</w:t>
       </w:r>
     </w:p>
     <w:p>
       <w:pPr>
         <w:pStyle w:val="Heading2"/>
       </w:pPr>
-      <w:bookmarkStart w:id="5" w:name="_Toc240048707"/>
+      <w:bookmarkStart w:id="5" w:name="_Toc240088218"/>
       <w:r>
         <w:t>Sensor data</w:t>
       </w:r>
@@ -3639,7 +4160,7 @@
       <w:pPr>
         <w:pStyle w:val="Heading3"/>
       </w:pPr>
-      <w:bookmarkStart w:id="6" w:name="_Toc240048708"/>
+      <w:bookmarkStart w:id="6" w:name="_Toc240088219"/>
       <w:r>
         <w:t>Problem:</w:t>
       </w:r>
@@ -3856,9 +4377,15 @@
       <w:pPr>
         <w:pStyle w:val="Heading3"/>
       </w:pPr>
-      <w:bookmarkStart w:id="7" w:name="_Toc240048709"/>
-      <w:r>
-        <w:t>How does FFT help:</w:t>
+      <w:bookmarkStart w:id="7" w:name="_Toc240088220"/>
+      <w:r>
+        <w:t xml:space="preserve">How </w:t>
+      </w:r>
+      <w:r>
+        <w:t>d</w:t>
+      </w:r>
+      <w:r>
+        <w:t>oes FFT help:</w:t>
       </w:r>
       <w:bookmarkEnd w:id="7"/>
     </w:p>
@@ -3922,13 +4449,29 @@
         <w:t xml:space="preserve">We take many batches of these 512 samples. </w:t>
       </w:r>
       <w:r>
-        <w:t>For each one them, we get amplitude</w:t>
+        <w:t xml:space="preserve">For each </w:t>
+      </w:r>
+      <w:proofErr w:type="gramStart"/>
+      <w:r>
+        <w:t>one</w:t>
+      </w:r>
+      <w:proofErr w:type="gramEnd"/>
+      <w:r>
+        <w:t xml:space="preserve"> them, we get amplitude</w:t>
       </w:r>
       <w:r>
         <w:t>s</w:t>
       </w:r>
       <w:r>
-        <w:t xml:space="preserve"> of sine-waves </w:t>
+        <w:t xml:space="preserve"> of </w:t>
+      </w:r>
+      <w:proofErr w:type="gramStart"/>
+      <w:r>
+        <w:t>sine-waves</w:t>
+      </w:r>
+      <w:proofErr w:type="gramEnd"/>
+      <w:r>
+        <w:t xml:space="preserve"> </w:t>
       </w:r>
       <w:r>
         <w:t>(</w:t>
@@ -3956,7 +4499,7 @@
       <w:pPr>
         <w:pStyle w:val="Heading3"/>
       </w:pPr>
-      <w:bookmarkStart w:id="8" w:name="_Toc240048710"/>
+      <w:bookmarkStart w:id="8" w:name="_Toc240088221"/>
       <w:r>
         <w:t>Model building</w:t>
       </w:r>
@@ -3971,7 +4514,39 @@
         <w:t>Here is the process</w:t>
       </w:r>
       <w:r>
-        <w:t xml:space="preserve">. We </w:t>
+        <w:t xml:space="preserve">. </w:t>
+      </w:r>
+      <w:r>
+        <w:t xml:space="preserve">FFT only accepts time-samples of size </w:t>
+      </w:r>
+      <w:r>
+        <w:t>2</w:t>
+      </w:r>
+      <w:proofErr w:type="gramStart"/>
+      <w:r>
+        <w:rPr>
+          <w:vertAlign w:val="superscript"/>
+        </w:rPr>
+        <w:t xml:space="preserve">n </w:t>
+      </w:r>
+      <w:r>
+        <w:t>,</w:t>
+      </w:r>
+      <w:proofErr w:type="gramEnd"/>
+      <w:r>
+        <w:t xml:space="preserve"> </w:t>
+      </w:r>
+      <w:r>
+        <w:t xml:space="preserve">so </w:t>
+      </w:r>
+      <w:r>
+        <w:t>w</w:t>
+      </w:r>
+      <w:r>
+        <w:t xml:space="preserve">e </w:t>
+      </w:r>
+      <w:r>
+        <w:t xml:space="preserve">first </w:t>
       </w:r>
       <w:r>
         <w:t>take</w:t>
@@ -3988,11 +4563,9 @@
       <w:r>
         <w:t xml:space="preserve">points </w:t>
       </w:r>
-      <w:proofErr w:type="spellStart"/>
-      <w:r>
-        <w:t>ie</w:t>
-      </w:r>
-      <w:proofErr w:type="spellEnd"/>
+      <w:r>
+        <w:t>i.e.</w:t>
+      </w:r>
       <w:r>
         <w:t xml:space="preserve"> </w:t>
       </w:r>
@@ -4009,10 +4582,22 @@
         <w:t xml:space="preserve"> </w:t>
       </w:r>
       <w:r>
-        <w:t xml:space="preserve">per sample. </w:t>
-      </w:r>
-      <w:r>
-        <w:t>We feed into FFT, one sample at a</w:t>
+        <w:t>p</w:t>
+      </w:r>
+      <w:r>
+        <w:t>oints p</w:t>
+      </w:r>
+      <w:r>
+        <w:t xml:space="preserve">er sample. </w:t>
+      </w:r>
+      <w:r>
+        <w:t xml:space="preserve">We feed into FFT, one </w:t>
+      </w:r>
+      <w:r>
+        <w:t>batch</w:t>
+      </w:r>
+      <w:r>
+        <w:t xml:space="preserve"> at a</w:t>
       </w:r>
       <w:r>
         <w:t xml:space="preserve"> time</w:t>
@@ -4021,7 +4606,31 @@
         <w:t xml:space="preserve">. </w:t>
       </w:r>
       <w:r>
-        <w:t>We have three batches.</w:t>
+        <w:t xml:space="preserve">As we have </w:t>
+      </w:r>
+      <w:r>
+        <w:t xml:space="preserve">a total of </w:t>
+      </w:r>
+      <w:r>
+        <w:t>fourteen</w:t>
+      </w:r>
+      <w:r>
+        <w:t xml:space="preserve"> such points, w</w:t>
+      </w:r>
+      <w:r>
+        <w:t xml:space="preserve">e </w:t>
+      </w:r>
+      <w:r>
+        <w:t>break them into</w:t>
+      </w:r>
+      <w:r>
+        <w:t xml:space="preserve"> batches</w:t>
+      </w:r>
+      <w:r>
+        <w:t xml:space="preserve">—and remaining </w:t>
+      </w:r>
+      <w:r>
+        <w:t>two points are discarded.</w:t>
       </w:r>
     </w:p>
     <w:p>
@@ -4030,22 +4639,25 @@
         <w:ind w:left="720"/>
       </w:pPr>
       <w:r>
-        <w:t xml:space="preserve">Our signal </w:t>
+        <w:t xml:space="preserve">Let </w:t>
+      </w:r>
+      <w:r>
+        <w:t xml:space="preserve">signal </w:t>
       </w:r>
       <w:r>
         <w:t xml:space="preserve">frequencies and their amplitudes </w:t>
       </w:r>
       <w:r>
-        <w:t>as analysed by FFT for</w:t>
-      </w:r>
-      <w:r>
-        <w:t xml:space="preserve"> the</w:t>
-      </w:r>
-      <w:r>
-        <w:t xml:space="preserve"> three batches</w:t>
-      </w:r>
-      <w:r>
-        <w:t xml:space="preserve"> are as below</w:t>
+        <w:t xml:space="preserve">for the three batches, </w:t>
+      </w:r>
+      <w:r>
+        <w:t>as analysed by FFT</w:t>
+      </w:r>
+      <w:r>
+        <w:t xml:space="preserve">, be </w:t>
+      </w:r>
+      <w:r>
+        <w:t>as below</w:t>
       </w:r>
       <w:r>
         <w:t>:</w:t>
@@ -4929,11 +5541,38 @@
       <w:pPr>
         <w:keepNext/>
         <w:keepLines/>
-        <w:spacing w:after="120" w:line="240" w:lineRule="auto"/>
+        <w:spacing w:after="0" w:line="240" w:lineRule="auto"/>
         <w:ind w:left="720"/>
       </w:pPr>
       <w:r>
         <w:lastRenderedPageBreak/>
+        <w:t xml:space="preserve">Note that FFT does also output phase-shift information. But we are not using it </w:t>
+      </w:r>
+      <w:r>
+        <w:t>but</w:t>
+      </w:r>
+      <w:r>
+        <w:t xml:space="preserve"> throwing it away. </w:t>
+      </w:r>
+      <w:r>
+        <w:t xml:space="preserve">Why do I get discrete frequency output in FFT? </w:t>
+      </w:r>
+      <w:r>
+        <w:t>Here i</w:t>
+      </w:r>
+      <w:r>
+        <w:t>n</w:t>
+      </w:r>
+      <w:r>
+        <w:t xml:space="preserve"> steps of 0.2. </w:t>
+      </w:r>
+      <w:r>
+        <w:t>See below for an answer.</w:t>
+      </w:r>
+      <w:r>
+        <w:t xml:space="preserve"> </w:t>
+      </w:r>
+      <w:r>
         <w:t>Next, calculate mean</w:t>
       </w:r>
       <w:r>
@@ -4959,7 +5598,7 @@
     </w:p>
     <w:tbl>
       <w:tblPr>
-        <w:tblpPr w:leftFromText="180" w:rightFromText="180" w:horzAnchor="margin" w:tblpXSpec="center" w:tblpY="319"/>
+        <w:tblpPr w:leftFromText="180" w:rightFromText="180" w:vertAnchor="page" w:horzAnchor="margin" w:tblpXSpec="center" w:tblpY="3252"/>
         <w:tblW w:w="6741" w:type="dxa"/>
         <w:tblLook w:val="04A0" w:firstRow="1" w:lastRow="0" w:firstColumn="1" w:lastColumn="0" w:noHBand="0" w:noVBand="1"/>
       </w:tblPr>
@@ -6273,27 +6912,25 @@
     </w:p>
     <w:p>
       <w:pPr>
-        <w:spacing w:after="120" w:line="240" w:lineRule="auto"/>
-        <w:ind w:left="720"/>
-      </w:pPr>
-    </w:p>
-    <w:p>
-      <w:pPr>
-        <w:spacing w:after="120" w:line="240" w:lineRule="auto"/>
-        <w:ind w:left="720"/>
-      </w:pPr>
-    </w:p>
-    <w:p>
-      <w:pPr>
-        <w:spacing w:after="120" w:line="240" w:lineRule="auto"/>
-        <w:ind w:left="720"/>
-      </w:pPr>
-    </w:p>
-    <w:p>
-      <w:pPr>
         <w:pStyle w:val="Heading3"/>
       </w:pPr>
-      <w:bookmarkStart w:id="9" w:name="_Toc240048711"/>
+    </w:p>
+    <w:p>
+      <w:pPr>
+        <w:pStyle w:val="Heading3"/>
+      </w:pPr>
+    </w:p>
+    <w:p>
+      <w:pPr>
+        <w:pStyle w:val="Heading3"/>
+      </w:pPr>
+    </w:p>
+    <w:p/>
+    <w:p>
+      <w:pPr>
+        <w:pStyle w:val="Heading3"/>
+      </w:pPr>
+      <w:bookmarkStart w:id="9" w:name="_Toc240088222"/>
       <w:r>
         <w:t>Testing Bad Data</w:t>
       </w:r>
@@ -6817,6 +7454,12 @@
         </w:tc>
       </w:tr>
     </w:tbl>
+    <w:p>
+      <w:pPr>
+        <w:spacing w:after="120" w:line="240" w:lineRule="auto"/>
+        <w:ind w:left="720"/>
+      </w:pPr>
+    </w:p>
     <w:p>
       <w:pPr>
         <w:spacing w:after="120" w:line="240" w:lineRule="auto"/>
@@ -7748,7 +8391,13 @@
         <w:ind w:left="720"/>
       </w:pPr>
       <w:r>
-        <w:t xml:space="preserve">Next we </w:t>
+        <w:t>Next</w:t>
+      </w:r>
+      <w:r>
+        <w:t>,</w:t>
+      </w:r>
+      <w:r>
+        <w:t xml:space="preserve"> we </w:t>
       </w:r>
       <w:r>
         <w:t>standardise</w:t>
@@ -8029,7 +8678,6 @@
                 <w14:ligatures w14:val="none"/>
               </w:rPr>
             </w:pPr>
-            <w:proofErr w:type="spellStart"/>
             <w:r>
               <w:rPr>
                 <w:rFonts w:ascii="Aptos Narrow" w:eastAsia="Times New Roman" w:hAnsi="Aptos Narrow" w:cs="Times New Roman"/>
@@ -8044,7 +8692,6 @@
               </w:rPr>
               <w:t>stdamp</w:t>
             </w:r>
-            <w:proofErr w:type="spellEnd"/>
           </w:p>
         </w:tc>
       </w:tr>
@@ -8910,16 +9557,38 @@
       <w:r>
         <w:t xml:space="preserve"> for calculating values in </w:t>
       </w:r>
-      <w:proofErr w:type="spellStart"/>
-      <w:r>
+      <w:r>
+        <w:t>‘</w:t>
+      </w:r>
+      <w:r>
+        <w:rPr>
+          <w:i/>
+          <w:iCs/>
+        </w:rPr>
         <w:t>s</w:t>
       </w:r>
       <w:r>
+        <w:rPr>
+          <w:i/>
+          <w:iCs/>
+        </w:rPr>
         <w:t>tdamp</w:t>
       </w:r>
-      <w:proofErr w:type="spellEnd"/>
-      <w:r>
-        <w:t xml:space="preserve"> is:</w:t>
+      <w:r>
+        <w:rPr>
+          <w:i/>
+          <w:iCs/>
+        </w:rPr>
+        <w:t>’</w:t>
+      </w:r>
+      <w:r>
+        <w:t xml:space="preserve"> </w:t>
+      </w:r>
+      <w:r>
+        <w:t xml:space="preserve">column </w:t>
+      </w:r>
+      <w:r>
+        <w:t>is</w:t>
       </w:r>
       <w:r>
         <w:t>:</w:t>
@@ -8977,21 +9646,40 @@
         <w:ind w:left="720"/>
       </w:pPr>
       <w:r>
-        <w:t xml:space="preserve">Take the mean of this </w:t>
-      </w:r>
-      <w:proofErr w:type="spellStart"/>
-      <w:r>
+        <w:lastRenderedPageBreak/>
+        <w:t xml:space="preserve">Take the </w:t>
+      </w:r>
+      <w:r>
+        <w:t xml:space="preserve">overall </w:t>
+      </w:r>
+      <w:r>
+        <w:t xml:space="preserve">mean of this </w:t>
+      </w:r>
+      <w:r>
+        <w:t>‘</w:t>
+      </w:r>
+      <w:r>
+        <w:rPr>
+          <w:i/>
+          <w:iCs/>
+        </w:rPr>
         <w:t>stdamp</w:t>
       </w:r>
-      <w:proofErr w:type="spellEnd"/>
+      <w:r>
+        <w:rPr>
+          <w:i/>
+          <w:iCs/>
+        </w:rPr>
+        <w:t>’</w:t>
+      </w:r>
       <w:r>
         <w:t xml:space="preserve"> column</w:t>
       </w:r>
     </w:p>
     <w:tbl>
       <w:tblPr>
+        <w:tblpPr w:leftFromText="180" w:rightFromText="180" w:horzAnchor="page" w:tblpX="4620" w:tblpY="442"/>
         <w:tblW w:w="1557" w:type="dxa"/>
-        <w:tblInd w:w="3266" w:type="dxa"/>
         <w:tblLook w:val="04A0" w:firstRow="1" w:lastRow="0" w:firstColumn="1" w:lastColumn="0" w:noHBand="0" w:noVBand="1"/>
       </w:tblPr>
       <w:tblGrid>
@@ -9042,37 +9730,7 @@
                 <w:lang w:eastAsia="en-IN"/>
                 <w14:ligatures w14:val="none"/>
               </w:rPr>
-              <w:t>mean(</w:t>
-            </w:r>
-            <w:proofErr w:type="spellStart"/>
-            <w:r>
-              <w:rPr>
-                <w:rFonts w:ascii="Aptos Narrow" w:eastAsia="Times New Roman" w:hAnsi="Aptos Narrow" w:cs="Times New Roman"/>
-                <w:b/>
-                <w:bCs/>
-                <w:color w:val="000000"/>
-                <w:kern w:val="0"/>
-                <w:sz w:val="22"/>
-                <w:szCs w:val="22"/>
-                <w:lang w:eastAsia="en-IN"/>
-                <w14:ligatures w14:val="none"/>
-              </w:rPr>
-              <w:t>stdamp</w:t>
-            </w:r>
-            <w:proofErr w:type="spellEnd"/>
-            <w:r>
-              <w:rPr>
-                <w:rFonts w:ascii="Aptos Narrow" w:eastAsia="Times New Roman" w:hAnsi="Aptos Narrow" w:cs="Times New Roman"/>
-                <w:b/>
-                <w:bCs/>
-                <w:color w:val="000000"/>
-                <w:kern w:val="0"/>
-                <w:sz w:val="22"/>
-                <w:szCs w:val="22"/>
-                <w:lang w:eastAsia="en-IN"/>
-                <w14:ligatures w14:val="none"/>
-              </w:rPr>
-              <w:t>)</w:t>
+              <w:t>mean(stdamp)</w:t>
             </w:r>
           </w:p>
         </w:tc>
@@ -9129,18 +9787,6 @@
         <w:spacing w:after="120" w:line="240" w:lineRule="auto"/>
         <w:ind w:left="720"/>
       </w:pPr>
-      <w:r>
-        <w:t>I</w:t>
-      </w:r>
-      <w:r>
-        <w:t>f</w:t>
-      </w:r>
-      <w:r>
-        <w:t xml:space="preserve"> this </w:t>
-      </w:r>
-      <w:r>
-        <w:t>mean is &gt;2, we conclude that this batch is anomalous.</w:t>
-      </w:r>
     </w:p>
     <w:p>
       <w:pPr>
@@ -9153,12 +9799,24 @@
         <w:spacing w:after="120" w:line="240" w:lineRule="auto"/>
         <w:ind w:left="720"/>
       </w:pPr>
+      <w:r>
+        <w:t>I</w:t>
+      </w:r>
+      <w:r>
+        <w:t>f</w:t>
+      </w:r>
+      <w:r>
+        <w:t xml:space="preserve"> this </w:t>
+      </w:r>
+      <w:r>
+        <w:t>mean is &gt;2, we conclude that this batch is anomalous.</w:t>
+      </w:r>
     </w:p>
     <w:p>
       <w:pPr>
         <w:pStyle w:val="Heading3"/>
       </w:pPr>
-      <w:bookmarkStart w:id="10" w:name="_Toc240048712"/>
+      <w:bookmarkStart w:id="10" w:name="_Toc240088223"/>
       <w:r>
         <w:t>Knime Workflow:</w:t>
       </w:r>
@@ -9273,7 +9931,7 @@
       <w:pPr>
         <w:pStyle w:val="Heading3"/>
       </w:pPr>
-      <w:bookmarkStart w:id="11" w:name="_Toc240048713"/>
+      <w:bookmarkStart w:id="11" w:name="_Toc240088224"/>
       <w:r>
         <w:t>Data node-by-node</w:t>
       </w:r>
@@ -9281,7 +9939,15 @@
     </w:p>
     <w:p>
       <w:r>
-        <w:t xml:space="preserve">In our dataset we have a number of sensors. </w:t>
+        <w:t xml:space="preserve">In our dataset we have </w:t>
+      </w:r>
+      <w:proofErr w:type="gramStart"/>
+      <w:r>
+        <w:t>a number of</w:t>
+      </w:r>
+      <w:proofErr w:type="gramEnd"/>
+      <w:r>
+        <w:t xml:space="preserve"> sensors. </w:t>
       </w:r>
       <w:r>
         <w:t>AccelerometerX</w:t>
@@ -9662,7 +10328,7 @@
       <w:pPr>
         <w:pStyle w:val="Heading3"/>
       </w:pPr>
-      <w:bookmarkStart w:id="12" w:name="_Toc240048714"/>
+      <w:bookmarkStart w:id="12" w:name="_Toc240088225"/>
       <w:r>
         <w:lastRenderedPageBreak/>
         <w:t xml:space="preserve">Why is each data point matched to </w:t>
@@ -9735,16 +10401,32 @@
           <w:b/>
           <w:bCs/>
         </w:rPr>
-        <w:t>Each data point in the table isn't actually mapping to a single frequency.</w:t>
-      </w:r>
-      <w:r>
-        <w:t xml:space="preserve"> Instead, what you are looking at is a side-by-side </w:t>
-      </w:r>
+        <w:t xml:space="preserve">Each data point in the table isn't </w:t>
+      </w:r>
+      <w:proofErr w:type="gramStart"/>
       <w:r>
         <w:rPr>
           <w:b/>
           <w:bCs/>
         </w:rPr>
+        <w:t>actually mapping</w:t>
+      </w:r>
+      <w:proofErr w:type="gramEnd"/>
+      <w:r>
+        <w:rPr>
+          <w:b/>
+          <w:bCs/>
+        </w:rPr>
+        <w:t xml:space="preserve"> to a single frequency.</w:t>
+      </w:r>
+      <w:r>
+        <w:t xml:space="preserve"> Instead, what you are looking at is a side-by-side </w:t>
+      </w:r>
+      <w:r>
+        <w:rPr>
+          <w:b/>
+          <w:bCs/>
+        </w:rPr>
         <w:t>alignment of two entirely separate domains</w:t>
       </w:r>
       <w:r>
@@ -9786,7 +10468,15 @@
         <w:ind w:left="720"/>
       </w:pPr>
       <w:r>
-        <w:t>Here is exactly why they appear side-by-side in your table and what that data layout actually means:</w:t>
+        <w:t xml:space="preserve">Here is exactly why they appear side-by-side in your table and what that data layout </w:t>
+      </w:r>
+      <w:proofErr w:type="gramStart"/>
+      <w:r>
+        <w:t>actually means</w:t>
+      </w:r>
+      <w:proofErr w:type="gramEnd"/>
+      <w:r>
+        <w:t>:</w:t>
       </w:r>
     </w:p>
     <w:p>
@@ -10103,7 +10793,15 @@
         <w:t>every single number</w:t>
       </w:r>
       <w:r>
-        <w:t xml:space="preserve"> in the data column combined together mathematically to generate the entire power spectrum column.</w:t>
+        <w:t xml:space="preserve"> in the data column </w:t>
+      </w:r>
+      <w:proofErr w:type="gramStart"/>
+      <w:r>
+        <w:t>combined together</w:t>
+      </w:r>
+      <w:proofErr w:type="gramEnd"/>
+      <w:r>
+        <w:t xml:space="preserve"> mathematically to generate the entire power spectrum column.</w:t>
       </w:r>
     </w:p>
     <w:p>
@@ -10328,10 +11026,18 @@
         <w:t>y</w:t>
       </w:r>
       <w:r>
-        <w:t xml:space="preserve"> amplitude </w:t>
-      </w:r>
-      <w:r>
-        <w:t xml:space="preserve"> for each </w:t>
+        <w:t xml:space="preserve"> </w:t>
+      </w:r>
+      <w:proofErr w:type="gramStart"/>
+      <w:r>
+        <w:t xml:space="preserve">amplitude </w:t>
+      </w:r>
+      <w:r>
+        <w:t xml:space="preserve"> for</w:t>
+      </w:r>
+      <w:proofErr w:type="gramEnd"/>
+      <w:r>
+        <w:t xml:space="preserve"> each </w:t>
       </w:r>
       <w:r>
         <w:t xml:space="preserve">one </w:t>
@@ -11150,10 +11856,18 @@
         <w:t>power’</w:t>
       </w:r>
       <w:r>
-        <w:t xml:space="preserve"> column’ </w:t>
-      </w:r>
-      <w:r>
-        <w:t xml:space="preserve"> and call it ‘</w:t>
+        <w:t xml:space="preserve"> column</w:t>
+      </w:r>
+      <w:proofErr w:type="gramStart"/>
+      <w:r>
+        <w:t xml:space="preserve">’ </w:t>
+      </w:r>
+      <w:r>
+        <w:t xml:space="preserve"> and</w:t>
+      </w:r>
+      <w:proofErr w:type="gramEnd"/>
+      <w:r>
+        <w:t xml:space="preserve"> call it ‘</w:t>
       </w:r>
       <w:r>
         <w:rPr>
@@ -11270,13 +11984,23 @@
         </w:rPr>
         <w:t>/</w:t>
       </w:r>
+      <w:proofErr w:type="gramStart"/>
       <w:r>
         <w:rPr>
           <w:rFonts w:ascii="Courier New" w:hAnsi="Courier New" w:cs="Courier New"/>
           <w:sz w:val="18"/>
           <w:szCs w:val="18"/>
         </w:rPr>
-        <w:t>Sqrt(Variance(</w:t>
+        <w:t>Sqrt(</w:t>
+      </w:r>
+      <w:proofErr w:type="gramEnd"/>
+      <w:r>
+        <w:rPr>
+          <w:rFonts w:ascii="Courier New" w:hAnsi="Courier New" w:cs="Courier New"/>
+          <w:sz w:val="18"/>
+          <w:szCs w:val="18"/>
+        </w:rPr>
+        <w:t>Variance(</w:t>
       </w:r>
       <w:r>
         <w:rPr>
@@ -11631,7 +12355,7 @@
       <w:pPr>
         <w:pStyle w:val="Heading2"/>
       </w:pPr>
-      <w:bookmarkStart w:id="13" w:name="_Toc240048715"/>
+      <w:bookmarkStart w:id="13" w:name="_Toc240088226"/>
       <w:r>
         <w:t xml:space="preserve">Would </w:t>
       </w:r>
@@ -11975,7 +12699,15 @@
         <w:t>Bad Data (Anomaly):</w:t>
       </w:r>
       <w:r>
-        <w:t xml:space="preserve"> The sharp spikes flatten out, and the entire baseline of the graph lifts up, indicating white noise (like the static sound of a broken speaker).</w:t>
+        <w:t xml:space="preserve"> The sharp spikes flatten out, and the entire baseline of the graph </w:t>
+      </w:r>
+      <w:proofErr w:type="gramStart"/>
+      <w:r>
+        <w:t>lifts up</w:t>
+      </w:r>
+      <w:proofErr w:type="gramEnd"/>
+      <w:r>
+        <w:t>, indicating white noise (like the static sound of a broken speaker).</w:t>
       </w:r>
     </w:p>
     <w:p>
@@ -12091,16 +12823,270 @@
         <w:t xml:space="preserve"> You train a model (like an Isolation Forest or a neural network) on the FFT output. The model treats the power values of your 512 frequency bins as a unique "fingerprint" and easily learns to tell the healthy fingerprint apart from the broken one.</w:t>
       </w:r>
     </w:p>
-    <w:p/>
     <w:p>
       <w:pPr>
         <w:pStyle w:val="Heading2"/>
       </w:pPr>
-      <w:bookmarkStart w:id="14" w:name="_Toc240048716"/>
+      <w:bookmarkStart w:id="14" w:name="_Toc240088227"/>
+      <w:r>
+        <w:t xml:space="preserve">Why do I </w:t>
+      </w:r>
+      <w:r>
+        <w:t xml:space="preserve">always </w:t>
+      </w:r>
+      <w:r>
+        <w:t>get discrete frequency output in FFT?</w:t>
+      </w:r>
+      <w:bookmarkEnd w:id="14"/>
+    </w:p>
+    <w:p>
+      <w:pPr>
+        <w:spacing w:after="0" w:line="240" w:lineRule="auto"/>
+      </w:pPr>
+      <w:r>
+        <w:t>Yes, that's exactly how FFT works. Here's why</w:t>
+      </w:r>
+      <w:r>
+        <w:t>?</w:t>
+      </w:r>
+    </w:p>
+    <w:p>
+      <w:pPr>
+        <w:spacing w:after="120" w:line="240" w:lineRule="auto"/>
+      </w:pPr>
+      <w:r>
+        <w:rPr>
+          <w:b/>
+          <w:bCs/>
+        </w:rPr>
+        <w:t>FFT gives you discrete frequency bins, not a continuous spectrum</w:t>
+      </w:r>
+    </w:p>
+    <w:p>
+      <w:pPr>
+        <w:spacing w:after="120" w:line="240" w:lineRule="auto"/>
+      </w:pPr>
+      <w:r>
+        <w:lastRenderedPageBreak/>
+        <w:t>When you feed the FFT algorithm a signal with N samples taken at a sampling rate fs, it doesn't return "the frequency content at any frequency you want." It returns exactly N (or N/2, if you only keep the non-negative-frequency half) discrete frequency bins, spaced evenly from 0 up to the Nyquist frequency (fs/2).</w:t>
+      </w:r>
+    </w:p>
+    <w:p>
+      <w:pPr>
+        <w:spacing w:after="120" w:line="240" w:lineRule="auto"/>
+      </w:pPr>
+      <w:r>
+        <w:t>The spacing between consecutive frequency bins is:</w:t>
+      </w:r>
+    </w:p>
+    <w:p>
+      <w:pPr>
+        <w:spacing w:after="120" w:line="240" w:lineRule="auto"/>
+        <w:jc w:val="center"/>
+      </w:pPr>
+      <w:proofErr w:type="spellStart"/>
+      <w:r>
+        <w:t>Δf</w:t>
+      </w:r>
+      <w:proofErr w:type="spellEnd"/>
+      <w:r>
+        <w:t xml:space="preserve"> = fs / N</w:t>
+      </w:r>
+    </w:p>
+    <w:p>
+      <w:pPr>
+        <w:spacing w:after="120" w:line="240" w:lineRule="auto"/>
+      </w:pPr>
+      <w:proofErr w:type="gramStart"/>
+      <w:r>
+        <w:t>So</w:t>
+      </w:r>
+      <w:proofErr w:type="gramEnd"/>
+      <w:r>
+        <w:t xml:space="preserve"> in your table, the fact that </w:t>
+      </w:r>
+      <w:proofErr w:type="spellStart"/>
+      <w:r>
+        <w:t>freq</w:t>
+      </w:r>
+      <w:proofErr w:type="spellEnd"/>
+      <w:r>
+        <w:t xml:space="preserve"> goes 0, 0.002, 0.004, 0.006, 0.008, 0.01, 0.012... with a constant step of 0.002 is a direct fingerprint of this. That step size </w:t>
+      </w:r>
+      <w:r>
+        <w:rPr>
+          <w:i/>
+          <w:iCs/>
+        </w:rPr>
+        <w:t>is</w:t>
+      </w:r>
+      <w:r>
+        <w:t xml:space="preserve"> your </w:t>
+      </w:r>
+      <w:proofErr w:type="spellStart"/>
+      <w:r>
+        <w:t>Δf</w:t>
+      </w:r>
+      <w:proofErr w:type="spellEnd"/>
+      <w:r>
+        <w:t>, which tells you:</w:t>
+      </w:r>
+    </w:p>
+    <w:p>
+      <w:pPr>
+        <w:spacing w:after="120" w:line="240" w:lineRule="auto"/>
+        <w:jc w:val="center"/>
+      </w:pPr>
+      <w:r>
+        <w:t>fs / N = 0.002</w:t>
+      </w:r>
+    </w:p>
+    <w:p>
+      <w:pPr>
+        <w:spacing w:after="120" w:line="240" w:lineRule="auto"/>
+      </w:pPr>
+      <w:proofErr w:type="gramStart"/>
+      <w:r>
+        <w:t>So</w:t>
+      </w:r>
+      <w:proofErr w:type="gramEnd"/>
+      <w:r>
+        <w:t xml:space="preserve"> if you know either your sampling rate or your number of samples, you can back out the other. For example, if N = 512 (matching your row count of 512), then fs = 0.002 × 512 ≈ 1.024.</w:t>
+      </w:r>
+    </w:p>
+    <w:p>
+      <w:pPr>
+        <w:spacing w:after="120" w:line="240" w:lineRule="auto"/>
+      </w:pPr>
+      <w:r>
+        <w:rPr>
+          <w:b/>
+          <w:bCs/>
+        </w:rPr>
+        <w:t>Why this happens (intuition, not just math)</w:t>
+      </w:r>
+    </w:p>
+    <w:p>
+      <w:pPr>
+        <w:spacing w:after="120" w:line="240" w:lineRule="auto"/>
+      </w:pPr>
+      <w:r>
+        <w:t xml:space="preserve">The FFT is </w:t>
+      </w:r>
+      <w:proofErr w:type="gramStart"/>
+      <w:r>
+        <w:t>really just</w:t>
+      </w:r>
+      <w:proofErr w:type="gramEnd"/>
+      <w:r>
+        <w:t xml:space="preserve"> evaluating the Discrete Fourier Transform, which assumes your finite chunk of N samples represents one period of a periodic signal. Because of that assumption, the only frequencies that "fit" cleanly into that window are integer multiples of 1/(</w:t>
+      </w:r>
+      <w:proofErr w:type="spellStart"/>
+      <w:r>
+        <w:t>N·Δt</w:t>
+      </w:r>
+      <w:proofErr w:type="spellEnd"/>
+      <w:r>
+        <w:t>) — i.e., integer multiples of fs/N. Anything in between doesn't correspond to a whole number of cycles across your sample window, so it isn't a valid basis frequency for that particular DFT.</w:t>
+      </w:r>
+    </w:p>
+    <w:p>
+      <w:pPr>
+        <w:spacing w:after="120" w:line="240" w:lineRule="auto"/>
+      </w:pPr>
+      <w:r>
+        <w:rPr>
+          <w:b/>
+          <w:bCs/>
+        </w:rPr>
+        <w:t>Practical implications</w:t>
+      </w:r>
+    </w:p>
+    <w:p>
+      <w:pPr>
+        <w:numPr>
+          <w:ilvl w:val="0"/>
+          <w:numId w:val="20"/>
+        </w:numPr>
+        <w:spacing w:after="120" w:line="240" w:lineRule="auto"/>
+      </w:pPr>
+      <w:r>
+        <w:rPr>
+          <w:b/>
+          <w:bCs/>
+        </w:rPr>
+        <w:t>Frequency resolution</w:t>
+      </w:r>
+      <w:r>
+        <w:t xml:space="preserve"> is fixed by </w:t>
+      </w:r>
+      <w:proofErr w:type="spellStart"/>
+      <w:r>
+        <w:t>Δf</w:t>
+      </w:r>
+      <w:proofErr w:type="spellEnd"/>
+      <w:r>
+        <w:t xml:space="preserve"> = fs/N — want finer resolution (smaller </w:t>
+      </w:r>
+      <w:proofErr w:type="spellStart"/>
+      <w:r>
+        <w:t>Δf</w:t>
+      </w:r>
+      <w:proofErr w:type="spellEnd"/>
+      <w:r>
+        <w:t>)? You need more samples (longer time record), not a fancier FFT.</w:t>
+      </w:r>
+    </w:p>
+    <w:p>
+      <w:pPr>
+        <w:numPr>
+          <w:ilvl w:val="0"/>
+          <w:numId w:val="20"/>
+        </w:numPr>
+        <w:spacing w:after="120" w:line="240" w:lineRule="auto"/>
+      </w:pPr>
+      <w:r>
+        <w:rPr>
+          <w:b/>
+          <w:bCs/>
+        </w:rPr>
+        <w:t>Zero-padding</w:t>
+      </w:r>
+      <w:r>
+        <w:t xml:space="preserve"> (appending zeros to your signal before the FFT) will give you more points and interpolate between the "true" bins, making the plot look smoother — but it does NOT add real new information/resolution. It only makes the existing spectral shape easier to visualize.</w:t>
+      </w:r>
+    </w:p>
+    <w:p>
+      <w:pPr>
+        <w:numPr>
+          <w:ilvl w:val="0"/>
+          <w:numId w:val="20"/>
+        </w:numPr>
+        <w:spacing w:after="120" w:line="240" w:lineRule="auto"/>
+      </w:pPr>
+      <w:r>
+        <w:t xml:space="preserve">If your actual signal has a frequency component that falls between two bins (e.g., at 0.017 when your bins are 0.016 and 0.018), you'll see energy "leak" into the surrounding bins rather than one clean spike — this is called </w:t>
+      </w:r>
+      <w:r>
+        <w:rPr>
+          <w:b/>
+          <w:bCs/>
+        </w:rPr>
+        <w:t>spectral leakage</w:t>
+      </w:r>
+      <w:r>
+        <w:t>.</w:t>
+      </w:r>
+    </w:p>
+    <w:p>
+      <w:pPr>
+        <w:pStyle w:val="Heading2"/>
+      </w:pPr>
+      <w:bookmarkStart w:id="15" w:name="_Toc240088228"/>
       <w:r>
         <w:t>Finance data</w:t>
       </w:r>
-      <w:bookmarkEnd w:id="14"/>
+      <w:bookmarkEnd w:id="15"/>
     </w:p>
     <w:p>
       <w:pPr>
@@ -12115,148 +13101,128 @@
           <w:sz w:val="18"/>
           <w:szCs w:val="18"/>
         </w:rPr>
-        <w:t xml:space="preserve"># data: </w:t>
-      </w:r>
-      <w:r>
+        <w:t># data: C:\Users\ashok\OneDrive\Documents\anomaly_detection\FFT\finance_data</w:t>
+      </w:r>
+    </w:p>
+    <w:p>
+      <w:pPr>
+        <w:spacing w:after="0" w:line="240" w:lineRule="auto"/>
         <w:rPr>
           <w:sz w:val="18"/>
           <w:szCs w:val="18"/>
         </w:rPr>
-        <w:t>C:\Users\ashok\OneDrive\Documents\anomaly_detection\FFT\finance_data</w:t>
-      </w:r>
-    </w:p>
-    <w:p>
-      <w:pPr>
-        <w:spacing w:after="0" w:line="240" w:lineRule="auto"/>
+      </w:pPr>
+      <w:r>
         <w:rPr>
           <w:sz w:val="18"/>
           <w:szCs w:val="18"/>
         </w:rPr>
-      </w:pPr>
-      <w:r>
+        <w:t># Source Claude desktop</w:t>
+      </w:r>
+    </w:p>
+    <w:p>
+      <w:pPr>
+        <w:spacing w:after="0" w:line="240" w:lineRule="auto"/>
         <w:rPr>
           <w:sz w:val="18"/>
           <w:szCs w:val="18"/>
         </w:rPr>
-        <w:t># Source Claude desktop</w:t>
-      </w:r>
-    </w:p>
-    <w:p>
-      <w:pPr>
-        <w:spacing w:after="0" w:line="240" w:lineRule="auto"/>
+      </w:pPr>
+      <w:r>
         <w:rPr>
           <w:sz w:val="18"/>
           <w:szCs w:val="18"/>
         </w:rPr>
-      </w:pPr>
+        <w:t xml:space="preserve"># </w:t>
+      </w:r>
       <w:r>
         <w:rPr>
           <w:sz w:val="18"/>
           <w:szCs w:val="18"/>
         </w:rPr>
-        <w:t xml:space="preserve"># </w:t>
-      </w:r>
+        <w:t xml:space="preserve">Knime file: ‘Fourier Transform for </w:t>
+      </w:r>
+      <w:proofErr w:type="spellStart"/>
       <w:r>
         <w:rPr>
           <w:sz w:val="18"/>
           <w:szCs w:val="18"/>
         </w:rPr>
-        <w:t>Knime file: ‘</w:t>
-      </w:r>
+        <w:t>Anamoly</w:t>
+      </w:r>
+      <w:proofErr w:type="spellEnd"/>
       <w:r>
         <w:rPr>
           <w:sz w:val="18"/>
           <w:szCs w:val="18"/>
         </w:rPr>
-        <w:t xml:space="preserve">Fourier Transform for </w:t>
-      </w:r>
-      <w:proofErr w:type="spellStart"/>
-      <w:r>
+        <w:t xml:space="preserve"> Detection--Finance Data’</w:t>
+      </w:r>
+    </w:p>
+    <w:p>
+      <w:pPr>
+        <w:spacing w:after="0" w:line="240" w:lineRule="auto"/>
         <w:rPr>
           <w:sz w:val="18"/>
           <w:szCs w:val="18"/>
         </w:rPr>
-        <w:t>Anamoly</w:t>
-      </w:r>
-      <w:proofErr w:type="spellEnd"/>
+      </w:pPr>
       <w:r>
         <w:rPr>
           <w:sz w:val="18"/>
           <w:szCs w:val="18"/>
         </w:rPr>
-        <w:t xml:space="preserve"> Detection--Finance Data</w:t>
-      </w:r>
-      <w:r>
+        <w:t>Prompt:</w:t>
+      </w:r>
+    </w:p>
+    <w:p>
+      <w:pPr>
+        <w:spacing w:after="0" w:line="240" w:lineRule="auto"/>
+        <w:ind w:left="720"/>
         <w:rPr>
           <w:sz w:val="18"/>
           <w:szCs w:val="18"/>
         </w:rPr>
-        <w:t>’</w:t>
-      </w:r>
-    </w:p>
-    <w:p>
-      <w:pPr>
-        <w:spacing w:after="0" w:line="240" w:lineRule="auto"/>
+      </w:pPr>
+      <w:r>
         <w:rPr>
           <w:sz w:val="18"/>
           <w:szCs w:val="18"/>
         </w:rPr>
-      </w:pPr>
-      <w:r>
+        <w:t>I have uploaded two csv files. Data in the files has been used in the Anomaly Detection process by Knime. The pdf article which describes the process is also attached. KNIME uses Fast Fourier Transforms for making anomaly prediction. I want a similar time-series data pertaining to finance.</w:t>
+      </w:r>
+    </w:p>
+    <w:p>
+      <w:pPr>
+        <w:spacing w:after="0" w:line="240" w:lineRule="auto"/>
+        <w:ind w:left="720"/>
         <w:rPr>
           <w:sz w:val="18"/>
           <w:szCs w:val="18"/>
         </w:rPr>
-        <w:lastRenderedPageBreak/>
-        <w:t>Prompt:</w:t>
-      </w:r>
+      </w:pPr>
     </w:p>
     <w:p>
       <w:pPr>
         <w:spacing w:after="0" w:line="240" w:lineRule="auto"/>
-        <w:ind w:left="720"/>
         <w:rPr>
           <w:sz w:val="18"/>
           <w:szCs w:val="18"/>
         </w:rPr>
       </w:pPr>
-      <w:r>
-        <w:rPr>
+    </w:p>
+    <w:p>
+      <w:pPr>
+        <w:keepNext/>
+        <w:spacing w:after="0" w:line="240" w:lineRule="auto"/>
+      </w:pPr>
+      <w:r>
+        <w:rPr>
+          <w:noProof/>
           <w:sz w:val="18"/>
           <w:szCs w:val="18"/>
         </w:rPr>
-        <w:t>I have uploaded two csv files. Data in the files has been used in the Anomaly Detection process by Knime. The pdf article which describes the process is also attached. KNIME uses Fast Fourier Transforms for making anomaly prediction. I want a similar time-series data pertaining to finance.</w:t>
-      </w:r>
-    </w:p>
-    <w:p>
-      <w:pPr>
-        <w:spacing w:after="0" w:line="240" w:lineRule="auto"/>
-        <w:ind w:left="720"/>
-        <w:rPr>
-          <w:sz w:val="18"/>
-          <w:szCs w:val="18"/>
-        </w:rPr>
-      </w:pPr>
-    </w:p>
-    <w:p>
-      <w:pPr>
-        <w:spacing w:after="0" w:line="240" w:lineRule="auto"/>
-        <w:rPr>
-          <w:sz w:val="18"/>
-          <w:szCs w:val="18"/>
-        </w:rPr>
-      </w:pPr>
-    </w:p>
-    <w:p>
-      <w:pPr>
-        <w:keepNext/>
-        <w:spacing w:after="0" w:line="240" w:lineRule="auto"/>
-      </w:pPr>
-      <w:r>
-        <w:rPr>
-          <w:sz w:val="18"/>
-          <w:szCs w:val="18"/>
-        </w:rPr>
+        <w:lastRenderedPageBreak/>
         <w:drawing>
           <wp:inline distT="0" distB="0" distL="0" distR="0" wp14:anchorId="523AE38D" wp14:editId="20D13B3D">
             <wp:extent cx="5731510" cy="2538730"/>
@@ -12358,13 +13324,21 @@
       </w:r>
       <w:proofErr w:type="spellEnd"/>
       <w:r>
-        <w:t xml:space="preserve"> anomaly is occurring </w:t>
+        <w:t xml:space="preserve"> anomaly is </w:t>
+      </w:r>
+      <w:proofErr w:type="gramStart"/>
+      <w:r>
+        <w:t xml:space="preserve">occurring </w:t>
       </w:r>
       <w:r>
         <w:t xml:space="preserve"> </w:t>
       </w:r>
       <w:r>
-        <w:t xml:space="preserve">only </w:t>
+        <w:t>only</w:t>
+      </w:r>
+      <w:proofErr w:type="gramEnd"/>
+      <w:r>
+        <w:t xml:space="preserve"> </w:t>
       </w:r>
       <w:r>
         <w:t>point 3950 onwards and not earlier.</w:t>
@@ -13335,9 +14309,9 @@
     </w:lvl>
   </w:abstractNum>
   <w:abstractNum w:abstractNumId="4" w15:restartNumberingAfterBreak="0">
-    <w:nsid w:val="1829053E"/>
+    <w:nsid w:val="143F6F6C"/>
     <w:multiLevelType w:val="multilevel"/>
-    <w:tmpl w:val="976ED014"/>
+    <w:tmpl w:val="9E28E574"/>
     <w:lvl w:ilvl="0">
       <w:start w:val="1"/>
       <w:numFmt w:val="bullet"/>
@@ -13484,9 +14458,9 @@
     </w:lvl>
   </w:abstractNum>
   <w:abstractNum w:abstractNumId="5" w15:restartNumberingAfterBreak="0">
-    <w:nsid w:val="1BE66E05"/>
+    <w:nsid w:val="1829053E"/>
     <w:multiLevelType w:val="multilevel"/>
-    <w:tmpl w:val="2780C0BE"/>
+    <w:tmpl w:val="976ED014"/>
     <w:lvl w:ilvl="0">
       <w:start w:val="1"/>
       <w:numFmt w:val="bullet"/>
@@ -13633,122 +14607,9 @@
     </w:lvl>
   </w:abstractNum>
   <w:abstractNum w:abstractNumId="6" w15:restartNumberingAfterBreak="0">
-    <w:nsid w:val="210913C6"/>
+    <w:nsid w:val="1BE66E05"/>
     <w:multiLevelType w:val="multilevel"/>
-    <w:tmpl w:val="99B4F9D2"/>
-    <w:lvl w:ilvl="0">
-      <w:start w:val="1"/>
-      <w:numFmt w:val="decimal"/>
-      <w:lvlText w:val="%1."/>
-      <w:lvlJc w:val="left"/>
-      <w:pPr>
-        <w:tabs>
-          <w:tab w:val="num" w:pos="720"/>
-        </w:tabs>
-        <w:ind w:left="720" w:hanging="360"/>
-      </w:pPr>
-    </w:lvl>
-    <w:lvl w:ilvl="1" w:tentative="1">
-      <w:start w:val="1"/>
-      <w:numFmt w:val="decimal"/>
-      <w:lvlText w:val="%2."/>
-      <w:lvlJc w:val="left"/>
-      <w:pPr>
-        <w:tabs>
-          <w:tab w:val="num" w:pos="1440"/>
-        </w:tabs>
-        <w:ind w:left="1440" w:hanging="360"/>
-      </w:pPr>
-    </w:lvl>
-    <w:lvl w:ilvl="2" w:tentative="1">
-      <w:start w:val="1"/>
-      <w:numFmt w:val="decimal"/>
-      <w:lvlText w:val="%3."/>
-      <w:lvlJc w:val="left"/>
-      <w:pPr>
-        <w:tabs>
-          <w:tab w:val="num" w:pos="2160"/>
-        </w:tabs>
-        <w:ind w:left="2160" w:hanging="360"/>
-      </w:pPr>
-    </w:lvl>
-    <w:lvl w:ilvl="3" w:tentative="1">
-      <w:start w:val="1"/>
-      <w:numFmt w:val="decimal"/>
-      <w:lvlText w:val="%4."/>
-      <w:lvlJc w:val="left"/>
-      <w:pPr>
-        <w:tabs>
-          <w:tab w:val="num" w:pos="2880"/>
-        </w:tabs>
-        <w:ind w:left="2880" w:hanging="360"/>
-      </w:pPr>
-    </w:lvl>
-    <w:lvl w:ilvl="4" w:tentative="1">
-      <w:start w:val="1"/>
-      <w:numFmt w:val="decimal"/>
-      <w:lvlText w:val="%5."/>
-      <w:lvlJc w:val="left"/>
-      <w:pPr>
-        <w:tabs>
-          <w:tab w:val="num" w:pos="3600"/>
-        </w:tabs>
-        <w:ind w:left="3600" w:hanging="360"/>
-      </w:pPr>
-    </w:lvl>
-    <w:lvl w:ilvl="5" w:tentative="1">
-      <w:start w:val="1"/>
-      <w:numFmt w:val="decimal"/>
-      <w:lvlText w:val="%6."/>
-      <w:lvlJc w:val="left"/>
-      <w:pPr>
-        <w:tabs>
-          <w:tab w:val="num" w:pos="4320"/>
-        </w:tabs>
-        <w:ind w:left="4320" w:hanging="360"/>
-      </w:pPr>
-    </w:lvl>
-    <w:lvl w:ilvl="6" w:tentative="1">
-      <w:start w:val="1"/>
-      <w:numFmt w:val="decimal"/>
-      <w:lvlText w:val="%7."/>
-      <w:lvlJc w:val="left"/>
-      <w:pPr>
-        <w:tabs>
-          <w:tab w:val="num" w:pos="5040"/>
-        </w:tabs>
-        <w:ind w:left="5040" w:hanging="360"/>
-      </w:pPr>
-    </w:lvl>
-    <w:lvl w:ilvl="7" w:tentative="1">
-      <w:start w:val="1"/>
-      <w:numFmt w:val="decimal"/>
-      <w:lvlText w:val="%8."/>
-      <w:lvlJc w:val="left"/>
-      <w:pPr>
-        <w:tabs>
-          <w:tab w:val="num" w:pos="5760"/>
-        </w:tabs>
-        <w:ind w:left="5760" w:hanging="360"/>
-      </w:pPr>
-    </w:lvl>
-    <w:lvl w:ilvl="8" w:tentative="1">
-      <w:start w:val="1"/>
-      <w:numFmt w:val="decimal"/>
-      <w:lvlText w:val="%9."/>
-      <w:lvlJc w:val="left"/>
-      <w:pPr>
-        <w:tabs>
-          <w:tab w:val="num" w:pos="6480"/>
-        </w:tabs>
-        <w:ind w:left="6480" w:hanging="360"/>
-      </w:pPr>
-    </w:lvl>
-  </w:abstractNum>
-  <w:abstractNum w:abstractNumId="7" w15:restartNumberingAfterBreak="0">
-    <w:nsid w:val="21445F76"/>
-    <w:multiLevelType w:val="multilevel"/>
-    <w:tmpl w:val="01B6215C"/>
+    <w:tmpl w:val="2780C0BE"/>
     <w:lvl w:ilvl="0">
       <w:start w:val="1"/>
       <w:numFmt w:val="bullet"/>
@@ -13894,10 +14755,123 @@
       </w:rPr>
     </w:lvl>
   </w:abstractNum>
+  <w:abstractNum w:abstractNumId="7" w15:restartNumberingAfterBreak="0">
+    <w:nsid w:val="210913C6"/>
+    <w:multiLevelType w:val="multilevel"/>
+    <w:tmpl w:val="99B4F9D2"/>
+    <w:lvl w:ilvl="0">
+      <w:start w:val="1"/>
+      <w:numFmt w:val="decimal"/>
+      <w:lvlText w:val="%1."/>
+      <w:lvlJc w:val="left"/>
+      <w:pPr>
+        <w:tabs>
+          <w:tab w:val="num" w:pos="720"/>
+        </w:tabs>
+        <w:ind w:left="720" w:hanging="360"/>
+      </w:pPr>
+    </w:lvl>
+    <w:lvl w:ilvl="1" w:tentative="1">
+      <w:start w:val="1"/>
+      <w:numFmt w:val="decimal"/>
+      <w:lvlText w:val="%2."/>
+      <w:lvlJc w:val="left"/>
+      <w:pPr>
+        <w:tabs>
+          <w:tab w:val="num" w:pos="1440"/>
+        </w:tabs>
+        <w:ind w:left="1440" w:hanging="360"/>
+      </w:pPr>
+    </w:lvl>
+    <w:lvl w:ilvl="2" w:tentative="1">
+      <w:start w:val="1"/>
+      <w:numFmt w:val="decimal"/>
+      <w:lvlText w:val="%3."/>
+      <w:lvlJc w:val="left"/>
+      <w:pPr>
+        <w:tabs>
+          <w:tab w:val="num" w:pos="2160"/>
+        </w:tabs>
+        <w:ind w:left="2160" w:hanging="360"/>
+      </w:pPr>
+    </w:lvl>
+    <w:lvl w:ilvl="3" w:tentative="1">
+      <w:start w:val="1"/>
+      <w:numFmt w:val="decimal"/>
+      <w:lvlText w:val="%4."/>
+      <w:lvlJc w:val="left"/>
+      <w:pPr>
+        <w:tabs>
+          <w:tab w:val="num" w:pos="2880"/>
+        </w:tabs>
+        <w:ind w:left="2880" w:hanging="360"/>
+      </w:pPr>
+    </w:lvl>
+    <w:lvl w:ilvl="4" w:tentative="1">
+      <w:start w:val="1"/>
+      <w:numFmt w:val="decimal"/>
+      <w:lvlText w:val="%5."/>
+      <w:lvlJc w:val="left"/>
+      <w:pPr>
+        <w:tabs>
+          <w:tab w:val="num" w:pos="3600"/>
+        </w:tabs>
+        <w:ind w:left="3600" w:hanging="360"/>
+      </w:pPr>
+    </w:lvl>
+    <w:lvl w:ilvl="5" w:tentative="1">
+      <w:start w:val="1"/>
+      <w:numFmt w:val="decimal"/>
+      <w:lvlText w:val="%6."/>
+      <w:lvlJc w:val="left"/>
+      <w:pPr>
+        <w:tabs>
+          <w:tab w:val="num" w:pos="4320"/>
+        </w:tabs>
+        <w:ind w:left="4320" w:hanging="360"/>
+      </w:pPr>
+    </w:lvl>
+    <w:lvl w:ilvl="6" w:tentative="1">
+      <w:start w:val="1"/>
+      <w:numFmt w:val="decimal"/>
+      <w:lvlText w:val="%7."/>
+      <w:lvlJc w:val="left"/>
+      <w:pPr>
+        <w:tabs>
+          <w:tab w:val="num" w:pos="5040"/>
+        </w:tabs>
+        <w:ind w:left="5040" w:hanging="360"/>
+      </w:pPr>
+    </w:lvl>
+    <w:lvl w:ilvl="7" w:tentative="1">
+      <w:start w:val="1"/>
+      <w:numFmt w:val="decimal"/>
+      <w:lvlText w:val="%8."/>
+      <w:lvlJc w:val="left"/>
+      <w:pPr>
+        <w:tabs>
+          <w:tab w:val="num" w:pos="5760"/>
+        </w:tabs>
+        <w:ind w:left="5760" w:hanging="360"/>
+      </w:pPr>
+    </w:lvl>
+    <w:lvl w:ilvl="8" w:tentative="1">
+      <w:start w:val="1"/>
+      <w:numFmt w:val="decimal"/>
+      <w:lvlText w:val="%9."/>
+      <w:lvlJc w:val="left"/>
+      <w:pPr>
+        <w:tabs>
+          <w:tab w:val="num" w:pos="6480"/>
+        </w:tabs>
+        <w:ind w:left="6480" w:hanging="360"/>
+      </w:pPr>
+    </w:lvl>
+  </w:abstractNum>
   <w:abstractNum w:abstractNumId="8" w15:restartNumberingAfterBreak="0">
-    <w:nsid w:val="24034EE8"/>
+    <w:nsid w:val="21445F76"/>
     <w:multiLevelType w:val="multilevel"/>
-    <w:tmpl w:val="A1FCB6DC"/>
+    <w:tmpl w:val="01B6215C"/>
     <w:lvl w:ilvl="0">
       <w:start w:val="1"/>
       <w:numFmt w:val="bullet"/>
@@ -14044,9 +15018,9 @@
     </w:lvl>
   </w:abstractNum>
   <w:abstractNum w:abstractNumId="9" w15:restartNumberingAfterBreak="0">
-    <w:nsid w:val="364D69A3"/>
+    <w:nsid w:val="24034EE8"/>
     <w:multiLevelType w:val="multilevel"/>
-    <w:tmpl w:val="BC361C44"/>
+    <w:tmpl w:val="A1FCB6DC"/>
     <w:lvl w:ilvl="0">
       <w:start w:val="1"/>
       <w:numFmt w:val="bullet"/>
@@ -14193,9 +15167,9 @@
     </w:lvl>
   </w:abstractNum>
   <w:abstractNum w:abstractNumId="10" w15:restartNumberingAfterBreak="0">
-    <w:nsid w:val="3EEC2A51"/>
+    <w:nsid w:val="364D69A3"/>
     <w:multiLevelType w:val="multilevel"/>
-    <w:tmpl w:val="5CDA77C6"/>
+    <w:tmpl w:val="BC361C44"/>
     <w:lvl w:ilvl="0">
       <w:start w:val="1"/>
       <w:numFmt w:val="bullet"/>
@@ -14342,9 +15316,9 @@
     </w:lvl>
   </w:abstractNum>
   <w:abstractNum w:abstractNumId="11" w15:restartNumberingAfterBreak="0">
-    <w:nsid w:val="401D4BC1"/>
+    <w:nsid w:val="3EEC2A51"/>
     <w:multiLevelType w:val="multilevel"/>
-    <w:tmpl w:val="BA284AE0"/>
+    <w:tmpl w:val="5CDA77C6"/>
     <w:lvl w:ilvl="0">
       <w:start w:val="1"/>
       <w:numFmt w:val="bullet"/>
@@ -14491,122 +15465,9 @@
     </w:lvl>
   </w:abstractNum>
   <w:abstractNum w:abstractNumId="12" w15:restartNumberingAfterBreak="0">
-    <w:nsid w:val="47E67E59"/>
+    <w:nsid w:val="401D4BC1"/>
     <w:multiLevelType w:val="multilevel"/>
-    <w:tmpl w:val="CA268E22"/>
-    <w:lvl w:ilvl="0">
-      <w:start w:val="1"/>
-      <w:numFmt w:val="decimal"/>
-      <w:lvlText w:val="%1."/>
-      <w:lvlJc w:val="left"/>
-      <w:pPr>
-        <w:tabs>
-          <w:tab w:val="num" w:pos="720"/>
-        </w:tabs>
-        <w:ind w:left="720" w:hanging="360"/>
-      </w:pPr>
-    </w:lvl>
-    <w:lvl w:ilvl="1" w:tentative="1">
-      <w:start w:val="1"/>
-      <w:numFmt w:val="decimal"/>
-      <w:lvlText w:val="%2."/>
-      <w:lvlJc w:val="left"/>
-      <w:pPr>
-        <w:tabs>
-          <w:tab w:val="num" w:pos="1440"/>
-        </w:tabs>
-        <w:ind w:left="1440" w:hanging="360"/>
-      </w:pPr>
-    </w:lvl>
-    <w:lvl w:ilvl="2" w:tentative="1">
-      <w:start w:val="1"/>
-      <w:numFmt w:val="decimal"/>
-      <w:lvlText w:val="%3."/>
-      <w:lvlJc w:val="left"/>
-      <w:pPr>
-        <w:tabs>
-          <w:tab w:val="num" w:pos="2160"/>
-        </w:tabs>
-        <w:ind w:left="2160" w:hanging="360"/>
-      </w:pPr>
-    </w:lvl>
-    <w:lvl w:ilvl="3" w:tentative="1">
-      <w:start w:val="1"/>
-      <w:numFmt w:val="decimal"/>
-      <w:lvlText w:val="%4."/>
-      <w:lvlJc w:val="left"/>
-      <w:pPr>
-        <w:tabs>
-          <w:tab w:val="num" w:pos="2880"/>
-        </w:tabs>
-        <w:ind w:left="2880" w:hanging="360"/>
-      </w:pPr>
-    </w:lvl>
-    <w:lvl w:ilvl="4" w:tentative="1">
-      <w:start w:val="1"/>
-      <w:numFmt w:val="decimal"/>
-      <w:lvlText w:val="%5."/>
-      <w:lvlJc w:val="left"/>
-      <w:pPr>
-        <w:tabs>
-          <w:tab w:val="num" w:pos="3600"/>
-        </w:tabs>
-        <w:ind w:left="3600" w:hanging="360"/>
-      </w:pPr>
-    </w:lvl>
-    <w:lvl w:ilvl="5" w:tentative="1">
-      <w:start w:val="1"/>
-      <w:numFmt w:val="decimal"/>
-      <w:lvlText w:val="%6."/>
-      <w:lvlJc w:val="left"/>
-      <w:pPr>
-        <w:tabs>
-          <w:tab w:val="num" w:pos="4320"/>
-        </w:tabs>
-        <w:ind w:left="4320" w:hanging="360"/>
-      </w:pPr>
-    </w:lvl>
-    <w:lvl w:ilvl="6" w:tentative="1">
-      <w:start w:val="1"/>
-      <w:numFmt w:val="decimal"/>
-      <w:lvlText w:val="%7."/>
-      <w:lvlJc w:val="left"/>
-      <w:pPr>
-        <w:tabs>
-          <w:tab w:val="num" w:pos="5040"/>
-        </w:tabs>
-        <w:ind w:left="5040" w:hanging="360"/>
-      </w:pPr>
-    </w:lvl>
-    <w:lvl w:ilvl="7" w:tentative="1">
-      <w:start w:val="1"/>
-      <w:numFmt w:val="decimal"/>
-      <w:lvlText w:val="%8."/>
-      <w:lvlJc w:val="left"/>
-      <w:pPr>
-        <w:tabs>
-          <w:tab w:val="num" w:pos="5760"/>
-        </w:tabs>
-        <w:ind w:left="5760" w:hanging="360"/>
-      </w:pPr>
-    </w:lvl>
-    <w:lvl w:ilvl="8" w:tentative="1">
-      <w:start w:val="1"/>
-      <w:numFmt w:val="decimal"/>
-      <w:lvlText w:val="%9."/>
-      <w:lvlJc w:val="left"/>
-      <w:pPr>
-        <w:tabs>
-          <w:tab w:val="num" w:pos="6480"/>
-        </w:tabs>
-        <w:ind w:left="6480" w:hanging="360"/>
-      </w:pPr>
-    </w:lvl>
-  </w:abstractNum>
-  <w:abstractNum w:abstractNumId="13" w15:restartNumberingAfterBreak="0">
-    <w:nsid w:val="58DA6F85"/>
-    <w:multiLevelType w:val="multilevel"/>
-    <w:tmpl w:val="2B641100"/>
+    <w:tmpl w:val="BA284AE0"/>
     <w:lvl w:ilvl="0">
       <w:start w:val="1"/>
       <w:numFmt w:val="bullet"/>
@@ -14752,10 +15613,123 @@
       </w:rPr>
     </w:lvl>
   </w:abstractNum>
+  <w:abstractNum w:abstractNumId="13" w15:restartNumberingAfterBreak="0">
+    <w:nsid w:val="47E67E59"/>
+    <w:multiLevelType w:val="multilevel"/>
+    <w:tmpl w:val="CA268E22"/>
+    <w:lvl w:ilvl="0">
+      <w:start w:val="1"/>
+      <w:numFmt w:val="decimal"/>
+      <w:lvlText w:val="%1."/>
+      <w:lvlJc w:val="left"/>
+      <w:pPr>
+        <w:tabs>
+          <w:tab w:val="num" w:pos="720"/>
+        </w:tabs>
+        <w:ind w:left="720" w:hanging="360"/>
+      </w:pPr>
+    </w:lvl>
+    <w:lvl w:ilvl="1" w:tentative="1">
+      <w:start w:val="1"/>
+      <w:numFmt w:val="decimal"/>
+      <w:lvlText w:val="%2."/>
+      <w:lvlJc w:val="left"/>
+      <w:pPr>
+        <w:tabs>
+          <w:tab w:val="num" w:pos="1440"/>
+        </w:tabs>
+        <w:ind w:left="1440" w:hanging="360"/>
+      </w:pPr>
+    </w:lvl>
+    <w:lvl w:ilvl="2" w:tentative="1">
+      <w:start w:val="1"/>
+      <w:numFmt w:val="decimal"/>
+      <w:lvlText w:val="%3."/>
+      <w:lvlJc w:val="left"/>
+      <w:pPr>
+        <w:tabs>
+          <w:tab w:val="num" w:pos="2160"/>
+        </w:tabs>
+        <w:ind w:left="2160" w:hanging="360"/>
+      </w:pPr>
+    </w:lvl>
+    <w:lvl w:ilvl="3" w:tentative="1">
+      <w:start w:val="1"/>
+      <w:numFmt w:val="decimal"/>
+      <w:lvlText w:val="%4."/>
+      <w:lvlJc w:val="left"/>
+      <w:pPr>
+        <w:tabs>
+          <w:tab w:val="num" w:pos="2880"/>
+        </w:tabs>
+        <w:ind w:left="2880" w:hanging="360"/>
+      </w:pPr>
+    </w:lvl>
+    <w:lvl w:ilvl="4" w:tentative="1">
+      <w:start w:val="1"/>
+      <w:numFmt w:val="decimal"/>
+      <w:lvlText w:val="%5."/>
+      <w:lvlJc w:val="left"/>
+      <w:pPr>
+        <w:tabs>
+          <w:tab w:val="num" w:pos="3600"/>
+        </w:tabs>
+        <w:ind w:left="3600" w:hanging="360"/>
+      </w:pPr>
+    </w:lvl>
+    <w:lvl w:ilvl="5" w:tentative="1">
+      <w:start w:val="1"/>
+      <w:numFmt w:val="decimal"/>
+      <w:lvlText w:val="%6."/>
+      <w:lvlJc w:val="left"/>
+      <w:pPr>
+        <w:tabs>
+          <w:tab w:val="num" w:pos="4320"/>
+        </w:tabs>
+        <w:ind w:left="4320" w:hanging="360"/>
+      </w:pPr>
+    </w:lvl>
+    <w:lvl w:ilvl="6" w:tentative="1">
+      <w:start w:val="1"/>
+      <w:numFmt w:val="decimal"/>
+      <w:lvlText w:val="%7."/>
+      <w:lvlJc w:val="left"/>
+      <w:pPr>
+        <w:tabs>
+          <w:tab w:val="num" w:pos="5040"/>
+        </w:tabs>
+        <w:ind w:left="5040" w:hanging="360"/>
+      </w:pPr>
+    </w:lvl>
+    <w:lvl w:ilvl="7" w:tentative="1">
+      <w:start w:val="1"/>
+      <w:numFmt w:val="decimal"/>
+      <w:lvlText w:val="%8."/>
+      <w:lvlJc w:val="left"/>
+      <w:pPr>
+        <w:tabs>
+          <w:tab w:val="num" w:pos="5760"/>
+        </w:tabs>
+        <w:ind w:left="5760" w:hanging="360"/>
+      </w:pPr>
+    </w:lvl>
+    <w:lvl w:ilvl="8" w:tentative="1">
+      <w:start w:val="1"/>
+      <w:numFmt w:val="decimal"/>
+      <w:lvlText w:val="%9."/>
+      <w:lvlJc w:val="left"/>
+      <w:pPr>
+        <w:tabs>
+          <w:tab w:val="num" w:pos="6480"/>
+        </w:tabs>
+        <w:ind w:left="6480" w:hanging="360"/>
+      </w:pPr>
+    </w:lvl>
+  </w:abstractNum>
   <w:abstractNum w:abstractNumId="14" w15:restartNumberingAfterBreak="0">
-    <w:nsid w:val="5B644355"/>
+    <w:nsid w:val="58DA6F85"/>
     <w:multiLevelType w:val="multilevel"/>
-    <w:tmpl w:val="C8C4940A"/>
+    <w:tmpl w:val="2B641100"/>
     <w:lvl w:ilvl="0">
       <w:start w:val="1"/>
       <w:numFmt w:val="bullet"/>
@@ -14902,9 +15876,9 @@
     </w:lvl>
   </w:abstractNum>
   <w:abstractNum w:abstractNumId="15" w15:restartNumberingAfterBreak="0">
-    <w:nsid w:val="5EDC683A"/>
+    <w:nsid w:val="5B644355"/>
     <w:multiLevelType w:val="multilevel"/>
-    <w:tmpl w:val="72B03592"/>
+    <w:tmpl w:val="C8C4940A"/>
     <w:lvl w:ilvl="0">
       <w:start w:val="1"/>
       <w:numFmt w:val="bullet"/>
@@ -15051,9 +16025,9 @@
     </w:lvl>
   </w:abstractNum>
   <w:abstractNum w:abstractNumId="16" w15:restartNumberingAfterBreak="0">
-    <w:nsid w:val="738B6E35"/>
+    <w:nsid w:val="5EDC683A"/>
     <w:multiLevelType w:val="multilevel"/>
-    <w:tmpl w:val="515E0088"/>
+    <w:tmpl w:val="72B03592"/>
     <w:lvl w:ilvl="0">
       <w:start w:val="1"/>
       <w:numFmt w:val="bullet"/>
@@ -15200,9 +16174,9 @@
     </w:lvl>
   </w:abstractNum>
   <w:abstractNum w:abstractNumId="17" w15:restartNumberingAfterBreak="0">
-    <w:nsid w:val="75924592"/>
+    <w:nsid w:val="738B6E35"/>
     <w:multiLevelType w:val="multilevel"/>
-    <w:tmpl w:val="8ED85C18"/>
+    <w:tmpl w:val="515E0088"/>
     <w:lvl w:ilvl="0">
       <w:start w:val="1"/>
       <w:numFmt w:val="bullet"/>
@@ -15349,6 +16323,155 @@
     </w:lvl>
   </w:abstractNum>
   <w:abstractNum w:abstractNumId="18" w15:restartNumberingAfterBreak="0">
+    <w:nsid w:val="75924592"/>
+    <w:multiLevelType w:val="multilevel"/>
+    <w:tmpl w:val="8ED85C18"/>
+    <w:lvl w:ilvl="0">
+      <w:start w:val="1"/>
+      <w:numFmt w:val="bullet"/>
+      <w:lvlText w:val=""/>
+      <w:lvlJc w:val="left"/>
+      <w:pPr>
+        <w:tabs>
+          <w:tab w:val="num" w:pos="720"/>
+        </w:tabs>
+        <w:ind w:left="720" w:hanging="360"/>
+      </w:pPr>
+      <w:rPr>
+        <w:rFonts w:ascii="Symbol" w:hAnsi="Symbol" w:hint="default"/>
+        <w:sz w:val="20"/>
+      </w:rPr>
+    </w:lvl>
+    <w:lvl w:ilvl="1" w:tentative="1">
+      <w:start w:val="1"/>
+      <w:numFmt w:val="bullet"/>
+      <w:lvlText w:val="o"/>
+      <w:lvlJc w:val="left"/>
+      <w:pPr>
+        <w:tabs>
+          <w:tab w:val="num" w:pos="1440"/>
+        </w:tabs>
+        <w:ind w:left="1440" w:hanging="360"/>
+      </w:pPr>
+      <w:rPr>
+        <w:rFonts w:ascii="Courier New" w:hAnsi="Courier New" w:hint="default"/>
+        <w:sz w:val="20"/>
+      </w:rPr>
+    </w:lvl>
+    <w:lvl w:ilvl="2" w:tentative="1">
+      <w:start w:val="1"/>
+      <w:numFmt w:val="bullet"/>
+      <w:lvlText w:val=""/>
+      <w:lvlJc w:val="left"/>
+      <w:pPr>
+        <w:tabs>
+          <w:tab w:val="num" w:pos="2160"/>
+        </w:tabs>
+        <w:ind w:left="2160" w:hanging="360"/>
+      </w:pPr>
+      <w:rPr>
+        <w:rFonts w:ascii="Wingdings" w:hAnsi="Wingdings" w:hint="default"/>
+        <w:sz w:val="20"/>
+      </w:rPr>
+    </w:lvl>
+    <w:lvl w:ilvl="3" w:tentative="1">
+      <w:start w:val="1"/>
+      <w:numFmt w:val="bullet"/>
+      <w:lvlText w:val=""/>
+      <w:lvlJc w:val="left"/>
+      <w:pPr>
+        <w:tabs>
+          <w:tab w:val="num" w:pos="2880"/>
+        </w:tabs>
+        <w:ind w:left="2880" w:hanging="360"/>
+      </w:pPr>
+      <w:rPr>
+        <w:rFonts w:ascii="Wingdings" w:hAnsi="Wingdings" w:hint="default"/>
+        <w:sz w:val="20"/>
+      </w:rPr>
+    </w:lvl>
+    <w:lvl w:ilvl="4" w:tentative="1">
+      <w:start w:val="1"/>
+      <w:numFmt w:val="bullet"/>
+      <w:lvlText w:val=""/>
+      <w:lvlJc w:val="left"/>
+      <w:pPr>
+        <w:tabs>
+          <w:tab w:val="num" w:pos="3600"/>
+        </w:tabs>
+        <w:ind w:left="3600" w:hanging="360"/>
+      </w:pPr>
+      <w:rPr>
+        <w:rFonts w:ascii="Wingdings" w:hAnsi="Wingdings" w:hint="default"/>
+        <w:sz w:val="20"/>
+      </w:rPr>
+    </w:lvl>
+    <w:lvl w:ilvl="5" w:tentative="1">
+      <w:start w:val="1"/>
+      <w:numFmt w:val="bullet"/>
+      <w:lvlText w:val=""/>
+      <w:lvlJc w:val="left"/>
+      <w:pPr>
+        <w:tabs>
+          <w:tab w:val="num" w:pos="4320"/>
+        </w:tabs>
+        <w:ind w:left="4320" w:hanging="360"/>
+      </w:pPr>
+      <w:rPr>
+        <w:rFonts w:ascii="Wingdings" w:hAnsi="Wingdings" w:hint="default"/>
+        <w:sz w:val="20"/>
+      </w:rPr>
+    </w:lvl>
+    <w:lvl w:ilvl="6" w:tentative="1">
+      <w:start w:val="1"/>
+      <w:numFmt w:val="bullet"/>
+      <w:lvlText w:val=""/>
+      <w:lvlJc w:val="left"/>
+      <w:pPr>
+        <w:tabs>
+          <w:tab w:val="num" w:pos="5040"/>
+        </w:tabs>
+        <w:ind w:left="5040" w:hanging="360"/>
+      </w:pPr>
+      <w:rPr>
+        <w:rFonts w:ascii="Wingdings" w:hAnsi="Wingdings" w:hint="default"/>
+        <w:sz w:val="20"/>
+      </w:rPr>
+    </w:lvl>
+    <w:lvl w:ilvl="7" w:tentative="1">
+      <w:start w:val="1"/>
+      <w:numFmt w:val="bullet"/>
+      <w:lvlText w:val=""/>
+      <w:lvlJc w:val="left"/>
+      <w:pPr>
+        <w:tabs>
+          <w:tab w:val="num" w:pos="5760"/>
+        </w:tabs>
+        <w:ind w:left="5760" w:hanging="360"/>
+      </w:pPr>
+      <w:rPr>
+        <w:rFonts w:ascii="Wingdings" w:hAnsi="Wingdings" w:hint="default"/>
+        <w:sz w:val="20"/>
+      </w:rPr>
+    </w:lvl>
+    <w:lvl w:ilvl="8" w:tentative="1">
+      <w:start w:val="1"/>
+      <w:numFmt w:val="bullet"/>
+      <w:lvlText w:val=""/>
+      <w:lvlJc w:val="left"/>
+      <w:pPr>
+        <w:tabs>
+          <w:tab w:val="num" w:pos="6480"/>
+        </w:tabs>
+        <w:ind w:left="6480" w:hanging="360"/>
+      </w:pPr>
+      <w:rPr>
+        <w:rFonts w:ascii="Wingdings" w:hAnsi="Wingdings" w:hint="default"/>
+        <w:sz w:val="20"/>
+      </w:rPr>
+    </w:lvl>
+  </w:abstractNum>
+  <w:abstractNum w:abstractNumId="19" w15:restartNumberingAfterBreak="0">
     <w:nsid w:val="78F0521E"/>
     <w:multiLevelType w:val="multilevel"/>
     <w:tmpl w:val="1A4E8468"/>
@@ -15465,58 +16588,61 @@
     <w:abstractNumId w:val="3"/>
   </w:num>
   <w:num w:numId="2" w16cid:durableId="1514608824">
-    <w:abstractNumId w:val="14"/>
+    <w:abstractNumId w:val="15"/>
   </w:num>
   <w:num w:numId="3" w16cid:durableId="2032609417">
-    <w:abstractNumId w:val="11"/>
+    <w:abstractNumId w:val="12"/>
   </w:num>
   <w:num w:numId="4" w16cid:durableId="1838182783">
     <w:abstractNumId w:val="2"/>
   </w:num>
   <w:num w:numId="5" w16cid:durableId="1214004203">
+    <w:abstractNumId w:val="9"/>
+  </w:num>
+  <w:num w:numId="6" w16cid:durableId="1157185540">
+    <w:abstractNumId w:val="16"/>
+  </w:num>
+  <w:num w:numId="7" w16cid:durableId="71464936">
     <w:abstractNumId w:val="8"/>
   </w:num>
-  <w:num w:numId="6" w16cid:durableId="1157185540">
-    <w:abstractNumId w:val="15"/>
-  </w:num>
-  <w:num w:numId="7" w16cid:durableId="71464936">
+  <w:num w:numId="8" w16cid:durableId="1099451381">
     <w:abstractNumId w:val="7"/>
   </w:num>
-  <w:num w:numId="8" w16cid:durableId="1099451381">
-    <w:abstractNumId w:val="6"/>
-  </w:num>
   <w:num w:numId="9" w16cid:durableId="323121148">
-    <w:abstractNumId w:val="12"/>
+    <w:abstractNumId w:val="13"/>
   </w:num>
   <w:num w:numId="10" w16cid:durableId="1218128265">
-    <w:abstractNumId w:val="13"/>
+    <w:abstractNumId w:val="14"/>
   </w:num>
   <w:num w:numId="11" w16cid:durableId="244145621">
-    <w:abstractNumId w:val="4"/>
+    <w:abstractNumId w:val="5"/>
   </w:num>
   <w:num w:numId="12" w16cid:durableId="1831017947">
-    <w:abstractNumId w:val="9"/>
+    <w:abstractNumId w:val="10"/>
   </w:num>
   <w:num w:numId="13" w16cid:durableId="1196624732">
     <w:abstractNumId w:val="1"/>
   </w:num>
   <w:num w:numId="14" w16cid:durableId="822281305">
-    <w:abstractNumId w:val="10"/>
+    <w:abstractNumId w:val="11"/>
   </w:num>
   <w:num w:numId="15" w16cid:durableId="1499803698">
-    <w:abstractNumId w:val="16"/>
+    <w:abstractNumId w:val="17"/>
   </w:num>
   <w:num w:numId="16" w16cid:durableId="1505246961">
-    <w:abstractNumId w:val="5"/>
+    <w:abstractNumId w:val="6"/>
   </w:num>
   <w:num w:numId="17" w16cid:durableId="1272514484">
-    <w:abstractNumId w:val="17"/>
+    <w:abstractNumId w:val="18"/>
   </w:num>
   <w:num w:numId="18" w16cid:durableId="1491369484">
     <w:abstractNumId w:val="0"/>
   </w:num>
   <w:num w:numId="19" w16cid:durableId="2140537318">
-    <w:abstractNumId w:val="18"/>
+    <w:abstractNumId w:val="19"/>
+  </w:num>
+  <w:num w:numId="20" w16cid:durableId="131219892">
+    <w:abstractNumId w:val="4"/>
   </w:num>
 </w:numbering>
 </file>

--- a/anomaly_detection/FFT/sensor_data/Anomaly detection using Fast Fourier Transform.docx
+++ b/anomaly_detection/FFT/sensor_data/Anomaly detection using Fast Fourier Transform.docx
@@ -38,7 +38,7 @@
           <w:sz w:val="16"/>
           <w:szCs w:val="16"/>
         </w:rPr>
-        <w:t>2</w:t>
+        <w:t>4</w:t>
       </w:r>
       <w:r>
         <w:rPr>
@@ -309,7 +309,7 @@
           <w:r>
             <w:fldChar w:fldCharType="separate"/>
           </w:r>
-          <w:hyperlink w:anchor="_Toc240088213" w:history="1">
+          <w:hyperlink w:anchor="_Toc240174549" w:history="1">
             <w:r>
               <w:rPr>
                 <w:rStyle w:val="Hyperlink"/>
@@ -336,7 +336,7 @@
                 <w:noProof/>
                 <w:webHidden/>
               </w:rPr>
-              <w:instrText xml:space="preserve"> PAGEREF _Toc240088213 \h </w:instrText>
+              <w:instrText xml:space="preserve"> PAGEREF _Toc240174549 \h </w:instrText>
             </w:r>
             <w:r>
               <w:rPr>
@@ -379,7 +379,7 @@
               <w:lang w:eastAsia="en-IN"/>
             </w:rPr>
           </w:pPr>
-          <w:hyperlink w:anchor="_Toc240088214" w:history="1">
+          <w:hyperlink w:anchor="_Toc240174550" w:history="1">
             <w:r>
               <w:rPr>
                 <w:rStyle w:val="Hyperlink"/>
@@ -406,7 +406,7 @@
                 <w:noProof/>
                 <w:webHidden/>
               </w:rPr>
-              <w:instrText xml:space="preserve"> PAGEREF _Toc240088214 \h </w:instrText>
+              <w:instrText xml:space="preserve"> PAGEREF _Toc240174550 \h </w:instrText>
             </w:r>
             <w:r>
               <w:rPr>
@@ -427,6 +427,76 @@
                 <w:webHidden/>
               </w:rPr>
               <w:t>2</w:t>
+            </w:r>
+            <w:r>
+              <w:rPr>
+                <w:noProof/>
+                <w:webHidden/>
+              </w:rPr>
+              <w:fldChar w:fldCharType="end"/>
+            </w:r>
+          </w:hyperlink>
+        </w:p>
+        <w:p>
+          <w:pPr>
+            <w:pStyle w:val="TOC2"/>
+            <w:tabs>
+              <w:tab w:val="right" w:leader="dot" w:pos="9016"/>
+            </w:tabs>
+            <w:rPr>
+              <w:rFonts w:eastAsiaTheme="minorEastAsia"/>
+              <w:noProof/>
+              <w:lang w:eastAsia="en-IN"/>
+            </w:rPr>
+          </w:pPr>
+          <w:hyperlink w:anchor="_Toc240174551" w:history="1">
+            <w:r>
+              <w:rPr>
+                <w:rStyle w:val="Hyperlink"/>
+                <w:noProof/>
+              </w:rPr>
+              <w:t>Experiments on Colab:</w:t>
+            </w:r>
+            <w:r>
+              <w:rPr>
+                <w:noProof/>
+                <w:webHidden/>
+              </w:rPr>
+              <w:tab/>
+            </w:r>
+            <w:r>
+              <w:rPr>
+                <w:noProof/>
+                <w:webHidden/>
+              </w:rPr>
+              <w:fldChar w:fldCharType="begin"/>
+            </w:r>
+            <w:r>
+              <w:rPr>
+                <w:noProof/>
+                <w:webHidden/>
+              </w:rPr>
+              <w:instrText xml:space="preserve"> PAGEREF _Toc240174551 \h </w:instrText>
+            </w:r>
+            <w:r>
+              <w:rPr>
+                <w:noProof/>
+                <w:webHidden/>
+              </w:rPr>
+            </w:r>
+            <w:r>
+              <w:rPr>
+                <w:noProof/>
+                <w:webHidden/>
+              </w:rPr>
+              <w:fldChar w:fldCharType="separate"/>
+            </w:r>
+            <w:r>
+              <w:rPr>
+                <w:noProof/>
+                <w:webHidden/>
+              </w:rPr>
+              <w:t>5</w:t>
             </w:r>
             <w:r>
               <w:rPr>
@@ -449,7 +519,7 @@
               <w:lang w:eastAsia="en-IN"/>
             </w:rPr>
           </w:pPr>
-          <w:hyperlink w:anchor="_Toc240088215" w:history="1">
+          <w:hyperlink w:anchor="_Toc240174552" w:history="1">
             <w:r>
               <w:rPr>
                 <w:rStyle w:val="Hyperlink"/>
@@ -476,7 +546,7 @@
                 <w:noProof/>
                 <w:webHidden/>
               </w:rPr>
-              <w:instrText xml:space="preserve"> PAGEREF _Toc240088215 \h </w:instrText>
+              <w:instrText xml:space="preserve"> PAGEREF _Toc240174552 \h </w:instrText>
             </w:r>
             <w:r>
               <w:rPr>
@@ -496,7 +566,7 @@
                 <w:noProof/>
                 <w:webHidden/>
               </w:rPr>
-              <w:t>4</w:t>
+              <w:t>6</w:t>
             </w:r>
             <w:r>
               <w:rPr>
@@ -519,7 +589,7 @@
               <w:lang w:eastAsia="en-IN"/>
             </w:rPr>
           </w:pPr>
-          <w:hyperlink w:anchor="_Toc240088216" w:history="1">
+          <w:hyperlink w:anchor="_Toc240174553" w:history="1">
             <w:r>
               <w:rPr>
                 <w:rStyle w:val="Hyperlink"/>
@@ -546,7 +616,7 @@
                 <w:noProof/>
                 <w:webHidden/>
               </w:rPr>
-              <w:instrText xml:space="preserve"> PAGEREF _Toc240088216 \h </w:instrText>
+              <w:instrText xml:space="preserve"> PAGEREF _Toc240174553 \h </w:instrText>
             </w:r>
             <w:r>
               <w:rPr>
@@ -566,7 +636,7 @@
                 <w:noProof/>
                 <w:webHidden/>
               </w:rPr>
-              <w:t>5</w:t>
+              <w:t>6</w:t>
             </w:r>
             <w:r>
               <w:rPr>
@@ -589,7 +659,7 @@
               <w:lang w:eastAsia="en-IN"/>
             </w:rPr>
           </w:pPr>
-          <w:hyperlink w:anchor="_Toc240088217" w:history="1">
+          <w:hyperlink w:anchor="_Toc240174554" w:history="1">
             <w:r>
               <w:rPr>
                 <w:rStyle w:val="Hyperlink"/>
@@ -616,7 +686,7 @@
                 <w:noProof/>
                 <w:webHidden/>
               </w:rPr>
-              <w:instrText xml:space="preserve"> PAGEREF _Toc240088217 \h </w:instrText>
+              <w:instrText xml:space="preserve"> PAGEREF _Toc240174554 \h </w:instrText>
             </w:r>
             <w:r>
               <w:rPr>
@@ -636,7 +706,7 @@
                 <w:noProof/>
                 <w:webHidden/>
               </w:rPr>
-              <w:t>5</w:t>
+              <w:t>7</w:t>
             </w:r>
             <w:r>
               <w:rPr>
@@ -659,7 +729,7 @@
               <w:lang w:eastAsia="en-IN"/>
             </w:rPr>
           </w:pPr>
-          <w:hyperlink w:anchor="_Toc240088218" w:history="1">
+          <w:hyperlink w:anchor="_Toc240174555" w:history="1">
             <w:r>
               <w:rPr>
                 <w:rStyle w:val="Hyperlink"/>
@@ -686,7 +756,7 @@
                 <w:noProof/>
                 <w:webHidden/>
               </w:rPr>
-              <w:instrText xml:space="preserve"> PAGEREF _Toc240088218 \h </w:instrText>
+              <w:instrText xml:space="preserve"> PAGEREF _Toc240174555 \h </w:instrText>
             </w:r>
             <w:r>
               <w:rPr>
@@ -706,7 +776,7 @@
                 <w:noProof/>
                 <w:webHidden/>
               </w:rPr>
-              <w:t>7</w:t>
+              <w:t>8</w:t>
             </w:r>
             <w:r>
               <w:rPr>
@@ -729,7 +799,7 @@
               <w:lang w:eastAsia="en-IN"/>
             </w:rPr>
           </w:pPr>
-          <w:hyperlink w:anchor="_Toc240088219" w:history="1">
+          <w:hyperlink w:anchor="_Toc240174556" w:history="1">
             <w:r>
               <w:rPr>
                 <w:rStyle w:val="Hyperlink"/>
@@ -756,7 +826,7 @@
                 <w:noProof/>
                 <w:webHidden/>
               </w:rPr>
-              <w:instrText xml:space="preserve"> PAGEREF _Toc240088219 \h </w:instrText>
+              <w:instrText xml:space="preserve"> PAGEREF _Toc240174556 \h </w:instrText>
             </w:r>
             <w:r>
               <w:rPr>
@@ -776,7 +846,7 @@
                 <w:noProof/>
                 <w:webHidden/>
               </w:rPr>
-              <w:t>7</w:t>
+              <w:t>8</w:t>
             </w:r>
             <w:r>
               <w:rPr>
@@ -799,7 +869,7 @@
               <w:lang w:eastAsia="en-IN"/>
             </w:rPr>
           </w:pPr>
-          <w:hyperlink w:anchor="_Toc240088220" w:history="1">
+          <w:hyperlink w:anchor="_Toc240174557" w:history="1">
             <w:r>
               <w:rPr>
                 <w:rStyle w:val="Hyperlink"/>
@@ -826,7 +896,7 @@
                 <w:noProof/>
                 <w:webHidden/>
               </w:rPr>
-              <w:instrText xml:space="preserve"> PAGEREF _Toc240088220 \h </w:instrText>
+              <w:instrText xml:space="preserve"> PAGEREF _Toc240174557 \h </w:instrText>
             </w:r>
             <w:r>
               <w:rPr>
@@ -846,7 +916,7 @@
                 <w:noProof/>
                 <w:webHidden/>
               </w:rPr>
-              <w:t>7</w:t>
+              <w:t>8</w:t>
             </w:r>
             <w:r>
               <w:rPr>
@@ -869,7 +939,7 @@
               <w:lang w:eastAsia="en-IN"/>
             </w:rPr>
           </w:pPr>
-          <w:hyperlink w:anchor="_Toc240088221" w:history="1">
+          <w:hyperlink w:anchor="_Toc240174558" w:history="1">
             <w:r>
               <w:rPr>
                 <w:rStyle w:val="Hyperlink"/>
@@ -896,7 +966,7 @@
                 <w:noProof/>
                 <w:webHidden/>
               </w:rPr>
-              <w:instrText xml:space="preserve"> PAGEREF _Toc240088221 \h </w:instrText>
+              <w:instrText xml:space="preserve"> PAGEREF _Toc240174558 \h </w:instrText>
             </w:r>
             <w:r>
               <w:rPr>
@@ -916,7 +986,7 @@
                 <w:noProof/>
                 <w:webHidden/>
               </w:rPr>
-              <w:t>7</w:t>
+              <w:t>9</w:t>
             </w:r>
             <w:r>
               <w:rPr>
@@ -939,7 +1009,7 @@
               <w:lang w:eastAsia="en-IN"/>
             </w:rPr>
           </w:pPr>
-          <w:hyperlink w:anchor="_Toc240088222" w:history="1">
+          <w:hyperlink w:anchor="_Toc240174559" w:history="1">
             <w:r>
               <w:rPr>
                 <w:rStyle w:val="Hyperlink"/>
@@ -966,7 +1036,7 @@
                 <w:noProof/>
                 <w:webHidden/>
               </w:rPr>
-              <w:instrText xml:space="preserve"> PAGEREF _Toc240088222 \h </w:instrText>
+              <w:instrText xml:space="preserve"> PAGEREF _Toc240174559 \h </w:instrText>
             </w:r>
             <w:r>
               <w:rPr>
@@ -986,7 +1056,7 @@
                 <w:noProof/>
                 <w:webHidden/>
               </w:rPr>
-              <w:t>8</w:t>
+              <w:t>9</w:t>
             </w:r>
             <w:r>
               <w:rPr>
@@ -1009,7 +1079,7 @@
               <w:lang w:eastAsia="en-IN"/>
             </w:rPr>
           </w:pPr>
-          <w:hyperlink w:anchor="_Toc240088223" w:history="1">
+          <w:hyperlink w:anchor="_Toc240174560" w:history="1">
             <w:r>
               <w:rPr>
                 <w:rStyle w:val="Hyperlink"/>
@@ -1036,7 +1106,7 @@
                 <w:noProof/>
                 <w:webHidden/>
               </w:rPr>
-              <w:instrText xml:space="preserve"> PAGEREF _Toc240088223 \h </w:instrText>
+              <w:instrText xml:space="preserve"> PAGEREF _Toc240174560 \h </w:instrText>
             </w:r>
             <w:r>
               <w:rPr>
@@ -1056,7 +1126,7 @@
                 <w:noProof/>
                 <w:webHidden/>
               </w:rPr>
-              <w:t>9</w:t>
+              <w:t>11</w:t>
             </w:r>
             <w:r>
               <w:rPr>
@@ -1079,7 +1149,7 @@
               <w:lang w:eastAsia="en-IN"/>
             </w:rPr>
           </w:pPr>
-          <w:hyperlink w:anchor="_Toc240088224" w:history="1">
+          <w:hyperlink w:anchor="_Toc240174561" w:history="1">
             <w:r>
               <w:rPr>
                 <w:rStyle w:val="Hyperlink"/>
@@ -1106,7 +1176,7 @@
                 <w:noProof/>
                 <w:webHidden/>
               </w:rPr>
-              <w:instrText xml:space="preserve"> PAGEREF _Toc240088224 \h </w:instrText>
+              <w:instrText xml:space="preserve"> PAGEREF _Toc240174561 \h </w:instrText>
             </w:r>
             <w:r>
               <w:rPr>
@@ -1126,7 +1196,7 @@
                 <w:noProof/>
                 <w:webHidden/>
               </w:rPr>
-              <w:t>9</w:t>
+              <w:t>11</w:t>
             </w:r>
             <w:r>
               <w:rPr>
@@ -1149,7 +1219,7 @@
               <w:lang w:eastAsia="en-IN"/>
             </w:rPr>
           </w:pPr>
-          <w:hyperlink w:anchor="_Toc240088225" w:history="1">
+          <w:hyperlink w:anchor="_Toc240174562" w:history="1">
             <w:r>
               <w:rPr>
                 <w:rStyle w:val="Hyperlink"/>
@@ -1192,7 +1262,7 @@
                 <w:noProof/>
                 <w:webHidden/>
               </w:rPr>
-              <w:instrText xml:space="preserve"> PAGEREF _Toc240088225 \h </w:instrText>
+              <w:instrText xml:space="preserve"> PAGEREF _Toc240174562 \h </w:instrText>
             </w:r>
             <w:r>
               <w:rPr>
@@ -1212,7 +1282,7 @@
                 <w:noProof/>
                 <w:webHidden/>
               </w:rPr>
-              <w:t>11</w:t>
+              <w:t>12</w:t>
             </w:r>
             <w:r>
               <w:rPr>
@@ -1235,7 +1305,7 @@
               <w:lang w:eastAsia="en-IN"/>
             </w:rPr>
           </w:pPr>
-          <w:hyperlink w:anchor="_Toc240088226" w:history="1">
+          <w:hyperlink w:anchor="_Toc240174563" w:history="1">
             <w:r>
               <w:rPr>
                 <w:rStyle w:val="Hyperlink"/>
@@ -1262,7 +1332,7 @@
                 <w:noProof/>
                 <w:webHidden/>
               </w:rPr>
-              <w:instrText xml:space="preserve"> PAGEREF _Toc240088226 \h </w:instrText>
+              <w:instrText xml:space="preserve"> PAGEREF _Toc240174563 \h </w:instrText>
             </w:r>
             <w:r>
               <w:rPr>
@@ -1282,7 +1352,7 @@
                 <w:noProof/>
                 <w:webHidden/>
               </w:rPr>
-              <w:t>17</w:t>
+              <w:t>19</w:t>
             </w:r>
             <w:r>
               <w:rPr>
@@ -1305,7 +1375,7 @@
               <w:lang w:eastAsia="en-IN"/>
             </w:rPr>
           </w:pPr>
-          <w:hyperlink w:anchor="_Toc240088227" w:history="1">
+          <w:hyperlink w:anchor="_Toc240174564" w:history="1">
             <w:r>
               <w:rPr>
                 <w:rStyle w:val="Hyperlink"/>
@@ -1332,7 +1402,7 @@
                 <w:noProof/>
                 <w:webHidden/>
               </w:rPr>
-              <w:instrText xml:space="preserve"> PAGEREF _Toc240088227 \h </w:instrText>
+              <w:instrText xml:space="preserve"> PAGEREF _Toc240174564 \h </w:instrText>
             </w:r>
             <w:r>
               <w:rPr>
@@ -1352,7 +1422,7 @@
                 <w:noProof/>
                 <w:webHidden/>
               </w:rPr>
-              <w:t>18</w:t>
+              <w:t>20</w:t>
             </w:r>
             <w:r>
               <w:rPr>
@@ -1375,7 +1445,7 @@
               <w:lang w:eastAsia="en-IN"/>
             </w:rPr>
           </w:pPr>
-          <w:hyperlink w:anchor="_Toc240088228" w:history="1">
+          <w:hyperlink w:anchor="_Toc240174565" w:history="1">
             <w:r>
               <w:rPr>
                 <w:rStyle w:val="Hyperlink"/>
@@ -1402,7 +1472,7 @@
                 <w:noProof/>
                 <w:webHidden/>
               </w:rPr>
-              <w:instrText xml:space="preserve"> PAGEREF _Toc240088228 \h </w:instrText>
+              <w:instrText xml:space="preserve"> PAGEREF _Toc240174565 \h </w:instrText>
             </w:r>
             <w:r>
               <w:rPr>
@@ -1422,7 +1492,7 @@
                 <w:noProof/>
                 <w:webHidden/>
               </w:rPr>
-              <w:t>19</w:t>
+              <w:t>21</w:t>
             </w:r>
             <w:r>
               <w:rPr>
@@ -1464,7 +1534,7 @@
       <w:pPr>
         <w:pStyle w:val="Heading2"/>
       </w:pPr>
-      <w:bookmarkStart w:id="0" w:name="_Toc240088213"/>
+      <w:bookmarkStart w:id="0" w:name="_Toc240174549"/>
       <w:r>
         <w:lastRenderedPageBreak/>
         <w:t xml:space="preserve">Python </w:t>
@@ -1656,7 +1726,7 @@
       <w:pPr>
         <w:pStyle w:val="Heading2"/>
       </w:pPr>
-      <w:bookmarkStart w:id="1" w:name="_Toc240088214"/>
+      <w:bookmarkStart w:id="1" w:name="_Toc240174550"/>
       <w:r>
         <w:t>Fourier Transform:</w:t>
       </w:r>
@@ -3046,9 +3116,1167 @@
     </w:p>
     <w:p>
       <w:pPr>
+        <w:pStyle w:val="Heading2"/>
+      </w:pPr>
+      <w:bookmarkStart w:id="2" w:name="_Toc240174551"/>
+      <w:r>
+        <w:lastRenderedPageBreak/>
+        <w:t>Experiments on Colab:</w:t>
+      </w:r>
+      <w:bookmarkEnd w:id="2"/>
+      <w:r>
+        <w:t xml:space="preserve"> </w:t>
+      </w:r>
+    </w:p>
+    <w:p>
+      <w:pPr>
+        <w:spacing w:after="120" w:line="240" w:lineRule="auto"/>
+        <w:ind w:left="720"/>
+      </w:pPr>
+      <w:r>
+        <w:t>If possible, create experiments on Colab/Claude Desktop or Google AI drawing up phase shifted sine waves and adding them up. Here are my prompts in Google Colab:</w:t>
+      </w:r>
+    </w:p>
+    <w:p>
+      <w:pPr>
+        <w:spacing w:after="120" w:line="240" w:lineRule="auto"/>
+        <w:ind w:left="720"/>
+        <w:rPr>
+          <w:i/>
+          <w:iCs/>
+          <w:u w:val="single"/>
+        </w:rPr>
+      </w:pPr>
+      <w:r>
+        <w:rPr>
+          <w:i/>
+          <w:iCs/>
+          <w:u w:val="single"/>
+        </w:rPr>
+        <w:t>Starter prompt:</w:t>
+      </w:r>
+    </w:p>
+    <w:p>
+      <w:pPr>
+        <w:spacing w:after="120" w:line="240" w:lineRule="auto"/>
+        <w:ind w:left="1440"/>
+        <w:rPr>
+          <w:rFonts w:ascii="Courier New" w:hAnsi="Courier New" w:cs="Courier New"/>
+          <w:sz w:val="20"/>
+          <w:szCs w:val="20"/>
+        </w:rPr>
+      </w:pPr>
+      <w:r>
+        <w:rPr>
+          <w:rFonts w:ascii="Courier New" w:hAnsi="Courier New" w:cs="Courier New"/>
+          <w:sz w:val="20"/>
+          <w:szCs w:val="20"/>
+        </w:rPr>
+        <w:t>Generate two phase</w:t>
+      </w:r>
+      <w:r>
+        <w:rPr>
+          <w:rFonts w:ascii="Courier New" w:hAnsi="Courier New" w:cs="Courier New"/>
+          <w:sz w:val="20"/>
+          <w:szCs w:val="20"/>
+        </w:rPr>
+        <w:t>-</w:t>
+      </w:r>
+      <w:r>
+        <w:rPr>
+          <w:rFonts w:ascii="Courier New" w:hAnsi="Courier New" w:cs="Courier New"/>
+          <w:sz w:val="20"/>
+          <w:szCs w:val="20"/>
+        </w:rPr>
+        <w:t>shifted sinewaves of equal amplitude and add them up to create a third sine wave.</w:t>
+      </w:r>
+    </w:p>
+    <w:p>
+      <w:pPr>
+        <w:spacing w:after="120" w:line="240" w:lineRule="auto"/>
+        <w:ind w:left="720"/>
+      </w:pPr>
+      <w:r>
+        <w:t>Then, I changed wave phases in the code. The overall wave is still a sinewave.</w:t>
+      </w:r>
+    </w:p>
+    <w:p>
+      <w:pPr>
+        <w:spacing w:after="120" w:line="240" w:lineRule="auto"/>
+        <w:ind w:left="720"/>
+        <w:rPr>
+          <w:i/>
+          <w:iCs/>
+          <w:u w:val="single"/>
+        </w:rPr>
+      </w:pPr>
+      <w:r>
+        <w:rPr>
+          <w:i/>
+          <w:iCs/>
+          <w:u w:val="single"/>
+        </w:rPr>
+        <w:t>Next prompt</w:t>
+      </w:r>
+    </w:p>
+    <w:p>
+      <w:pPr>
+        <w:spacing w:after="120" w:line="240" w:lineRule="auto"/>
+        <w:ind w:left="1440"/>
+        <w:rPr>
+          <w:rFonts w:ascii="Courier New" w:hAnsi="Courier New" w:cs="Courier New"/>
+          <w:sz w:val="20"/>
+          <w:szCs w:val="20"/>
+        </w:rPr>
+      </w:pPr>
+      <w:r>
+        <w:rPr>
+          <w:rFonts w:ascii="Courier New" w:hAnsi="Courier New" w:cs="Courier New"/>
+          <w:sz w:val="20"/>
+          <w:szCs w:val="20"/>
+        </w:rPr>
+        <w:t>Add a third sinewave to it such that overall wave does not look like a sinewave but a distorted wave.</w:t>
+      </w:r>
+    </w:p>
+    <w:p>
+      <w:pPr>
+        <w:spacing w:after="120" w:line="240" w:lineRule="auto"/>
+        <w:ind w:left="720"/>
+        <w:rPr>
+          <w:i/>
+          <w:iCs/>
+          <w:u w:val="single"/>
+        </w:rPr>
+      </w:pPr>
+      <w:r>
+        <w:rPr>
+          <w:i/>
+          <w:iCs/>
+          <w:u w:val="single"/>
+        </w:rPr>
+        <w:t>Next prompt:</w:t>
+      </w:r>
+    </w:p>
+    <w:p>
+      <w:pPr>
+        <w:spacing w:after="120" w:line="240" w:lineRule="auto"/>
+        <w:ind w:left="1440"/>
+        <w:rPr>
+          <w:rFonts w:ascii="Courier New" w:hAnsi="Courier New" w:cs="Courier New"/>
+          <w:sz w:val="20"/>
+          <w:szCs w:val="20"/>
+        </w:rPr>
+      </w:pPr>
+      <w:r>
+        <w:rPr>
+          <w:rFonts w:ascii="Courier New" w:hAnsi="Courier New" w:cs="Courier New"/>
+          <w:sz w:val="20"/>
+          <w:szCs w:val="20"/>
+        </w:rPr>
+        <w:t>Plot the Fast Fourier Transform (FFT) of the final distorted wave</w:t>
+      </w:r>
+    </w:p>
+    <w:p>
+      <w:pPr>
+        <w:spacing w:after="120" w:line="240" w:lineRule="auto"/>
+        <w:ind w:left="720"/>
+        <w:rPr>
+          <w:i/>
+          <w:iCs/>
+          <w:u w:val="single"/>
+        </w:rPr>
+      </w:pPr>
+      <w:r>
+        <w:rPr>
+          <w:i/>
+          <w:iCs/>
+          <w:u w:val="single"/>
+        </w:rPr>
+        <w:t>Next prompt:</w:t>
+      </w:r>
+    </w:p>
+    <w:p>
+      <w:pPr>
+        <w:spacing w:after="120" w:line="240" w:lineRule="auto"/>
+        <w:ind w:left="1440"/>
+        <w:rPr>
+          <w:rFonts w:ascii="Courier New" w:hAnsi="Courier New" w:cs="Courier New"/>
+          <w:sz w:val="20"/>
+          <w:szCs w:val="20"/>
+        </w:rPr>
+      </w:pPr>
+      <w:r>
+        <w:rPr>
+          <w:rFonts w:ascii="Courier New" w:hAnsi="Courier New" w:cs="Courier New"/>
+          <w:sz w:val="20"/>
+          <w:szCs w:val="20"/>
+        </w:rPr>
+        <w:t>But it has only two frequencies as against three we added? Why?</w:t>
+      </w:r>
+    </w:p>
+    <w:p>
+      <w:pPr>
+        <w:spacing w:after="120" w:line="240" w:lineRule="auto"/>
+        <w:ind w:left="720"/>
+        <w:rPr>
+          <w:i/>
+          <w:iCs/>
+          <w:u w:val="single"/>
+        </w:rPr>
+      </w:pPr>
+      <w:r>
+        <w:rPr>
+          <w:i/>
+          <w:iCs/>
+          <w:u w:val="single"/>
+        </w:rPr>
+        <w:t>Answer:</w:t>
+      </w:r>
+    </w:p>
+    <w:p>
+      <w:pPr>
+        <w:spacing w:after="120" w:line="240" w:lineRule="auto"/>
+        <w:ind w:left="1440"/>
+        <w:rPr>
+          <w:rFonts w:ascii="Courier New" w:hAnsi="Courier New" w:cs="Courier New"/>
+          <w:sz w:val="20"/>
+          <w:szCs w:val="20"/>
+        </w:rPr>
+      </w:pPr>
+      <w:r>
+        <w:rPr>
+          <w:rFonts w:ascii="Courier New" w:hAnsi="Courier New" w:cs="Courier New"/>
+          <w:sz w:val="20"/>
+          <w:szCs w:val="20"/>
+        </w:rPr>
+        <w:t>That's a great observation! The reason you're seeing only two dominant frequencies in the FFT plot, even though we generated three sine waves, is due to how frequencies combine.</w:t>
+      </w:r>
+    </w:p>
+    <w:p>
+      <w:pPr>
+        <w:numPr>
+          <w:ilvl w:val="0"/>
+          <w:numId w:val="21"/>
+        </w:numPr>
+        <w:tabs>
+          <w:tab w:val="num" w:pos="1440"/>
+        </w:tabs>
+        <w:spacing w:after="120" w:line="240" w:lineRule="auto"/>
+        <w:ind w:left="1800"/>
+        <w:rPr>
+          <w:rFonts w:ascii="Courier New" w:hAnsi="Courier New" w:cs="Courier New"/>
+          <w:sz w:val="20"/>
+          <w:szCs w:val="20"/>
+        </w:rPr>
+      </w:pPr>
+      <w:r>
+        <w:rPr>
+          <w:rFonts w:ascii="Courier New" w:hAnsi="Courier New" w:cs="Courier New"/>
+          <w:sz w:val="20"/>
+          <w:szCs w:val="20"/>
+        </w:rPr>
+        <w:t xml:space="preserve">The first two sine waves (sine_wave_1 and sine_wave_2) both have a frequency of </w:t>
+      </w:r>
+      <w:r>
+        <w:rPr>
+          <w:rFonts w:ascii="Courier New" w:hAnsi="Courier New" w:cs="Courier New"/>
+          <w:b/>
+          <w:bCs/>
+          <w:sz w:val="20"/>
+          <w:szCs w:val="20"/>
+        </w:rPr>
+        <w:t>1.0 Hz</w:t>
+      </w:r>
+      <w:r>
+        <w:rPr>
+          <w:rFonts w:ascii="Courier New" w:hAnsi="Courier New" w:cs="Courier New"/>
+          <w:sz w:val="20"/>
+          <w:szCs w:val="20"/>
+        </w:rPr>
+        <w:t xml:space="preserve">. When two sine waves of the same frequency are added together, they combine into a single resultant sine wave that </w:t>
+      </w:r>
+      <w:r>
+        <w:rPr>
+          <w:rFonts w:ascii="Courier New" w:hAnsi="Courier New" w:cs="Courier New"/>
+          <w:i/>
+          <w:iCs/>
+          <w:sz w:val="20"/>
+          <w:szCs w:val="20"/>
+        </w:rPr>
+        <w:t>still has that same fundamental frequency</w:t>
+      </w:r>
+      <w:r>
+        <w:rPr>
+          <w:rFonts w:ascii="Courier New" w:hAnsi="Courier New" w:cs="Courier New"/>
+          <w:sz w:val="20"/>
+          <w:szCs w:val="20"/>
+        </w:rPr>
+        <w:t xml:space="preserve"> (1.0 Hz), but with a new amplitude and phase.</w:t>
+      </w:r>
+    </w:p>
+    <w:p>
+      <w:pPr>
+        <w:numPr>
+          <w:ilvl w:val="0"/>
+          <w:numId w:val="21"/>
+        </w:numPr>
+        <w:tabs>
+          <w:tab w:val="num" w:pos="1440"/>
+        </w:tabs>
+        <w:spacing w:after="120" w:line="240" w:lineRule="auto"/>
+        <w:ind w:left="1800"/>
+        <w:rPr>
+          <w:rFonts w:ascii="Courier New" w:hAnsi="Courier New" w:cs="Courier New"/>
+          <w:sz w:val="20"/>
+          <w:szCs w:val="20"/>
+        </w:rPr>
+      </w:pPr>
+      <w:r>
+        <w:rPr>
+          <w:rFonts w:ascii="Courier New" w:hAnsi="Courier New" w:cs="Courier New"/>
+          <w:sz w:val="20"/>
+          <w:szCs w:val="20"/>
+        </w:rPr>
+        <w:t>The third sine wave (</w:t>
+      </w:r>
+      <w:proofErr w:type="spellStart"/>
+      <w:r>
+        <w:rPr>
+          <w:rFonts w:ascii="Courier New" w:hAnsi="Courier New" w:cs="Courier New"/>
+          <w:sz w:val="20"/>
+          <w:szCs w:val="20"/>
+        </w:rPr>
+        <w:t>distorting_sine_wave</w:t>
+      </w:r>
+      <w:proofErr w:type="spellEnd"/>
+      <w:r>
+        <w:rPr>
+          <w:rFonts w:ascii="Courier New" w:hAnsi="Courier New" w:cs="Courier New"/>
+          <w:sz w:val="20"/>
+          <w:szCs w:val="20"/>
+        </w:rPr>
+        <w:t xml:space="preserve">) has a frequency of </w:t>
+      </w:r>
+      <w:r>
+        <w:rPr>
+          <w:rFonts w:ascii="Courier New" w:hAnsi="Courier New" w:cs="Courier New"/>
+          <w:b/>
+          <w:bCs/>
+          <w:sz w:val="20"/>
+          <w:szCs w:val="20"/>
+        </w:rPr>
+        <w:t>3.0 Hz</w:t>
+      </w:r>
+      <w:r>
+        <w:rPr>
+          <w:rFonts w:ascii="Courier New" w:hAnsi="Courier New" w:cs="Courier New"/>
+          <w:sz w:val="20"/>
+          <w:szCs w:val="20"/>
+        </w:rPr>
+        <w:t>.</w:t>
+      </w:r>
+    </w:p>
+    <w:p>
+      <w:pPr>
+        <w:spacing w:after="120" w:line="240" w:lineRule="auto"/>
+        <w:ind w:left="1440"/>
+        <w:rPr>
+          <w:rFonts w:ascii="Courier New" w:hAnsi="Courier New" w:cs="Courier New"/>
+          <w:sz w:val="20"/>
+          <w:szCs w:val="20"/>
+        </w:rPr>
+      </w:pPr>
+      <w:r>
+        <w:rPr>
+          <w:rFonts w:ascii="Courier New" w:hAnsi="Courier New" w:cs="Courier New"/>
+          <w:sz w:val="20"/>
+          <w:szCs w:val="20"/>
+        </w:rPr>
+        <w:t xml:space="preserve">So, when we sum all three, the resulting </w:t>
+      </w:r>
+      <w:proofErr w:type="spellStart"/>
+      <w:r>
+        <w:rPr>
+          <w:rFonts w:ascii="Courier New" w:hAnsi="Courier New" w:cs="Courier New"/>
+          <w:sz w:val="20"/>
+          <w:szCs w:val="20"/>
+        </w:rPr>
+        <w:t>distorted_wave</w:t>
+      </w:r>
+      <w:proofErr w:type="spellEnd"/>
+      <w:r>
+        <w:rPr>
+          <w:rFonts w:ascii="Courier New" w:hAnsi="Courier New" w:cs="Courier New"/>
+          <w:sz w:val="20"/>
+          <w:szCs w:val="20"/>
+        </w:rPr>
+        <w:t xml:space="preserve"> effectively contains two distinct frequency components: one at </w:t>
+      </w:r>
+      <w:r>
+        <w:rPr>
+          <w:rFonts w:ascii="Courier New" w:hAnsi="Courier New" w:cs="Courier New"/>
+          <w:b/>
+          <w:bCs/>
+          <w:sz w:val="20"/>
+          <w:szCs w:val="20"/>
+        </w:rPr>
+        <w:t>1.0 Hz</w:t>
+      </w:r>
+      <w:r>
+        <w:rPr>
+          <w:rFonts w:ascii="Courier New" w:hAnsi="Courier New" w:cs="Courier New"/>
+          <w:sz w:val="20"/>
+          <w:szCs w:val="20"/>
+        </w:rPr>
+        <w:t xml:space="preserve"> (from the first two waves combining) and another at </w:t>
+      </w:r>
+      <w:r>
+        <w:rPr>
+          <w:rFonts w:ascii="Courier New" w:hAnsi="Courier New" w:cs="Courier New"/>
+          <w:b/>
+          <w:bCs/>
+          <w:sz w:val="20"/>
+          <w:szCs w:val="20"/>
+        </w:rPr>
+        <w:t>3.0 Hz</w:t>
+      </w:r>
+      <w:r>
+        <w:rPr>
+          <w:rFonts w:ascii="Courier New" w:hAnsi="Courier New" w:cs="Courier New"/>
+          <w:sz w:val="20"/>
+          <w:szCs w:val="20"/>
+        </w:rPr>
+        <w:t xml:space="preserve"> (from the distorting wave). The FFT accurately reflects these two underlying frequency components in the final signal.</w:t>
+      </w:r>
+    </w:p>
+    <w:p>
+      <w:pPr>
+        <w:spacing w:after="120" w:line="240" w:lineRule="auto"/>
+        <w:ind w:left="720"/>
+        <w:rPr>
+          <w:i/>
+          <w:iCs/>
+          <w:u w:val="single"/>
+        </w:rPr>
+      </w:pPr>
+      <w:r>
+        <w:rPr>
+          <w:i/>
+          <w:iCs/>
+          <w:u w:val="single"/>
+        </w:rPr>
+        <w:t>Next Prompt:</w:t>
+      </w:r>
+    </w:p>
+    <w:p>
+      <w:pPr>
+        <w:spacing w:after="120" w:line="240" w:lineRule="auto"/>
+        <w:ind w:left="1440"/>
+        <w:rPr>
+          <w:rFonts w:ascii="Courier New" w:hAnsi="Courier New" w:cs="Courier New"/>
+          <w:sz w:val="20"/>
+          <w:szCs w:val="20"/>
+        </w:rPr>
+      </w:pPr>
+      <w:r>
+        <w:rPr>
+          <w:rFonts w:ascii="Courier New" w:hAnsi="Courier New" w:cs="Courier New"/>
+          <w:sz w:val="20"/>
+          <w:szCs w:val="20"/>
+        </w:rPr>
+        <w:t>Can you create three aperiodic signals and add them up?</w:t>
+      </w:r>
+    </w:p>
+    <w:p>
+      <w:pPr>
+        <w:spacing w:after="120" w:line="240" w:lineRule="auto"/>
+        <w:ind w:left="720"/>
+        <w:rPr>
+          <w:i/>
+          <w:iCs/>
+          <w:u w:val="single"/>
+        </w:rPr>
+      </w:pPr>
+      <w:r>
+        <w:rPr>
+          <w:i/>
+          <w:iCs/>
+          <w:u w:val="single"/>
+        </w:rPr>
+        <w:t>Answer:</w:t>
+      </w:r>
+    </w:p>
+    <w:p>
+      <w:pPr>
+        <w:spacing w:after="120" w:line="240" w:lineRule="auto"/>
+        <w:ind w:left="1440"/>
+        <w:rPr>
+          <w:rFonts w:ascii="Courier New" w:hAnsi="Courier New" w:cs="Courier New"/>
+          <w:sz w:val="20"/>
+          <w:szCs w:val="20"/>
+        </w:rPr>
+      </w:pPr>
+      <w:r>
+        <w:rPr>
+          <w:rFonts w:ascii="Courier New" w:hAnsi="Courier New" w:cs="Courier New"/>
+          <w:sz w:val="20"/>
+          <w:szCs w:val="20"/>
+        </w:rPr>
+        <w:t>Certainly! I will generate three different types of aperiodic signals, add them together, and then visualize both the individual signals and their combined output, including its FFT.</w:t>
+      </w:r>
+    </w:p>
+    <w:p>
+      <w:pPr>
+        <w:spacing w:after="120" w:line="240" w:lineRule="auto"/>
+        <w:ind w:left="720"/>
+        <w:rPr>
+          <w:i/>
+          <w:iCs/>
+          <w:u w:val="single"/>
+        </w:rPr>
+      </w:pPr>
+      <w:r>
+        <w:rPr>
+          <w:i/>
+          <w:iCs/>
+          <w:u w:val="single"/>
+        </w:rPr>
+        <w:t>Next Prompt:</w:t>
+      </w:r>
+    </w:p>
+    <w:p>
+      <w:pPr>
+        <w:spacing w:after="120" w:line="240" w:lineRule="auto"/>
+        <w:ind w:left="1440"/>
+        <w:rPr>
+          <w:rFonts w:ascii="Courier New" w:hAnsi="Courier New" w:cs="Courier New"/>
+          <w:sz w:val="20"/>
+          <w:szCs w:val="20"/>
+        </w:rPr>
+      </w:pPr>
+      <w:r>
+        <w:rPr>
+          <w:rFonts w:ascii="Courier New" w:hAnsi="Courier New" w:cs="Courier New"/>
+          <w:sz w:val="20"/>
+          <w:szCs w:val="20"/>
+        </w:rPr>
+        <w:t>Just write the FFT's output as a set of data points in a table.</w:t>
+      </w:r>
+    </w:p>
+    <w:p>
+      <w:pPr>
+        <w:keepNext/>
+        <w:keepLines/>
+        <w:spacing w:after="120" w:line="240" w:lineRule="auto"/>
+        <w:ind w:left="720"/>
+        <w:rPr>
+          <w:i/>
+          <w:iCs/>
+          <w:u w:val="single"/>
+        </w:rPr>
+      </w:pPr>
+      <w:r>
+        <w:rPr>
+          <w:i/>
+          <w:iCs/>
+          <w:u w:val="single"/>
+        </w:rPr>
+        <w:lastRenderedPageBreak/>
+        <w:t>Answer</w:t>
+      </w:r>
+    </w:p>
+    <w:p>
+      <w:pPr>
+        <w:spacing w:after="120" w:line="240" w:lineRule="auto"/>
+        <w:ind w:left="1440"/>
+        <w:rPr>
+          <w:rFonts w:ascii="Courier New" w:hAnsi="Courier New" w:cs="Courier New"/>
+          <w:sz w:val="20"/>
+          <w:szCs w:val="20"/>
+        </w:rPr>
+      </w:pPr>
+      <w:r>
+        <w:rPr>
+          <w:rFonts w:ascii="Courier New" w:hAnsi="Courier New" w:cs="Courier New"/>
+          <w:sz w:val="20"/>
+          <w:szCs w:val="20"/>
+        </w:rPr>
+        <w:t>Certainly! Here's the Fast Fourier Transform (FFT) output of the summed aperiodic wave presented as a table, showing the frequency, magnitude, and phase angle.</w:t>
+      </w:r>
+    </w:p>
+    <w:p>
+      <w:pPr>
+        <w:spacing w:after="120" w:line="240" w:lineRule="auto"/>
+        <w:ind w:left="1440"/>
+        <w:rPr>
+          <w:rFonts w:ascii="Courier New" w:hAnsi="Courier New" w:cs="Courier New"/>
+          <w:sz w:val="20"/>
+          <w:szCs w:val="20"/>
+        </w:rPr>
+      </w:pPr>
+      <w:r>
+        <w:rPr>
+          <w:rFonts w:ascii="Courier New" w:hAnsi="Courier New" w:cs="Courier New"/>
+          <w:sz w:val="20"/>
+          <w:szCs w:val="20"/>
+        </w:rPr>
+        <w:t>The Fast Fourier Transform (FFT) output for the summed aperiodic wave has been successfully generated and presented in a tabular format. Here are the first few rows of the FFT data:</w:t>
+      </w:r>
+    </w:p>
+    <w:tbl>
+      <w:tblPr>
+        <w:tblW w:w="7053" w:type="dxa"/>
+        <w:tblCellSpacing w:w="15" w:type="dxa"/>
+        <w:tblInd w:w="1710" w:type="dxa"/>
+        <w:tblCellMar>
+          <w:top w:w="15" w:type="dxa"/>
+          <w:left w:w="15" w:type="dxa"/>
+          <w:bottom w:w="15" w:type="dxa"/>
+          <w:right w:w="15" w:type="dxa"/>
+        </w:tblCellMar>
+        <w:tblLook w:val="04A0" w:firstRow="1" w:lastRow="0" w:firstColumn="1" w:lastColumn="0" w:noHBand="0" w:noVBand="1"/>
+      </w:tblPr>
+      <w:tblGrid>
+        <w:gridCol w:w="2476"/>
+        <w:gridCol w:w="1981"/>
+        <w:gridCol w:w="2596"/>
+      </w:tblGrid>
+      <w:tr>
+        <w:trPr>
+          <w:tblHeader/>
+          <w:tblCellSpacing w:w="15" w:type="dxa"/>
+        </w:trPr>
+        <w:tc>
+          <w:tcPr>
+            <w:tcW w:w="0" w:type="auto"/>
+            <w:vAlign w:val="center"/>
+            <w:hideMark/>
+          </w:tcPr>
+          <w:p>
+            <w:pPr>
+              <w:spacing w:after="120" w:line="240" w:lineRule="auto"/>
+              <w:ind w:left="720"/>
+              <w:rPr>
+                <w:rFonts w:ascii="Courier New" w:hAnsi="Courier New" w:cs="Courier New"/>
+                <w:b/>
+                <w:bCs/>
+                <w:sz w:val="20"/>
+                <w:szCs w:val="20"/>
+              </w:rPr>
+            </w:pPr>
+            <w:r>
+              <w:rPr>
+                <w:rFonts w:ascii="Courier New" w:hAnsi="Courier New" w:cs="Courier New"/>
+                <w:b/>
+                <w:bCs/>
+                <w:sz w:val="20"/>
+                <w:szCs w:val="20"/>
+              </w:rPr>
+              <w:t>Frequency (Hz)</w:t>
+            </w:r>
+          </w:p>
+        </w:tc>
+        <w:tc>
+          <w:tcPr>
+            <w:tcW w:w="0" w:type="auto"/>
+            <w:vAlign w:val="center"/>
+            <w:hideMark/>
+          </w:tcPr>
+          <w:p>
+            <w:pPr>
+              <w:spacing w:after="120" w:line="240" w:lineRule="auto"/>
+              <w:ind w:left="720"/>
+              <w:rPr>
+                <w:rFonts w:ascii="Courier New" w:hAnsi="Courier New" w:cs="Courier New"/>
+                <w:b/>
+                <w:bCs/>
+                <w:sz w:val="20"/>
+                <w:szCs w:val="20"/>
+              </w:rPr>
+            </w:pPr>
+            <w:r>
+              <w:rPr>
+                <w:rFonts w:ascii="Courier New" w:hAnsi="Courier New" w:cs="Courier New"/>
+                <w:b/>
+                <w:bCs/>
+                <w:sz w:val="20"/>
+                <w:szCs w:val="20"/>
+              </w:rPr>
+              <w:t>Magnitude</w:t>
+            </w:r>
+          </w:p>
+        </w:tc>
+        <w:tc>
+          <w:tcPr>
+            <w:tcW w:w="0" w:type="auto"/>
+            <w:vAlign w:val="center"/>
+            <w:hideMark/>
+          </w:tcPr>
+          <w:p>
+            <w:pPr>
+              <w:spacing w:after="120" w:line="240" w:lineRule="auto"/>
+              <w:ind w:left="720"/>
+              <w:rPr>
+                <w:rFonts w:ascii="Courier New" w:hAnsi="Courier New" w:cs="Courier New"/>
+                <w:b/>
+                <w:bCs/>
+                <w:sz w:val="20"/>
+                <w:szCs w:val="20"/>
+              </w:rPr>
+            </w:pPr>
+            <w:r>
+              <w:rPr>
+                <w:rFonts w:ascii="Courier New" w:hAnsi="Courier New" w:cs="Courier New"/>
+                <w:b/>
+                <w:bCs/>
+                <w:sz w:val="20"/>
+                <w:szCs w:val="20"/>
+              </w:rPr>
+              <w:t>Phase (radians)</w:t>
+            </w:r>
+          </w:p>
+        </w:tc>
+      </w:tr>
+      <w:tr>
+        <w:trPr>
+          <w:tblCellSpacing w:w="15" w:type="dxa"/>
+        </w:trPr>
+        <w:tc>
+          <w:tcPr>
+            <w:tcW w:w="0" w:type="auto"/>
+            <w:vAlign w:val="center"/>
+            <w:hideMark/>
+          </w:tcPr>
+          <w:p>
+            <w:pPr>
+              <w:spacing w:after="120" w:line="240" w:lineRule="auto"/>
+              <w:ind w:left="720"/>
+              <w:rPr>
+                <w:rFonts w:ascii="Courier New" w:hAnsi="Courier New" w:cs="Courier New"/>
+                <w:sz w:val="20"/>
+                <w:szCs w:val="20"/>
+              </w:rPr>
+            </w:pPr>
+            <w:r>
+              <w:rPr>
+                <w:rFonts w:ascii="Courier New" w:hAnsi="Courier New" w:cs="Courier New"/>
+                <w:sz w:val="20"/>
+                <w:szCs w:val="20"/>
+              </w:rPr>
+              <w:t>0.0</w:t>
+            </w:r>
+          </w:p>
+        </w:tc>
+        <w:tc>
+          <w:tcPr>
+            <w:tcW w:w="0" w:type="auto"/>
+            <w:vAlign w:val="center"/>
+            <w:hideMark/>
+          </w:tcPr>
+          <w:p>
+            <w:pPr>
+              <w:spacing w:after="120" w:line="240" w:lineRule="auto"/>
+              <w:ind w:left="720"/>
+              <w:rPr>
+                <w:rFonts w:ascii="Courier New" w:hAnsi="Courier New" w:cs="Courier New"/>
+                <w:sz w:val="20"/>
+                <w:szCs w:val="20"/>
+              </w:rPr>
+            </w:pPr>
+            <w:r>
+              <w:rPr>
+                <w:rFonts w:ascii="Courier New" w:hAnsi="Courier New" w:cs="Courier New"/>
+                <w:sz w:val="20"/>
+                <w:szCs w:val="20"/>
+              </w:rPr>
+              <w:t>124.910263</w:t>
+            </w:r>
+          </w:p>
+        </w:tc>
+        <w:tc>
+          <w:tcPr>
+            <w:tcW w:w="0" w:type="auto"/>
+            <w:vAlign w:val="center"/>
+            <w:hideMark/>
+          </w:tcPr>
+          <w:p>
+            <w:pPr>
+              <w:spacing w:after="120" w:line="240" w:lineRule="auto"/>
+              <w:ind w:left="720"/>
+              <w:rPr>
+                <w:rFonts w:ascii="Courier New" w:hAnsi="Courier New" w:cs="Courier New"/>
+                <w:sz w:val="20"/>
+                <w:szCs w:val="20"/>
+              </w:rPr>
+            </w:pPr>
+            <w:r>
+              <w:rPr>
+                <w:rFonts w:ascii="Courier New" w:hAnsi="Courier New" w:cs="Courier New"/>
+                <w:sz w:val="20"/>
+                <w:szCs w:val="20"/>
+              </w:rPr>
+              <w:t>-0.000000</w:t>
+            </w:r>
+          </w:p>
+        </w:tc>
+      </w:tr>
+      <w:tr>
+        <w:trPr>
+          <w:tblCellSpacing w:w="15" w:type="dxa"/>
+        </w:trPr>
+        <w:tc>
+          <w:tcPr>
+            <w:tcW w:w="0" w:type="auto"/>
+            <w:vAlign w:val="center"/>
+            <w:hideMark/>
+          </w:tcPr>
+          <w:p>
+            <w:pPr>
+              <w:spacing w:after="120" w:line="240" w:lineRule="auto"/>
+              <w:ind w:left="720"/>
+              <w:rPr>
+                <w:rFonts w:ascii="Courier New" w:hAnsi="Courier New" w:cs="Courier New"/>
+                <w:sz w:val="20"/>
+                <w:szCs w:val="20"/>
+              </w:rPr>
+            </w:pPr>
+            <w:r>
+              <w:rPr>
+                <w:rFonts w:ascii="Courier New" w:hAnsi="Courier New" w:cs="Courier New"/>
+                <w:sz w:val="20"/>
+                <w:szCs w:val="20"/>
+              </w:rPr>
+              <w:t>0.2</w:t>
+            </w:r>
+          </w:p>
+        </w:tc>
+        <w:tc>
+          <w:tcPr>
+            <w:tcW w:w="0" w:type="auto"/>
+            <w:vAlign w:val="center"/>
+            <w:hideMark/>
+          </w:tcPr>
+          <w:p>
+            <w:pPr>
+              <w:spacing w:after="120" w:line="240" w:lineRule="auto"/>
+              <w:ind w:left="720"/>
+              <w:rPr>
+                <w:rFonts w:ascii="Courier New" w:hAnsi="Courier New" w:cs="Courier New"/>
+                <w:sz w:val="20"/>
+                <w:szCs w:val="20"/>
+              </w:rPr>
+            </w:pPr>
+            <w:r>
+              <w:rPr>
+                <w:rFonts w:ascii="Courier New" w:hAnsi="Courier New" w:cs="Courier New"/>
+                <w:sz w:val="20"/>
+                <w:szCs w:val="20"/>
+              </w:rPr>
+              <w:t>82.704781</w:t>
+            </w:r>
+          </w:p>
+        </w:tc>
+        <w:tc>
+          <w:tcPr>
+            <w:tcW w:w="0" w:type="auto"/>
+            <w:vAlign w:val="center"/>
+            <w:hideMark/>
+          </w:tcPr>
+          <w:p>
+            <w:pPr>
+              <w:spacing w:after="120" w:line="240" w:lineRule="auto"/>
+              <w:ind w:left="720"/>
+              <w:rPr>
+                <w:rFonts w:ascii="Courier New" w:hAnsi="Courier New" w:cs="Courier New"/>
+                <w:sz w:val="20"/>
+                <w:szCs w:val="20"/>
+              </w:rPr>
+            </w:pPr>
+            <w:r>
+              <w:rPr>
+                <w:rFonts w:ascii="Courier New" w:hAnsi="Courier New" w:cs="Courier New"/>
+                <w:sz w:val="20"/>
+                <w:szCs w:val="20"/>
+              </w:rPr>
+              <w:t>2.880392</w:t>
+            </w:r>
+          </w:p>
+        </w:tc>
+      </w:tr>
+      <w:tr>
+        <w:trPr>
+          <w:tblCellSpacing w:w="15" w:type="dxa"/>
+        </w:trPr>
+        <w:tc>
+          <w:tcPr>
+            <w:tcW w:w="0" w:type="auto"/>
+            <w:vAlign w:val="center"/>
+            <w:hideMark/>
+          </w:tcPr>
+          <w:p>
+            <w:pPr>
+              <w:spacing w:after="120" w:line="240" w:lineRule="auto"/>
+              <w:ind w:left="720"/>
+              <w:rPr>
+                <w:rFonts w:ascii="Courier New" w:hAnsi="Courier New" w:cs="Courier New"/>
+                <w:sz w:val="20"/>
+                <w:szCs w:val="20"/>
+              </w:rPr>
+            </w:pPr>
+            <w:r>
+              <w:rPr>
+                <w:rFonts w:ascii="Courier New" w:hAnsi="Courier New" w:cs="Courier New"/>
+                <w:sz w:val="20"/>
+                <w:szCs w:val="20"/>
+              </w:rPr>
+              <w:t>0.4</w:t>
+            </w:r>
+          </w:p>
+        </w:tc>
+        <w:tc>
+          <w:tcPr>
+            <w:tcW w:w="0" w:type="auto"/>
+            <w:vAlign w:val="center"/>
+            <w:hideMark/>
+          </w:tcPr>
+          <w:p>
+            <w:pPr>
+              <w:spacing w:after="120" w:line="240" w:lineRule="auto"/>
+              <w:ind w:left="720"/>
+              <w:rPr>
+                <w:rFonts w:ascii="Courier New" w:hAnsi="Courier New" w:cs="Courier New"/>
+                <w:sz w:val="20"/>
+                <w:szCs w:val="20"/>
+              </w:rPr>
+            </w:pPr>
+            <w:r>
+              <w:rPr>
+                <w:rFonts w:ascii="Courier New" w:hAnsi="Courier New" w:cs="Courier New"/>
+                <w:sz w:val="20"/>
+                <w:szCs w:val="20"/>
+              </w:rPr>
+              <w:t>75.990989</w:t>
+            </w:r>
+          </w:p>
+        </w:tc>
+        <w:tc>
+          <w:tcPr>
+            <w:tcW w:w="0" w:type="auto"/>
+            <w:vAlign w:val="center"/>
+            <w:hideMark/>
+          </w:tcPr>
+          <w:p>
+            <w:pPr>
+              <w:spacing w:after="120" w:line="240" w:lineRule="auto"/>
+              <w:ind w:left="720"/>
+              <w:rPr>
+                <w:rFonts w:ascii="Courier New" w:hAnsi="Courier New" w:cs="Courier New"/>
+                <w:sz w:val="20"/>
+                <w:szCs w:val="20"/>
+              </w:rPr>
+            </w:pPr>
+            <w:r>
+              <w:rPr>
+                <w:rFonts w:ascii="Courier New" w:hAnsi="Courier New" w:cs="Courier New"/>
+                <w:sz w:val="20"/>
+                <w:szCs w:val="20"/>
+              </w:rPr>
+              <w:t>-0.163212</w:t>
+            </w:r>
+          </w:p>
+        </w:tc>
+      </w:tr>
+      <w:tr>
+        <w:trPr>
+          <w:tblCellSpacing w:w="15" w:type="dxa"/>
+        </w:trPr>
+        <w:tc>
+          <w:tcPr>
+            <w:tcW w:w="0" w:type="auto"/>
+            <w:vAlign w:val="center"/>
+            <w:hideMark/>
+          </w:tcPr>
+          <w:p>
+            <w:pPr>
+              <w:spacing w:after="120" w:line="240" w:lineRule="auto"/>
+              <w:ind w:left="720"/>
+              <w:rPr>
+                <w:rFonts w:ascii="Courier New" w:hAnsi="Courier New" w:cs="Courier New"/>
+                <w:sz w:val="20"/>
+                <w:szCs w:val="20"/>
+              </w:rPr>
+            </w:pPr>
+            <w:r>
+              <w:rPr>
+                <w:rFonts w:ascii="Courier New" w:hAnsi="Courier New" w:cs="Courier New"/>
+                <w:sz w:val="20"/>
+                <w:szCs w:val="20"/>
+              </w:rPr>
+              <w:t>0.6</w:t>
+            </w:r>
+          </w:p>
+        </w:tc>
+        <w:tc>
+          <w:tcPr>
+            <w:tcW w:w="0" w:type="auto"/>
+            <w:vAlign w:val="center"/>
+            <w:hideMark/>
+          </w:tcPr>
+          <w:p>
+            <w:pPr>
+              <w:spacing w:after="120" w:line="240" w:lineRule="auto"/>
+              <w:ind w:left="720"/>
+              <w:rPr>
+                <w:rFonts w:ascii="Courier New" w:hAnsi="Courier New" w:cs="Courier New"/>
+                <w:sz w:val="20"/>
+                <w:szCs w:val="20"/>
+              </w:rPr>
+            </w:pPr>
+            <w:r>
+              <w:rPr>
+                <w:rFonts w:ascii="Courier New" w:hAnsi="Courier New" w:cs="Courier New"/>
+                <w:sz w:val="20"/>
+                <w:szCs w:val="20"/>
+              </w:rPr>
+              <w:t>47.161324</w:t>
+            </w:r>
+          </w:p>
+        </w:tc>
+        <w:tc>
+          <w:tcPr>
+            <w:tcW w:w="0" w:type="auto"/>
+            <w:vAlign w:val="center"/>
+            <w:hideMark/>
+          </w:tcPr>
+          <w:p>
+            <w:pPr>
+              <w:spacing w:after="120" w:line="240" w:lineRule="auto"/>
+              <w:ind w:left="720"/>
+              <w:rPr>
+                <w:rFonts w:ascii="Courier New" w:hAnsi="Courier New" w:cs="Courier New"/>
+                <w:sz w:val="20"/>
+                <w:szCs w:val="20"/>
+              </w:rPr>
+            </w:pPr>
+            <w:r>
+              <w:rPr>
+                <w:rFonts w:ascii="Courier New" w:hAnsi="Courier New" w:cs="Courier New"/>
+                <w:sz w:val="20"/>
+                <w:szCs w:val="20"/>
+              </w:rPr>
+              <w:t>-3.028479</w:t>
+            </w:r>
+          </w:p>
+        </w:tc>
+      </w:tr>
+      <w:tr>
+        <w:trPr>
+          <w:tblCellSpacing w:w="15" w:type="dxa"/>
+        </w:trPr>
+        <w:tc>
+          <w:tcPr>
+            <w:tcW w:w="0" w:type="auto"/>
+            <w:vAlign w:val="center"/>
+            <w:hideMark/>
+          </w:tcPr>
+          <w:p>
+            <w:pPr>
+              <w:spacing w:after="120" w:line="240" w:lineRule="auto"/>
+              <w:ind w:left="720"/>
+              <w:rPr>
+                <w:rFonts w:ascii="Courier New" w:hAnsi="Courier New" w:cs="Courier New"/>
+                <w:sz w:val="20"/>
+                <w:szCs w:val="20"/>
+              </w:rPr>
+            </w:pPr>
+            <w:r>
+              <w:rPr>
+                <w:rFonts w:ascii="Courier New" w:hAnsi="Courier New" w:cs="Courier New"/>
+                <w:sz w:val="20"/>
+                <w:szCs w:val="20"/>
+              </w:rPr>
+              <w:t>0.8</w:t>
+            </w:r>
+          </w:p>
+        </w:tc>
+        <w:tc>
+          <w:tcPr>
+            <w:tcW w:w="0" w:type="auto"/>
+            <w:vAlign w:val="center"/>
+            <w:hideMark/>
+          </w:tcPr>
+          <w:p>
+            <w:pPr>
+              <w:spacing w:after="120" w:line="240" w:lineRule="auto"/>
+              <w:ind w:left="720"/>
+              <w:rPr>
+                <w:rFonts w:ascii="Courier New" w:hAnsi="Courier New" w:cs="Courier New"/>
+                <w:sz w:val="20"/>
+                <w:szCs w:val="20"/>
+              </w:rPr>
+            </w:pPr>
+            <w:r>
+              <w:rPr>
+                <w:rFonts w:ascii="Courier New" w:hAnsi="Courier New" w:cs="Courier New"/>
+                <w:sz w:val="20"/>
+                <w:szCs w:val="20"/>
+              </w:rPr>
+              <w:t>40.108188</w:t>
+            </w:r>
+          </w:p>
+        </w:tc>
+        <w:tc>
+          <w:tcPr>
+            <w:tcW w:w="0" w:type="auto"/>
+            <w:vAlign w:val="center"/>
+            <w:hideMark/>
+          </w:tcPr>
+          <w:p>
+            <w:pPr>
+              <w:spacing w:after="120" w:line="240" w:lineRule="auto"/>
+              <w:ind w:left="720"/>
+              <w:rPr>
+                <w:rFonts w:ascii="Courier New" w:hAnsi="Courier New" w:cs="Courier New"/>
+                <w:sz w:val="20"/>
+                <w:szCs w:val="20"/>
+              </w:rPr>
+            </w:pPr>
+            <w:r>
+              <w:rPr>
+                <w:rFonts w:ascii="Courier New" w:hAnsi="Courier New" w:cs="Courier New"/>
+                <w:sz w:val="20"/>
+                <w:szCs w:val="20"/>
+              </w:rPr>
+              <w:t>-0.056551</w:t>
+            </w:r>
+          </w:p>
+        </w:tc>
+      </w:tr>
+    </w:tbl>
+    <w:p>
+      <w:pPr>
+        <w:spacing w:after="120" w:line="240" w:lineRule="auto"/>
+        <w:ind w:left="1440"/>
+        <w:rPr>
+          <w:rFonts w:ascii="Courier New" w:hAnsi="Courier New" w:cs="Courier New"/>
+          <w:sz w:val="20"/>
+          <w:szCs w:val="20"/>
+        </w:rPr>
+      </w:pPr>
+      <w:r>
+        <w:rPr>
+          <w:rFonts w:ascii="Courier New" w:hAnsi="Courier New" w:cs="Courier New"/>
+          <w:sz w:val="20"/>
+          <w:szCs w:val="20"/>
+        </w:rPr>
+        <w:t>This table shows the frequency, magnitude, and phase for each component of the FFT. If you'd like to see more of the data, let me know!</w:t>
+      </w:r>
+    </w:p>
+    <w:p>
+      <w:pPr>
         <w:pStyle w:val="Heading3"/>
       </w:pPr>
-      <w:bookmarkStart w:id="2" w:name="_Toc240088215"/>
+      <w:bookmarkStart w:id="3" w:name="_Toc240174552"/>
       <w:r>
         <w:t xml:space="preserve">What if the signals are </w:t>
       </w:r>
@@ -3058,7 +4286,7 @@
       <w:r>
         <w:t>periodic?</w:t>
       </w:r>
-      <w:bookmarkEnd w:id="2"/>
+      <w:bookmarkEnd w:id="3"/>
     </w:p>
     <w:p>
       <w:pPr>
@@ -3098,7 +4326,6 @@
         <w:ind w:left="720"/>
       </w:pPr>
       <w:r>
-        <w:lastRenderedPageBreak/>
         <w:t xml:space="preserve">If a signal is </w:t>
       </w:r>
       <w:r>
@@ -3286,11 +4513,11 @@
       <w:pPr>
         <w:pStyle w:val="Heading2"/>
       </w:pPr>
-      <w:bookmarkStart w:id="3" w:name="_Toc240088216"/>
+      <w:bookmarkStart w:id="4" w:name="_Toc240174553"/>
       <w:r>
         <w:t>What is Fast Fourier Transform?</w:t>
       </w:r>
-      <w:bookmarkEnd w:id="3"/>
+      <w:bookmarkEnd w:id="4"/>
     </w:p>
     <w:p>
       <w:pPr>
@@ -3337,7 +4564,11 @@
         <w:t>fraction of the time</w:t>
       </w:r>
       <w:r>
-        <w:t>. It is widely considered one of the most important algorithms of the 20th century because it made digital signal processing practical.</w:t>
+        <w:t xml:space="preserve">. It is widely </w:t>
+      </w:r>
+      <w:r>
+        <w:lastRenderedPageBreak/>
+        <w:t>considered one of the most important algorithms of the 20th century because it made digital signal processing practical.</w:t>
       </w:r>
     </w:p>
     <w:p>
@@ -3507,11 +4738,11 @@
       <w:pPr>
         <w:pStyle w:val="Heading3"/>
       </w:pPr>
-      <w:bookmarkStart w:id="4" w:name="_Toc240088217"/>
+      <w:bookmarkStart w:id="5" w:name="_Toc240174554"/>
       <w:r>
         <w:t>How is FFT used for anomaly detection? Give brief numerical example?</w:t>
       </w:r>
-      <w:bookmarkEnd w:id="4"/>
+      <w:bookmarkEnd w:id="5"/>
     </w:p>
     <w:p>
       <w:pPr>
@@ -3557,7 +4788,6 @@
         <w:ind w:left="720"/>
       </w:pPr>
       <w:r>
-        <w:lastRenderedPageBreak/>
         <w:t>While many defects (like a microscopic crack in a rotating motor or a subtle heartbeat irregularity) are nearly invisible in a messy timeline graph, they stick out in the frequency domain like a sore thumb.</w:t>
       </w:r>
     </w:p>
@@ -3764,6 +4994,7 @@
           <w:b/>
           <w:bCs/>
         </w:rPr>
+        <w:lastRenderedPageBreak/>
         <w:t>0 Hz (DC offset):</w:t>
       </w:r>
       <w:r>
@@ -4064,7 +5295,6 @@
           <w:b/>
           <w:bCs/>
         </w:rPr>
-        <w:lastRenderedPageBreak/>
         <w:t>💡</w:t>
       </w:r>
       <w:r>
@@ -4106,11 +5336,11 @@
       <w:pPr>
         <w:pStyle w:val="Heading2"/>
       </w:pPr>
-      <w:bookmarkStart w:id="5" w:name="_Toc240088218"/>
+      <w:bookmarkStart w:id="6" w:name="_Toc240174555"/>
       <w:r>
         <w:t>Sensor data</w:t>
       </w:r>
-      <w:bookmarkEnd w:id="5"/>
+      <w:bookmarkEnd w:id="6"/>
     </w:p>
     <w:p>
       <w:pPr>
@@ -4160,11 +5390,11 @@
       <w:pPr>
         <w:pStyle w:val="Heading3"/>
       </w:pPr>
-      <w:bookmarkStart w:id="6" w:name="_Toc240088219"/>
+      <w:bookmarkStart w:id="7" w:name="_Toc240174556"/>
       <w:r>
         <w:t>Problem:</w:t>
       </w:r>
-      <w:bookmarkEnd w:id="6"/>
+      <w:bookmarkEnd w:id="7"/>
     </w:p>
     <w:p>
       <w:pPr>
@@ -4377,7 +5607,7 @@
       <w:pPr>
         <w:pStyle w:val="Heading3"/>
       </w:pPr>
-      <w:bookmarkStart w:id="7" w:name="_Toc240088220"/>
+      <w:bookmarkStart w:id="8" w:name="_Toc240174557"/>
       <w:r>
         <w:t xml:space="preserve">How </w:t>
       </w:r>
@@ -4387,7 +5617,7 @@
       <w:r>
         <w:t>oes FFT help:</w:t>
       </w:r>
-      <w:bookmarkEnd w:id="7"/>
+      <w:bookmarkEnd w:id="8"/>
     </w:p>
     <w:p>
       <w:pPr>
@@ -4419,7 +5649,11 @@
         <w:t xml:space="preserve">. In our case, we take 512 time-points. </w:t>
       </w:r>
       <w:r>
-        <w:t xml:space="preserve">FFT examines this complete time series </w:t>
+        <w:t xml:space="preserve">FFT examines </w:t>
+      </w:r>
+      <w:r>
+        <w:lastRenderedPageBreak/>
+        <w:t xml:space="preserve">this complete time series </w:t>
       </w:r>
       <w:r>
         <w:t xml:space="preserve">of 512 points </w:t>
@@ -4499,11 +5733,11 @@
       <w:pPr>
         <w:pStyle w:val="Heading3"/>
       </w:pPr>
-      <w:bookmarkStart w:id="8" w:name="_Toc240088221"/>
+      <w:bookmarkStart w:id="9" w:name="_Toc240174558"/>
       <w:r>
         <w:t>Model building</w:t>
       </w:r>
-      <w:bookmarkEnd w:id="8"/>
+      <w:bookmarkEnd w:id="9"/>
     </w:p>
     <w:p>
       <w:pPr>
@@ -4517,10 +5751,7 @@
         <w:t xml:space="preserve">. </w:t>
       </w:r>
       <w:r>
-        <w:t xml:space="preserve">FFT only accepts time-samples of size </w:t>
-      </w:r>
-      <w:r>
-        <w:t>2</w:t>
+        <w:t>FFT only accepts time-samples of size 2</w:t>
       </w:r>
       <w:proofErr w:type="gramStart"/>
       <w:r>
@@ -5545,7 +6776,6 @@
         <w:ind w:left="720"/>
       </w:pPr>
       <w:r>
-        <w:lastRenderedPageBreak/>
         <w:t xml:space="preserve">Note that FFT does also output phase-shift information. But we are not using it </w:t>
       </w:r>
       <w:r>
@@ -5595,10 +6825,18 @@
       <w:r>
         <w:t>. So now we have:</w:t>
       </w:r>
+    </w:p>
+    <w:p>
+      <w:pPr>
+        <w:keepNext/>
+        <w:keepLines/>
+        <w:spacing w:after="0" w:line="240" w:lineRule="auto"/>
+        <w:ind w:left="720"/>
+      </w:pPr>
     </w:p>
     <w:tbl>
       <w:tblPr>
-        <w:tblpPr w:leftFromText="180" w:rightFromText="180" w:vertAnchor="page" w:horzAnchor="margin" w:tblpXSpec="center" w:tblpY="3252"/>
+        <w:tblpPr w:leftFromText="180" w:rightFromText="180" w:vertAnchor="page" w:horzAnchor="margin" w:tblpXSpec="center" w:tblpY="8970"/>
         <w:tblW w:w="6741" w:type="dxa"/>
         <w:tblLook w:val="04A0" w:firstRow="1" w:lastRow="0" w:firstColumn="1" w:lastColumn="0" w:noHBand="0" w:noVBand="1"/>
       </w:tblPr>
@@ -6906,35 +8144,69 @@
     </w:tbl>
     <w:p>
       <w:pPr>
-        <w:spacing w:after="120" w:line="240" w:lineRule="auto"/>
+        <w:keepNext/>
+        <w:keepLines/>
+        <w:spacing w:after="0" w:line="240" w:lineRule="auto"/>
         <w:ind w:left="720"/>
       </w:pPr>
     </w:p>
     <w:p>
       <w:pPr>
+        <w:keepNext/>
+        <w:keepLines/>
+        <w:spacing w:after="0" w:line="240" w:lineRule="auto"/>
+        <w:ind w:left="720"/>
+      </w:pPr>
+    </w:p>
+    <w:p>
+      <w:pPr>
+        <w:keepNext/>
+        <w:keepLines/>
+        <w:spacing w:after="0" w:line="240" w:lineRule="auto"/>
+        <w:ind w:left="720"/>
+      </w:pPr>
+    </w:p>
+    <w:p>
+      <w:pPr>
+        <w:keepNext/>
+        <w:keepLines/>
+        <w:spacing w:after="0" w:line="240" w:lineRule="auto"/>
+        <w:ind w:left="720"/>
+      </w:pPr>
+    </w:p>
+    <w:p>
+      <w:pPr>
+        <w:keepNext/>
+        <w:keepLines/>
+        <w:spacing w:after="0" w:line="240" w:lineRule="auto"/>
+        <w:ind w:left="720"/>
+      </w:pPr>
+    </w:p>
+    <w:p>
+      <w:pPr>
+        <w:keepNext/>
+        <w:keepLines/>
+        <w:spacing w:after="0" w:line="240" w:lineRule="auto"/>
+        <w:ind w:left="720"/>
+      </w:pPr>
+    </w:p>
+    <w:p>
+      <w:pPr>
+        <w:keepNext/>
+        <w:keepLines/>
+        <w:spacing w:after="0" w:line="240" w:lineRule="auto"/>
+        <w:ind w:left="720"/>
+      </w:pPr>
+    </w:p>
+    <w:p>
+      <w:pPr>
         <w:pStyle w:val="Heading3"/>
       </w:pPr>
-    </w:p>
-    <w:p>
-      <w:pPr>
-        <w:pStyle w:val="Heading3"/>
-      </w:pPr>
-    </w:p>
-    <w:p>
-      <w:pPr>
-        <w:pStyle w:val="Heading3"/>
-      </w:pPr>
-    </w:p>
-    <w:p/>
-    <w:p>
-      <w:pPr>
-        <w:pStyle w:val="Heading3"/>
-      </w:pPr>
-      <w:bookmarkStart w:id="9" w:name="_Toc240088222"/>
+      <w:bookmarkStart w:id="10" w:name="_Toc240174559"/>
       <w:r>
         <w:t>Testing Bad Data</w:t>
       </w:r>
-      <w:bookmarkEnd w:id="9"/>
+      <w:bookmarkEnd w:id="10"/>
     </w:p>
     <w:p>
       <w:pPr>
@@ -7486,6 +8758,12 @@
       <w:r>
         <w:t>.</w:t>
       </w:r>
+    </w:p>
+    <w:p>
+      <w:pPr>
+        <w:spacing w:after="120" w:line="240" w:lineRule="auto"/>
+        <w:ind w:left="720"/>
+      </w:pPr>
     </w:p>
     <w:tbl>
       <w:tblPr>
@@ -9604,8 +10882,8 @@
           <w:noProof/>
         </w:rPr>
         <w:drawing>
-          <wp:inline distT="0" distB="0" distL="0" distR="0" wp14:anchorId="054914C0" wp14:editId="5FADBAE7">
-            <wp:extent cx="5715798" cy="647790"/>
+          <wp:inline distT="0" distB="0" distL="0" distR="0" wp14:anchorId="054914C0" wp14:editId="1C5E8E54">
+            <wp:extent cx="5225147" cy="592183"/>
             <wp:effectExtent l="0" t="0" r="0" b="0"/>
             <wp:docPr id="527649110" name="Picture 1"/>
             <wp:cNvGraphicFramePr>
@@ -9627,7 +10905,7 @@
                   <pic:spPr>
                     <a:xfrm>
                       <a:off x="0" y="0"/>
-                      <a:ext cx="5715798" cy="647790"/>
+                      <a:ext cx="5252852" cy="595323"/>
                     </a:xfrm>
                     <a:prstGeom prst="rect">
                       <a:avLst/>
@@ -9646,7 +10924,6 @@
         <w:ind w:left="720"/>
       </w:pPr>
       <w:r>
-        <w:lastRenderedPageBreak/>
         <w:t xml:space="preserve">Take the </w:t>
       </w:r>
       <w:r>
@@ -9678,12 +10955,12 @@
     </w:p>
     <w:tbl>
       <w:tblPr>
-        <w:tblpPr w:leftFromText="180" w:rightFromText="180" w:horzAnchor="page" w:tblpX="4620" w:tblpY="442"/>
-        <w:tblW w:w="1557" w:type="dxa"/>
+        <w:tblpPr w:leftFromText="180" w:rightFromText="180" w:vertAnchor="page" w:horzAnchor="page" w:tblpX="3293" w:tblpY="8528"/>
+        <w:tblW w:w="2528" w:type="dxa"/>
         <w:tblLook w:val="04A0" w:firstRow="1" w:lastRow="0" w:firstColumn="1" w:lastColumn="0" w:noHBand="0" w:noVBand="1"/>
       </w:tblPr>
       <w:tblGrid>
-        <w:gridCol w:w="1557"/>
+        <w:gridCol w:w="2528"/>
       </w:tblGrid>
       <w:tr>
         <w:trPr>
@@ -9691,7 +10968,7 @@
         </w:trPr>
         <w:tc>
           <w:tcPr>
-            <w:tcW w:w="1557" w:type="dxa"/>
+            <w:tcW w:w="2528" w:type="dxa"/>
             <w:tcBorders>
               <w:top w:val="single" w:sz="4" w:space="0" w:color="auto"/>
               <w:left w:val="single" w:sz="4" w:space="0" w:color="auto"/>
@@ -9705,32 +10982,35 @@
           </w:tcPr>
           <w:p>
             <w:pPr>
-              <w:spacing w:after="0" w:line="240" w:lineRule="auto"/>
-              <w:rPr>
-                <w:rFonts w:ascii="Aptos Narrow" w:eastAsia="Times New Roman" w:hAnsi="Aptos Narrow" w:cs="Times New Roman"/>
+              <w:spacing w:after="120" w:line="240" w:lineRule="auto"/>
+              <w:ind w:left="720"/>
+              <w:rPr>
                 <w:b/>
                 <w:bCs/>
-                <w:color w:val="000000"/>
-                <w:kern w:val="0"/>
-                <w:sz w:val="22"/>
-                <w:szCs w:val="22"/>
-                <w:lang w:eastAsia="en-IN"/>
-                <w14:ligatures w14:val="none"/>
               </w:rPr>
             </w:pPr>
             <w:r>
               <w:rPr>
-                <w:rFonts w:ascii="Aptos Narrow" w:eastAsia="Times New Roman" w:hAnsi="Aptos Narrow" w:cs="Times New Roman"/>
                 <w:b/>
                 <w:bCs/>
-                <w:color w:val="000000"/>
-                <w:kern w:val="0"/>
-                <w:sz w:val="22"/>
-                <w:szCs w:val="22"/>
-                <w:lang w:eastAsia="en-IN"/>
-                <w14:ligatures w14:val="none"/>
-              </w:rPr>
-              <w:t>mean(stdamp)</w:t>
+              </w:rPr>
+              <w:t>mean(</w:t>
+            </w:r>
+            <w:proofErr w:type="spellStart"/>
+            <w:r>
+              <w:rPr>
+                <w:b/>
+                <w:bCs/>
+              </w:rPr>
+              <w:t>stdamp</w:t>
+            </w:r>
+            <w:proofErr w:type="spellEnd"/>
+            <w:r>
+              <w:rPr>
+                <w:b/>
+                <w:bCs/>
+              </w:rPr>
+              <w:t>)</w:t>
             </w:r>
           </w:p>
         </w:tc>
@@ -9741,7 +11021,7 @@
         </w:trPr>
         <w:tc>
           <w:tcPr>
-            <w:tcW w:w="1557" w:type="dxa"/>
+            <w:tcW w:w="2528" w:type="dxa"/>
             <w:tcBorders>
               <w:top w:val="nil"/>
               <w:left w:val="single" w:sz="4" w:space="0" w:color="auto"/>
@@ -9754,28 +11034,10 @@
           </w:tcPr>
           <w:p>
             <w:pPr>
-              <w:spacing w:after="0" w:line="240" w:lineRule="auto"/>
-              <w:jc w:val="right"/>
-              <w:rPr>
-                <w:rFonts w:ascii="Aptos Narrow" w:eastAsia="Times New Roman" w:hAnsi="Aptos Narrow" w:cs="Times New Roman"/>
-                <w:color w:val="000000"/>
-                <w:kern w:val="0"/>
-                <w:sz w:val="22"/>
-                <w:szCs w:val="22"/>
-                <w:lang w:eastAsia="en-IN"/>
-                <w14:ligatures w14:val="none"/>
-              </w:rPr>
+              <w:spacing w:after="120" w:line="240" w:lineRule="auto"/>
+              <w:ind w:left="720"/>
             </w:pPr>
             <w:r>
-              <w:rPr>
-                <w:rFonts w:ascii="Aptos Narrow" w:eastAsia="Times New Roman" w:hAnsi="Aptos Narrow" w:cs="Times New Roman"/>
-                <w:color w:val="000000"/>
-                <w:kern w:val="0"/>
-                <w:sz w:val="22"/>
-                <w:szCs w:val="22"/>
-                <w:lang w:eastAsia="en-IN"/>
-                <w14:ligatures w14:val="none"/>
-              </w:rPr>
               <w:t>9.06</w:t>
             </w:r>
           </w:p>
@@ -9799,6 +11061,12 @@
         <w:spacing w:after="120" w:line="240" w:lineRule="auto"/>
         <w:ind w:left="720"/>
       </w:pPr>
+    </w:p>
+    <w:p>
+      <w:pPr>
+        <w:spacing w:after="120" w:line="240" w:lineRule="auto"/>
+        <w:ind w:left="720"/>
+      </w:pPr>
       <w:r>
         <w:t>I</w:t>
       </w:r>
@@ -9814,13 +11082,27 @@
     </w:p>
     <w:p>
       <w:pPr>
+        <w:rPr>
+          <w:rFonts w:eastAsiaTheme="majorEastAsia" w:cstheme="majorBidi"/>
+          <w:color w:val="0F4761" w:themeColor="accent1" w:themeShade="BF"/>
+          <w:sz w:val="28"/>
+          <w:szCs w:val="28"/>
+        </w:rPr>
+      </w:pPr>
+      <w:r>
+        <w:br w:type="page"/>
+      </w:r>
+    </w:p>
+    <w:p>
+      <w:pPr>
         <w:pStyle w:val="Heading3"/>
       </w:pPr>
-      <w:bookmarkStart w:id="10" w:name="_Toc240088223"/>
-      <w:r>
+      <w:bookmarkStart w:id="11" w:name="_Toc240174560"/>
+      <w:r>
+        <w:lastRenderedPageBreak/>
         <w:t>Knime Workflow:</w:t>
       </w:r>
-      <w:bookmarkEnd w:id="10"/>
+      <w:bookmarkEnd w:id="11"/>
     </w:p>
     <w:p>
       <w:r>
@@ -9926,16 +11208,11 @@
       <w:pPr>
         <w:pStyle w:val="Heading3"/>
       </w:pPr>
-    </w:p>
-    <w:p>
-      <w:pPr>
-        <w:pStyle w:val="Heading3"/>
-      </w:pPr>
-      <w:bookmarkStart w:id="11" w:name="_Toc240088224"/>
+      <w:bookmarkStart w:id="12" w:name="_Toc240174561"/>
       <w:r>
         <w:t>Data node-by-node</w:t>
       </w:r>
-      <w:bookmarkEnd w:id="11"/>
+      <w:bookmarkEnd w:id="12"/>
     </w:p>
     <w:p>
       <w:r>
@@ -10073,7 +11350,6 @@
         <w:rPr>
           <w:noProof/>
         </w:rPr>
-        <w:lastRenderedPageBreak/>
         <w:drawing>
           <wp:inline distT="0" distB="0" distL="0" distR="0" wp14:anchorId="6877552B" wp14:editId="684AD6EE">
             <wp:extent cx="2950301" cy="1946109"/>
@@ -10116,6 +11392,7 @@
         <w:pStyle w:val="Heading4"/>
       </w:pPr>
       <w:r>
+        <w:lastRenderedPageBreak/>
         <w:t xml:space="preserve">Node3: </w:t>
       </w:r>
     </w:p>
@@ -10328,9 +11605,8 @@
       <w:pPr>
         <w:pStyle w:val="Heading3"/>
       </w:pPr>
-      <w:bookmarkStart w:id="12" w:name="_Toc240088225"/>
-      <w:r>
-        <w:lastRenderedPageBreak/>
+      <w:bookmarkStart w:id="13" w:name="_Toc240174562"/>
+      <w:r>
         <w:t xml:space="preserve">Why is each data point matched to </w:t>
       </w:r>
       <w:r>
@@ -10352,7 +11628,7 @@
       <w:r>
         <w:t>?</w:t>
       </w:r>
-      <w:bookmarkEnd w:id="12"/>
+      <w:bookmarkEnd w:id="13"/>
     </w:p>
     <w:p>
       <w:pPr>
@@ -10449,7 +11725,11 @@
         <w:t>entire block of time-domain data</w:t>
       </w:r>
       <w:r>
-        <w:t xml:space="preserve"> (e.g., thousands of sequential points from your accelerometer) all at once and transforms them into an </w:t>
+        <w:t xml:space="preserve"> (e.g., thousands of sequential points from your </w:t>
+      </w:r>
+      <w:r>
+        <w:lastRenderedPageBreak/>
+        <w:t xml:space="preserve">accelerometer) all at once and transforms them into an </w:t>
       </w:r>
       <w:r>
         <w:rPr>
@@ -10806,7 +12086,6 @@
     </w:p>
     <w:p>
       <w:r>
-        <w:lastRenderedPageBreak/>
         <w:t xml:space="preserve">If you change just </w:t>
       </w:r>
       <w:r>
@@ -10864,6 +12143,7 @@
         <w:rPr>
           <w:noProof/>
         </w:rPr>
+        <w:lastRenderedPageBreak/>
         <w:drawing>
           <wp:inline distT="0" distB="0" distL="0" distR="0" wp14:anchorId="6B8088BB" wp14:editId="3D0A4BAB">
             <wp:extent cx="5296639" cy="3219899"/>
@@ -10976,7 +12256,6 @@
         <w:pStyle w:val="Heading4"/>
       </w:pPr>
       <w:r>
-        <w:lastRenderedPageBreak/>
         <w:t>Node8:</w:t>
       </w:r>
     </w:p>
@@ -11098,6 +12377,7 @@
         <w:rPr>
           <w:noProof/>
         </w:rPr>
+        <w:lastRenderedPageBreak/>
         <mc:AlternateContent>
           <mc:Choice Requires="wps">
             <w:drawing>
@@ -11346,7 +12626,6 @@
         <w:pStyle w:val="Heading4"/>
       </w:pPr>
       <w:r>
-        <w:lastRenderedPageBreak/>
         <w:t>Node9:</w:t>
       </w:r>
     </w:p>
@@ -11379,6 +12658,7 @@
         <w:rPr>
           <w:noProof/>
         </w:rPr>
+        <w:lastRenderedPageBreak/>
         <w:drawing>
           <wp:inline distT="0" distB="0" distL="0" distR="0" wp14:anchorId="74C143E3" wp14:editId="785CEDD1">
             <wp:extent cx="5731510" cy="2936240"/>
@@ -11555,7 +12835,6 @@
         <w:rPr>
           <w:noProof/>
         </w:rPr>
-        <w:lastRenderedPageBreak/>
         <w:drawing>
           <wp:inline distT="0" distB="0" distL="0" distR="0" wp14:anchorId="7CF6B798" wp14:editId="1FEE2BCC">
             <wp:extent cx="3467584" cy="2238687"/>
@@ -11598,6 +12877,7 @@
         <w:pStyle w:val="Heading4"/>
       </w:pPr>
       <w:r>
+        <w:lastRenderedPageBreak/>
         <w:t>Node 12:</w:t>
       </w:r>
     </w:p>
@@ -11724,20 +13004,20 @@
         <w:pStyle w:val="Heading4"/>
       </w:pPr>
       <w:r>
+        <w:t>Node 15:</w:t>
+      </w:r>
+    </w:p>
+    <w:p>
+      <w:r>
+        <w:t>Filter missing values</w:t>
+      </w:r>
+    </w:p>
+    <w:p>
+      <w:r>
+        <w:rPr>
+          <w:noProof/>
+        </w:rPr>
         <w:lastRenderedPageBreak/>
-        <w:t>Node 15:</w:t>
-      </w:r>
-    </w:p>
-    <w:p>
-      <w:r>
-        <w:t>Filter missing values</w:t>
-      </w:r>
-    </w:p>
-    <w:p>
-      <w:r>
-        <w:rPr>
-          <w:noProof/>
-        </w:rPr>
         <w:drawing>
           <wp:inline distT="0" distB="0" distL="0" distR="0" wp14:anchorId="3F589ED6" wp14:editId="45D23E1A">
             <wp:extent cx="4639322" cy="2534004"/>
@@ -12355,7 +13635,7 @@
       <w:pPr>
         <w:pStyle w:val="Heading2"/>
       </w:pPr>
-      <w:bookmarkStart w:id="13" w:name="_Toc240088226"/>
+      <w:bookmarkStart w:id="14" w:name="_Toc240174563"/>
       <w:r>
         <w:t xml:space="preserve">Would </w:t>
       </w:r>
@@ -12367,7 +13647,7 @@
       <w:r>
         <w:t xml:space="preserve"> of normal and bad data be the same?</w:t>
       </w:r>
-      <w:bookmarkEnd w:id="13"/>
+      <w:bookmarkEnd w:id="14"/>
     </w:p>
     <w:p>
       <w:pPr>
@@ -12827,7 +14107,7 @@
       <w:pPr>
         <w:pStyle w:val="Heading2"/>
       </w:pPr>
-      <w:bookmarkStart w:id="14" w:name="_Toc240088227"/>
+      <w:bookmarkStart w:id="15" w:name="_Toc240174564"/>
       <w:r>
         <w:t xml:space="preserve">Why do I </w:t>
       </w:r>
@@ -12837,7 +14117,7 @@
       <w:r>
         <w:t>get discrete frequency output in FFT?</w:t>
       </w:r>
-      <w:bookmarkEnd w:id="14"/>
+      <w:bookmarkEnd w:id="15"/>
     </w:p>
     <w:p>
       <w:pPr>
@@ -13082,11 +14362,11 @@
       <w:pPr>
         <w:pStyle w:val="Heading2"/>
       </w:pPr>
-      <w:bookmarkStart w:id="15" w:name="_Toc240088228"/>
+      <w:bookmarkStart w:id="16" w:name="_Toc240174565"/>
       <w:r>
         <w:t>Finance data</w:t>
       </w:r>
-      <w:bookmarkEnd w:id="15"/>
+      <w:bookmarkEnd w:id="16"/>
     </w:p>
     <w:p>
       <w:pPr>
@@ -16174,9 +17454,9 @@
     </w:lvl>
   </w:abstractNum>
   <w:abstractNum w:abstractNumId="17" w15:restartNumberingAfterBreak="0">
-    <w:nsid w:val="738B6E35"/>
+    <w:nsid w:val="6AA46131"/>
     <w:multiLevelType w:val="multilevel"/>
-    <w:tmpl w:val="515E0088"/>
+    <w:tmpl w:val="B986EAAE"/>
     <w:lvl w:ilvl="0">
       <w:start w:val="1"/>
       <w:numFmt w:val="bullet"/>
@@ -16184,9 +17464,9 @@
       <w:lvlJc w:val="left"/>
       <w:pPr>
         <w:tabs>
-          <w:tab w:val="num" w:pos="720"/>
-        </w:tabs>
-        <w:ind w:left="720" w:hanging="360"/>
+          <w:tab w:val="num" w:pos="1080"/>
+        </w:tabs>
+        <w:ind w:left="1080" w:hanging="360"/>
       </w:pPr>
       <w:rPr>
         <w:rFonts w:ascii="Symbol" w:hAnsi="Symbol" w:hint="default"/>
@@ -16200,9 +17480,9 @@
       <w:lvlJc w:val="left"/>
       <w:pPr>
         <w:tabs>
-          <w:tab w:val="num" w:pos="1440"/>
-        </w:tabs>
-        <w:ind w:left="1440" w:hanging="360"/>
+          <w:tab w:val="num" w:pos="1800"/>
+        </w:tabs>
+        <w:ind w:left="1800" w:hanging="360"/>
       </w:pPr>
       <w:rPr>
         <w:rFonts w:ascii="Courier New" w:hAnsi="Courier New" w:hint="default"/>
@@ -16216,9 +17496,9 @@
       <w:lvlJc w:val="left"/>
       <w:pPr>
         <w:tabs>
-          <w:tab w:val="num" w:pos="2160"/>
-        </w:tabs>
-        <w:ind w:left="2160" w:hanging="360"/>
+          <w:tab w:val="num" w:pos="2520"/>
+        </w:tabs>
+        <w:ind w:left="2520" w:hanging="360"/>
       </w:pPr>
       <w:rPr>
         <w:rFonts w:ascii="Wingdings" w:hAnsi="Wingdings" w:hint="default"/>
@@ -16232,9 +17512,9 @@
       <w:lvlJc w:val="left"/>
       <w:pPr>
         <w:tabs>
-          <w:tab w:val="num" w:pos="2880"/>
-        </w:tabs>
-        <w:ind w:left="2880" w:hanging="360"/>
+          <w:tab w:val="num" w:pos="3240"/>
+        </w:tabs>
+        <w:ind w:left="3240" w:hanging="360"/>
       </w:pPr>
       <w:rPr>
         <w:rFonts w:ascii="Wingdings" w:hAnsi="Wingdings" w:hint="default"/>
@@ -16248,9 +17528,9 @@
       <w:lvlJc w:val="left"/>
       <w:pPr>
         <w:tabs>
-          <w:tab w:val="num" w:pos="3600"/>
-        </w:tabs>
-        <w:ind w:left="3600" w:hanging="360"/>
+          <w:tab w:val="num" w:pos="3960"/>
+        </w:tabs>
+        <w:ind w:left="3960" w:hanging="360"/>
       </w:pPr>
       <w:rPr>
         <w:rFonts w:ascii="Wingdings" w:hAnsi="Wingdings" w:hint="default"/>
@@ -16264,9 +17544,9 @@
       <w:lvlJc w:val="left"/>
       <w:pPr>
         <w:tabs>
-          <w:tab w:val="num" w:pos="4320"/>
-        </w:tabs>
-        <w:ind w:left="4320" w:hanging="360"/>
+          <w:tab w:val="num" w:pos="4680"/>
+        </w:tabs>
+        <w:ind w:left="4680" w:hanging="360"/>
       </w:pPr>
       <w:rPr>
         <w:rFonts w:ascii="Wingdings" w:hAnsi="Wingdings" w:hint="default"/>
@@ -16280,9 +17560,9 @@
       <w:lvlJc w:val="left"/>
       <w:pPr>
         <w:tabs>
-          <w:tab w:val="num" w:pos="5040"/>
-        </w:tabs>
-        <w:ind w:left="5040" w:hanging="360"/>
+          <w:tab w:val="num" w:pos="5400"/>
+        </w:tabs>
+        <w:ind w:left="5400" w:hanging="360"/>
       </w:pPr>
       <w:rPr>
         <w:rFonts w:ascii="Wingdings" w:hAnsi="Wingdings" w:hint="default"/>
@@ -16296,9 +17576,9 @@
       <w:lvlJc w:val="left"/>
       <w:pPr>
         <w:tabs>
-          <w:tab w:val="num" w:pos="5760"/>
-        </w:tabs>
-        <w:ind w:left="5760" w:hanging="360"/>
+          <w:tab w:val="num" w:pos="6120"/>
+        </w:tabs>
+        <w:ind w:left="6120" w:hanging="360"/>
       </w:pPr>
       <w:rPr>
         <w:rFonts w:ascii="Wingdings" w:hAnsi="Wingdings" w:hint="default"/>
@@ -16312,9 +17592,9 @@
       <w:lvlJc w:val="left"/>
       <w:pPr>
         <w:tabs>
-          <w:tab w:val="num" w:pos="6480"/>
-        </w:tabs>
-        <w:ind w:left="6480" w:hanging="360"/>
+          <w:tab w:val="num" w:pos="6840"/>
+        </w:tabs>
+        <w:ind w:left="6840" w:hanging="360"/>
       </w:pPr>
       <w:rPr>
         <w:rFonts w:ascii="Wingdings" w:hAnsi="Wingdings" w:hint="default"/>
@@ -16323,9 +17603,9 @@
     </w:lvl>
   </w:abstractNum>
   <w:abstractNum w:abstractNumId="18" w15:restartNumberingAfterBreak="0">
-    <w:nsid w:val="75924592"/>
+    <w:nsid w:val="738B6E35"/>
     <w:multiLevelType w:val="multilevel"/>
-    <w:tmpl w:val="8ED85C18"/>
+    <w:tmpl w:val="515E0088"/>
     <w:lvl w:ilvl="0">
       <w:start w:val="1"/>
       <w:numFmt w:val="bullet"/>
@@ -16472,6 +17752,155 @@
     </w:lvl>
   </w:abstractNum>
   <w:abstractNum w:abstractNumId="19" w15:restartNumberingAfterBreak="0">
+    <w:nsid w:val="75924592"/>
+    <w:multiLevelType w:val="multilevel"/>
+    <w:tmpl w:val="8ED85C18"/>
+    <w:lvl w:ilvl="0">
+      <w:start w:val="1"/>
+      <w:numFmt w:val="bullet"/>
+      <w:lvlText w:val=""/>
+      <w:lvlJc w:val="left"/>
+      <w:pPr>
+        <w:tabs>
+          <w:tab w:val="num" w:pos="720"/>
+        </w:tabs>
+        <w:ind w:left="720" w:hanging="360"/>
+      </w:pPr>
+      <w:rPr>
+        <w:rFonts w:ascii="Symbol" w:hAnsi="Symbol" w:hint="default"/>
+        <w:sz w:val="20"/>
+      </w:rPr>
+    </w:lvl>
+    <w:lvl w:ilvl="1" w:tentative="1">
+      <w:start w:val="1"/>
+      <w:numFmt w:val="bullet"/>
+      <w:lvlText w:val="o"/>
+      <w:lvlJc w:val="left"/>
+      <w:pPr>
+        <w:tabs>
+          <w:tab w:val="num" w:pos="1440"/>
+        </w:tabs>
+        <w:ind w:left="1440" w:hanging="360"/>
+      </w:pPr>
+      <w:rPr>
+        <w:rFonts w:ascii="Courier New" w:hAnsi="Courier New" w:hint="default"/>
+        <w:sz w:val="20"/>
+      </w:rPr>
+    </w:lvl>
+    <w:lvl w:ilvl="2" w:tentative="1">
+      <w:start w:val="1"/>
+      <w:numFmt w:val="bullet"/>
+      <w:lvlText w:val=""/>
+      <w:lvlJc w:val="left"/>
+      <w:pPr>
+        <w:tabs>
+          <w:tab w:val="num" w:pos="2160"/>
+        </w:tabs>
+        <w:ind w:left="2160" w:hanging="360"/>
+      </w:pPr>
+      <w:rPr>
+        <w:rFonts w:ascii="Wingdings" w:hAnsi="Wingdings" w:hint="default"/>
+        <w:sz w:val="20"/>
+      </w:rPr>
+    </w:lvl>
+    <w:lvl w:ilvl="3" w:tentative="1">
+      <w:start w:val="1"/>
+      <w:numFmt w:val="bullet"/>
+      <w:lvlText w:val=""/>
+      <w:lvlJc w:val="left"/>
+      <w:pPr>
+        <w:tabs>
+          <w:tab w:val="num" w:pos="2880"/>
+        </w:tabs>
+        <w:ind w:left="2880" w:hanging="360"/>
+      </w:pPr>
+      <w:rPr>
+        <w:rFonts w:ascii="Wingdings" w:hAnsi="Wingdings" w:hint="default"/>
+        <w:sz w:val="20"/>
+      </w:rPr>
+    </w:lvl>
+    <w:lvl w:ilvl="4" w:tentative="1">
+      <w:start w:val="1"/>
+      <w:numFmt w:val="bullet"/>
+      <w:lvlText w:val=""/>
+      <w:lvlJc w:val="left"/>
+      <w:pPr>
+        <w:tabs>
+          <w:tab w:val="num" w:pos="3600"/>
+        </w:tabs>
+        <w:ind w:left="3600" w:hanging="360"/>
+      </w:pPr>
+      <w:rPr>
+        <w:rFonts w:ascii="Wingdings" w:hAnsi="Wingdings" w:hint="default"/>
+        <w:sz w:val="20"/>
+      </w:rPr>
+    </w:lvl>
+    <w:lvl w:ilvl="5" w:tentative="1">
+      <w:start w:val="1"/>
+      <w:numFmt w:val="bullet"/>
+      <w:lvlText w:val=""/>
+      <w:lvlJc w:val="left"/>
+      <w:pPr>
+        <w:tabs>
+          <w:tab w:val="num" w:pos="4320"/>
+        </w:tabs>
+        <w:ind w:left="4320" w:hanging="360"/>
+      </w:pPr>
+      <w:rPr>
+        <w:rFonts w:ascii="Wingdings" w:hAnsi="Wingdings" w:hint="default"/>
+        <w:sz w:val="20"/>
+      </w:rPr>
+    </w:lvl>
+    <w:lvl w:ilvl="6" w:tentative="1">
+      <w:start w:val="1"/>
+      <w:numFmt w:val="bullet"/>
+      <w:lvlText w:val=""/>
+      <w:lvlJc w:val="left"/>
+      <w:pPr>
+        <w:tabs>
+          <w:tab w:val="num" w:pos="5040"/>
+        </w:tabs>
+        <w:ind w:left="5040" w:hanging="360"/>
+      </w:pPr>
+      <w:rPr>
+        <w:rFonts w:ascii="Wingdings" w:hAnsi="Wingdings" w:hint="default"/>
+        <w:sz w:val="20"/>
+      </w:rPr>
+    </w:lvl>
+    <w:lvl w:ilvl="7" w:tentative="1">
+      <w:start w:val="1"/>
+      <w:numFmt w:val="bullet"/>
+      <w:lvlText w:val=""/>
+      <w:lvlJc w:val="left"/>
+      <w:pPr>
+        <w:tabs>
+          <w:tab w:val="num" w:pos="5760"/>
+        </w:tabs>
+        <w:ind w:left="5760" w:hanging="360"/>
+      </w:pPr>
+      <w:rPr>
+        <w:rFonts w:ascii="Wingdings" w:hAnsi="Wingdings" w:hint="default"/>
+        <w:sz w:val="20"/>
+      </w:rPr>
+    </w:lvl>
+    <w:lvl w:ilvl="8" w:tentative="1">
+      <w:start w:val="1"/>
+      <w:numFmt w:val="bullet"/>
+      <w:lvlText w:val=""/>
+      <w:lvlJc w:val="left"/>
+      <w:pPr>
+        <w:tabs>
+          <w:tab w:val="num" w:pos="6480"/>
+        </w:tabs>
+        <w:ind w:left="6480" w:hanging="360"/>
+      </w:pPr>
+      <w:rPr>
+        <w:rFonts w:ascii="Wingdings" w:hAnsi="Wingdings" w:hint="default"/>
+        <w:sz w:val="20"/>
+      </w:rPr>
+    </w:lvl>
+  </w:abstractNum>
+  <w:abstractNum w:abstractNumId="20" w15:restartNumberingAfterBreak="0">
     <w:nsid w:val="78F0521E"/>
     <w:multiLevelType w:val="multilevel"/>
     <w:tmpl w:val="1A4E8468"/>
@@ -16627,22 +18056,25 @@
     <w:abstractNumId w:val="11"/>
   </w:num>
   <w:num w:numId="15" w16cid:durableId="1499803698">
-    <w:abstractNumId w:val="17"/>
+    <w:abstractNumId w:val="18"/>
   </w:num>
   <w:num w:numId="16" w16cid:durableId="1505246961">
     <w:abstractNumId w:val="6"/>
   </w:num>
   <w:num w:numId="17" w16cid:durableId="1272514484">
-    <w:abstractNumId w:val="18"/>
+    <w:abstractNumId w:val="19"/>
   </w:num>
   <w:num w:numId="18" w16cid:durableId="1491369484">
     <w:abstractNumId w:val="0"/>
   </w:num>
   <w:num w:numId="19" w16cid:durableId="2140537318">
-    <w:abstractNumId w:val="19"/>
+    <w:abstractNumId w:val="20"/>
   </w:num>
   <w:num w:numId="20" w16cid:durableId="131219892">
     <w:abstractNumId w:val="4"/>
+  </w:num>
+  <w:num w:numId="21" w16cid:durableId="1236628098">
+    <w:abstractNumId w:val="17"/>
   </w:num>
 </w:numbering>
 </file>

--- a/anomaly_detection/FFT/sensor_data/Anomaly detection using Fast Fourier Transform.docx
+++ b/anomaly_detection/FFT/sensor_data/Anomaly detection using Fast Fourier Transform.docx
@@ -129,7 +129,7 @@
         </w:rPr>
         <w:t xml:space="preserve">Ref: Knime article </w:t>
       </w:r>
-      <w:hyperlink r:id="rId6" w:history="1">
+      <w:hyperlink r:id="rId8" w:history="1">
         <w:r>
           <w:rPr>
             <w:rStyle w:val="Hyperlink"/>
@@ -215,7 +215,6 @@
         </w:rPr>
         <w:t xml:space="preserve"># Virtual Machine: </w:t>
       </w:r>
-      <w:proofErr w:type="spellStart"/>
       <w:r>
         <w:rPr>
           <w:sz w:val="16"/>
@@ -230,7 +229,6 @@
         </w:rPr>
         <w:t>buntu_database</w:t>
       </w:r>
-      <w:proofErr w:type="spellEnd"/>
       <w:r>
         <w:rPr>
           <w:sz w:val="16"/>
@@ -1537,15 +1535,7 @@
       <w:bookmarkStart w:id="0" w:name="_Toc240174549"/>
       <w:r>
         <w:lastRenderedPageBreak/>
-        <w:t xml:space="preserve">Python </w:t>
-      </w:r>
-      <w:proofErr w:type="spellStart"/>
-      <w:r>
-        <w:t>conda</w:t>
-      </w:r>
-      <w:proofErr w:type="spellEnd"/>
-      <w:r>
-        <w:t xml:space="preserve"> environment:</w:t>
+        <w:t>Python conda environment:</w:t>
       </w:r>
       <w:bookmarkEnd w:id="0"/>
     </w:p>
@@ -1554,15 +1544,7 @@
         <w:ind w:left="720"/>
       </w:pPr>
       <w:r>
-        <w:t xml:space="preserve">On every machine create </w:t>
-      </w:r>
-      <w:proofErr w:type="spellStart"/>
-      <w:r>
-        <w:t>conda</w:t>
-      </w:r>
-      <w:proofErr w:type="spellEnd"/>
-      <w:r>
-        <w:t xml:space="preserve"> python environment as below. </w:t>
+        <w:t xml:space="preserve">On every machine create conda python environment as below. </w:t>
       </w:r>
       <w:r>
         <w:t>Here 5.</w:t>
@@ -1584,75 +1566,11 @@
           <w:rFonts w:ascii="Courier New" w:hAnsi="Courier New" w:cs="Courier New"/>
         </w:rPr>
       </w:pPr>
-      <w:proofErr w:type="spellStart"/>
       <w:r>
         <w:rPr>
           <w:rFonts w:ascii="Courier New" w:hAnsi="Courier New" w:cs="Courier New"/>
         </w:rPr>
-        <w:t>conda</w:t>
-      </w:r>
-      <w:proofErr w:type="spellEnd"/>
-      <w:r>
-        <w:rPr>
-          <w:rFonts w:ascii="Courier New" w:hAnsi="Courier New" w:cs="Courier New"/>
-        </w:rPr>
-        <w:t xml:space="preserve"> create --name </w:t>
-      </w:r>
-      <w:proofErr w:type="spellStart"/>
-      <w:r>
-        <w:rPr>
-          <w:rFonts w:ascii="Courier New" w:hAnsi="Courier New" w:cs="Courier New"/>
-        </w:rPr>
-        <w:t>knime_env</w:t>
-      </w:r>
-      <w:proofErr w:type="spellEnd"/>
-      <w:r>
-        <w:rPr>
-          <w:rFonts w:ascii="Courier New" w:hAnsi="Courier New" w:cs="Courier New"/>
-        </w:rPr>
-        <w:t xml:space="preserve"> -c </w:t>
-      </w:r>
-      <w:proofErr w:type="spellStart"/>
-      <w:r>
-        <w:rPr>
-          <w:rFonts w:ascii="Courier New" w:hAnsi="Courier New" w:cs="Courier New"/>
-        </w:rPr>
-        <w:t>knime</w:t>
-      </w:r>
-      <w:proofErr w:type="spellEnd"/>
-      <w:r>
-        <w:rPr>
-          <w:rFonts w:ascii="Courier New" w:hAnsi="Courier New" w:cs="Courier New"/>
-        </w:rPr>
-        <w:t xml:space="preserve"> -c </w:t>
-      </w:r>
-      <w:proofErr w:type="spellStart"/>
-      <w:r>
-        <w:rPr>
-          <w:rFonts w:ascii="Courier New" w:hAnsi="Courier New" w:cs="Courier New"/>
-        </w:rPr>
-        <w:t>conda</w:t>
-      </w:r>
-      <w:proofErr w:type="spellEnd"/>
-      <w:r>
-        <w:rPr>
-          <w:rFonts w:ascii="Courier New" w:hAnsi="Courier New" w:cs="Courier New"/>
-        </w:rPr>
-        <w:t xml:space="preserve">-forge </w:t>
-      </w:r>
-      <w:proofErr w:type="spellStart"/>
-      <w:r>
-        <w:rPr>
-          <w:rFonts w:ascii="Courier New" w:hAnsi="Courier New" w:cs="Courier New"/>
-        </w:rPr>
-        <w:t>knime</w:t>
-      </w:r>
-      <w:proofErr w:type="spellEnd"/>
-      <w:r>
-        <w:rPr>
-          <w:rFonts w:ascii="Courier New" w:hAnsi="Courier New" w:cs="Courier New"/>
-        </w:rPr>
-        <w:t>-python-scripting=5.</w:t>
+        <w:t>conda create --name knime_env -c knime -c conda-forge knime-python-scripting=5.</w:t>
       </w:r>
       <w:r>
         <w:rPr>
@@ -1697,23 +1615,7 @@
           <w:i/>
           <w:iCs/>
         </w:rPr>
-        <w:t>-&gt;</w:t>
-      </w:r>
-      <w:proofErr w:type="spellStart"/>
-      <w:r>
-        <w:rPr>
-          <w:i/>
-          <w:iCs/>
-        </w:rPr>
-        <w:t>conda</w:t>
-      </w:r>
-      <w:proofErr w:type="spellEnd"/>
-      <w:r>
-        <w:rPr>
-          <w:i/>
-          <w:iCs/>
-        </w:rPr>
-        <w:t xml:space="preserve"> </w:t>
+        <w:t xml:space="preserve">-&gt;conda </w:t>
       </w:r>
       <w:r>
         <w:t>and select your en</w:t>
@@ -2477,7 +2379,7 @@
                     <pic:cNvPicPr/>
                   </pic:nvPicPr>
                   <pic:blipFill>
-                    <a:blip r:embed="rId7"/>
+                    <a:blip r:embed="rId9"/>
                     <a:stretch>
                       <a:fillRect/>
                     </a:stretch>
@@ -2505,27 +2407,14 @@
       <w:r>
         <w:t xml:space="preserve">Figure </w:t>
       </w:r>
-      <w:r>
-        <w:fldChar w:fldCharType="begin"/>
-      </w:r>
-      <w:r>
-        <w:instrText xml:space="preserve"> SEQ Figure \* ARABIC </w:instrText>
-      </w:r>
-      <w:r>
-        <w:fldChar w:fldCharType="separate"/>
-      </w:r>
-      <w:r>
-        <w:rPr>
-          <w:noProof/>
-        </w:rPr>
-        <w:t>1</w:t>
-      </w:r>
-      <w:r>
-        <w:rPr>
-          <w:noProof/>
-        </w:rPr>
-        <w:fldChar w:fldCharType="end"/>
-      </w:r>
+      <w:fldSimple w:instr=" SEQ Figure \* ARABIC ">
+        <w:r>
+          <w:rPr>
+            <w:noProof/>
+          </w:rPr>
+          <w:t>1</w:t>
+        </w:r>
+      </w:fldSimple>
       <w:r>
         <w:t xml:space="preserve">: </w:t>
       </w:r>
@@ -2545,16 +2434,11 @@
         <w:t>, each having one</w:t>
       </w:r>
       <w:r>
-        <w:t xml:space="preserve"> </w:t>
-      </w:r>
-      <w:proofErr w:type="gramStart"/>
-      <w:r>
-        <w:t xml:space="preserve">fixed </w:t>
+        <w:t xml:space="preserve"> fixed </w:t>
       </w:r>
       <w:r>
         <w:t xml:space="preserve"> frequency</w:t>
       </w:r>
-      <w:proofErr w:type="gramEnd"/>
       <w:r>
         <w:t xml:space="preserve">. </w:t>
       </w:r>
@@ -2667,7 +2551,7 @@
                     <pic:cNvPicPr/>
                   </pic:nvPicPr>
                   <pic:blipFill>
-                    <a:blip r:embed="rId8"/>
+                    <a:blip r:embed="rId10"/>
                     <a:stretch>
                       <a:fillRect/>
                     </a:stretch>
@@ -2696,27 +2580,14 @@
       <w:r>
         <w:t xml:space="preserve">Figure </w:t>
       </w:r>
-      <w:r>
-        <w:fldChar w:fldCharType="begin"/>
-      </w:r>
-      <w:r>
-        <w:instrText xml:space="preserve"> SEQ Figure \* ARABIC </w:instrText>
-      </w:r>
-      <w:r>
-        <w:fldChar w:fldCharType="separate"/>
-      </w:r>
-      <w:r>
-        <w:rPr>
-          <w:noProof/>
-        </w:rPr>
-        <w:t>2</w:t>
-      </w:r>
-      <w:r>
-        <w:rPr>
-          <w:noProof/>
-        </w:rPr>
-        <w:fldChar w:fldCharType="end"/>
-      </w:r>
+      <w:fldSimple w:instr=" SEQ Figure \* ARABIC ">
+        <w:r>
+          <w:rPr>
+            <w:noProof/>
+          </w:rPr>
+          <w:t>2</w:t>
+        </w:r>
+      </w:fldSimple>
       <w:r>
         <w:rPr>
           <w:noProof/>
@@ -2917,7 +2788,7 @@
                     <pic:cNvPicPr/>
                   </pic:nvPicPr>
                   <pic:blipFill>
-                    <a:blip r:embed="rId9"/>
+                    <a:blip r:embed="rId11"/>
                     <a:stretch>
                       <a:fillRect/>
                     </a:stretch>
@@ -2946,27 +2817,14 @@
       <w:r>
         <w:t xml:space="preserve">Figure </w:t>
       </w:r>
-      <w:r>
-        <w:fldChar w:fldCharType="begin"/>
-      </w:r>
-      <w:r>
-        <w:instrText xml:space="preserve"> SEQ Figure \* ARABIC </w:instrText>
-      </w:r>
-      <w:r>
-        <w:fldChar w:fldCharType="separate"/>
-      </w:r>
-      <w:r>
-        <w:rPr>
-          <w:noProof/>
-        </w:rPr>
-        <w:t>3</w:t>
-      </w:r>
-      <w:r>
-        <w:rPr>
-          <w:noProof/>
-        </w:rPr>
-        <w:fldChar w:fldCharType="end"/>
-      </w:r>
+      <w:fldSimple w:instr=" SEQ Figure \* ARABIC ">
+        <w:r>
+          <w:rPr>
+            <w:noProof/>
+          </w:rPr>
+          <w:t>3</w:t>
+        </w:r>
+      </w:fldSimple>
       <w:r>
         <w:t xml:space="preserve">: </w:t>
       </w:r>
@@ -2980,15 +2838,7 @@
         <w:t>is</w:t>
       </w:r>
       <w:r>
-        <w:t xml:space="preserve"> signal is sum of three </w:t>
-      </w:r>
-      <w:proofErr w:type="gramStart"/>
-      <w:r>
-        <w:t>sine-waves</w:t>
-      </w:r>
-      <w:proofErr w:type="gramEnd"/>
-      <w:r>
-        <w:t xml:space="preserve">, each one of fixed frequency. </w:t>
+        <w:t xml:space="preserve"> signal is sum of three sine-waves, each one of fixed frequency. </w:t>
       </w:r>
       <w:r>
         <w:t>But t</w:t>
@@ -3009,15 +2859,7 @@
         <w:t xml:space="preserve">be </w:t>
       </w:r>
       <w:r>
-        <w:t xml:space="preserve">multiple frequencies of very </w:t>
-      </w:r>
-      <w:proofErr w:type="gramStart"/>
-      <w:r>
-        <w:t>low-amplitude</w:t>
-      </w:r>
-      <w:proofErr w:type="gramEnd"/>
-      <w:r>
-        <w:t xml:space="preserve"> also</w:t>
+        <w:t>multiple frequencies of very low-amplitude also</w:t>
       </w:r>
       <w:r>
         <w:t xml:space="preserve"> as per the hazy bottom</w:t>
@@ -3052,7 +2894,7 @@
                     <pic:cNvPicPr/>
                   </pic:nvPicPr>
                   <pic:blipFill>
-                    <a:blip r:embed="rId10"/>
+                    <a:blip r:embed="rId12"/>
                     <a:stretch>
                       <a:fillRect/>
                     </a:stretch>
@@ -3080,27 +2922,14 @@
       <w:r>
         <w:t xml:space="preserve">Figure </w:t>
       </w:r>
-      <w:r>
-        <w:fldChar w:fldCharType="begin"/>
-      </w:r>
-      <w:r>
-        <w:instrText xml:space="preserve"> SEQ Figure \* ARABIC </w:instrText>
-      </w:r>
-      <w:r>
-        <w:fldChar w:fldCharType="separate"/>
-      </w:r>
-      <w:r>
-        <w:rPr>
-          <w:noProof/>
-        </w:rPr>
-        <w:t>4</w:t>
-      </w:r>
-      <w:r>
-        <w:rPr>
-          <w:noProof/>
-        </w:rPr>
-        <w:fldChar w:fldCharType="end"/>
-      </w:r>
+      <w:fldSimple w:instr=" SEQ Figure \* ARABIC ">
+        <w:r>
+          <w:rPr>
+            <w:noProof/>
+          </w:rPr>
+          <w:t>4</w:t>
+        </w:r>
+      </w:fldSimple>
       <w:r>
         <w:rPr>
           <w:noProof/>
@@ -3437,25 +3266,7 @@
           <w:sz w:val="20"/>
           <w:szCs w:val="20"/>
         </w:rPr>
-        <w:t>The third sine wave (</w:t>
-      </w:r>
-      <w:proofErr w:type="spellStart"/>
-      <w:r>
-        <w:rPr>
-          <w:rFonts w:ascii="Courier New" w:hAnsi="Courier New" w:cs="Courier New"/>
-          <w:sz w:val="20"/>
-          <w:szCs w:val="20"/>
-        </w:rPr>
-        <w:t>distorting_sine_wave</w:t>
-      </w:r>
-      <w:proofErr w:type="spellEnd"/>
-      <w:r>
-        <w:rPr>
-          <w:rFonts w:ascii="Courier New" w:hAnsi="Courier New" w:cs="Courier New"/>
-          <w:sz w:val="20"/>
-          <w:szCs w:val="20"/>
-        </w:rPr>
-        <w:t xml:space="preserve">) has a frequency of </w:t>
+        <w:t xml:space="preserve">The third sine wave (distorting_sine_wave) has a frequency of </w:t>
       </w:r>
       <w:r>
         <w:rPr>
@@ -3492,25 +3303,7 @@
           <w:sz w:val="20"/>
           <w:szCs w:val="20"/>
         </w:rPr>
-        <w:t xml:space="preserve">So, when we sum all three, the resulting </w:t>
-      </w:r>
-      <w:proofErr w:type="spellStart"/>
-      <w:r>
-        <w:rPr>
-          <w:rFonts w:ascii="Courier New" w:hAnsi="Courier New" w:cs="Courier New"/>
-          <w:sz w:val="20"/>
-          <w:szCs w:val="20"/>
-        </w:rPr>
-        <w:t>distorted_wave</w:t>
-      </w:r>
-      <w:proofErr w:type="spellEnd"/>
-      <w:r>
-        <w:rPr>
-          <w:rFonts w:ascii="Courier New" w:hAnsi="Courier New" w:cs="Courier New"/>
-          <w:sz w:val="20"/>
-          <w:szCs w:val="20"/>
-        </w:rPr>
-        <w:t xml:space="preserve"> effectively contains two distinct frequency components: one at </w:t>
+        <w:t xml:space="preserve">So, when we sum all three, the resulting distorted_wave effectively contains two distinct frequency components: one at </w:t>
       </w:r>
       <w:r>
         <w:rPr>
@@ -4301,23 +4094,7 @@
           <w:b/>
           <w:bCs/>
         </w:rPr>
-        <w:t xml:space="preserve">The Fourier transform is </w:t>
-      </w:r>
-      <w:proofErr w:type="gramStart"/>
-      <w:r>
-        <w:rPr>
-          <w:b/>
-          <w:bCs/>
-        </w:rPr>
-        <w:t>actually specifically</w:t>
-      </w:r>
-      <w:proofErr w:type="gramEnd"/>
-      <w:r>
-        <w:rPr>
-          <w:b/>
-          <w:bCs/>
-        </w:rPr>
-        <w:t xml:space="preserve"> designed for non-periodic signals.</w:t>
+        <w:t>The Fourier transform is actually specifically designed for non-periodic signals.</w:t>
       </w:r>
     </w:p>
     <w:p>
@@ -4488,15 +4265,7 @@
         <w:t>Fourier Transform (Non-Periodic):</w:t>
       </w:r>
       <w:r>
-        <w:t xml:space="preserve"> As the period approaches infinity, the gap between these harmonic frequencies shrinks to zero. Instead of isolated spikes, the spikes </w:t>
-      </w:r>
-      <w:proofErr w:type="gramStart"/>
-      <w:r>
-        <w:t>blend together</w:t>
-      </w:r>
-      <w:proofErr w:type="gramEnd"/>
-      <w:r>
-        <w:t xml:space="preserve"> perfectly to form a </w:t>
+        <w:t xml:space="preserve"> As the period approaches infinity, the gap between these harmonic frequencies shrinks to zero. Instead of isolated spikes, the spikes blend together perfectly to form a </w:t>
       </w:r>
       <w:r>
         <w:rPr>
@@ -4606,31 +4375,7 @@
         <w:spacing w:after="120" w:line="240" w:lineRule="auto"/>
       </w:pPr>
       <w:r>
-        <w:t xml:space="preserve">To understand why the FFT is special, you </w:t>
-      </w:r>
-      <w:proofErr w:type="gramStart"/>
-      <w:r>
-        <w:t>have to</w:t>
-      </w:r>
-      <w:proofErr w:type="gramEnd"/>
-      <w:r>
-        <w:t xml:space="preserve"> look at its computational complexity (how much work </w:t>
-      </w:r>
-      <w:proofErr w:type="gramStart"/>
-      <w:r>
-        <w:t>a</w:t>
-      </w:r>
-      <w:proofErr w:type="gramEnd"/>
-      <w:r>
-        <w:t xml:space="preserve"> computer </w:t>
-      </w:r>
-      <w:proofErr w:type="gramStart"/>
-      <w:r>
-        <w:t>has to</w:t>
-      </w:r>
-      <w:proofErr w:type="gramEnd"/>
-      <w:r>
-        <w:t xml:space="preserve"> do as the signal gets longer). If your signal has </w:t>
+        <w:t xml:space="preserve">To understand why the FFT is special, you have to look at its computational complexity (how much work a computer has to do as the signal gets longer). If your signal has </w:t>
       </w:r>
       <w:r>
         <w:rPr>
@@ -4669,15 +4414,7 @@
         <w:t>O(N²)</w:t>
       </w:r>
       <w:r>
-        <w:t xml:space="preserve">. If you double the number of data points, the computer </w:t>
-      </w:r>
-      <w:proofErr w:type="gramStart"/>
-      <w:r>
-        <w:t>has to</w:t>
-      </w:r>
-      <w:proofErr w:type="gramEnd"/>
-      <w:r>
-        <w:t xml:space="preserve"> do four times as much work.</w:t>
+        <w:t>. If you double the number of data points, the computer has to do four times as much work.</w:t>
       </w:r>
     </w:p>
     <w:p>
@@ -4703,33 +4440,8 @@
           <w:b/>
           <w:bCs/>
         </w:rPr>
-        <w:t>$</w:t>
-      </w:r>
-      <w:proofErr w:type="gramStart"/>
-      <w:r>
-        <w:rPr>
-          <w:b/>
-          <w:bCs/>
-        </w:rPr>
-        <w:t>O(</w:t>
-      </w:r>
-      <w:proofErr w:type="gramEnd"/>
-      <w:r>
-        <w:rPr>
-          <w:b/>
-          <w:bCs/>
-        </w:rPr>
-        <w:t xml:space="preserve">N \log </w:t>
-      </w:r>
-      <w:proofErr w:type="gramStart"/>
-      <w:r>
-        <w:rPr>
-          <w:b/>
-          <w:bCs/>
-        </w:rPr>
-        <w:t>N)$</w:t>
-      </w:r>
-      <w:proofErr w:type="gramEnd"/>
+        <w:t>$O(N \log N)$</w:t>
+      </w:r>
       <w:r>
         <w:t>. It breaks the problem down recursively, drastically cutting down on repetitive calculations.</w:t>
       </w:r>
@@ -5321,15 +5033,7 @@
         <w:t>30 Hz frequency jumped from 0.1 to 2.4</w:t>
       </w:r>
       <w:r>
-        <w:t xml:space="preserve"> (crossing our safety threshold of 1.5), the algorithm immediately flags a physical defect in the fan blade—long before the machine </w:t>
-      </w:r>
-      <w:proofErr w:type="gramStart"/>
-      <w:r>
-        <w:t>actually overheats</w:t>
-      </w:r>
-      <w:proofErr w:type="gramEnd"/>
-      <w:r>
-        <w:t xml:space="preserve"> or breaks down.</w:t>
+        <w:t xml:space="preserve"> (crossing our safety threshold of 1.5), the algorithm immediately flags a physical defect in the fan blade—long before the machine actually overheats or breaks down.</w:t>
       </w:r>
     </w:p>
     <w:p>
@@ -5683,29 +5387,13 @@
         <w:t xml:space="preserve">We take many batches of these 512 samples. </w:t>
       </w:r>
       <w:r>
-        <w:t xml:space="preserve">For each </w:t>
-      </w:r>
-      <w:proofErr w:type="gramStart"/>
-      <w:r>
-        <w:t>one</w:t>
-      </w:r>
-      <w:proofErr w:type="gramEnd"/>
-      <w:r>
-        <w:t xml:space="preserve"> them, we get amplitude</w:t>
+        <w:t>For each one them, we get amplitude</w:t>
       </w:r>
       <w:r>
         <w:t>s</w:t>
       </w:r>
       <w:r>
-        <w:t xml:space="preserve"> of </w:t>
-      </w:r>
-      <w:proofErr w:type="gramStart"/>
-      <w:r>
-        <w:t>sine-waves</w:t>
-      </w:r>
-      <w:proofErr w:type="gramEnd"/>
-      <w:r>
-        <w:t xml:space="preserve"> </w:t>
+        <w:t xml:space="preserve"> of sine-waves </w:t>
       </w:r>
       <w:r>
         <w:t>(</w:t>
@@ -5753,7 +5441,6 @@
       <w:r>
         <w:t>FFT only accepts time-samples of size 2</w:t>
       </w:r>
-      <w:proofErr w:type="gramStart"/>
       <w:r>
         <w:rPr>
           <w:vertAlign w:val="superscript"/>
@@ -5761,11 +5448,7 @@
         <w:t xml:space="preserve">n </w:t>
       </w:r>
       <w:r>
-        <w:t>,</w:t>
-      </w:r>
-      <w:proofErr w:type="gramEnd"/>
-      <w:r>
-        <w:t xml:space="preserve"> </w:t>
+        <w:t xml:space="preserve">, </w:t>
       </w:r>
       <w:r>
         <w:t xml:space="preserve">so </w:t>
@@ -6812,15 +6495,7 @@
         <w:t>variance, row-wise</w:t>
       </w:r>
       <w:r>
-        <w:t xml:space="preserve"> or </w:t>
-      </w:r>
-      <w:proofErr w:type="spellStart"/>
-      <w:r>
-        <w:t>freq</w:t>
-      </w:r>
-      <w:proofErr w:type="spellEnd"/>
-      <w:r>
-        <w:t>-wise</w:t>
+        <w:t xml:space="preserve"> or freq-wise</w:t>
       </w:r>
       <w:r>
         <w:t>. So now we have:</w:t>
@@ -8344,7 +8019,6 @@
                 <w14:ligatures w14:val="none"/>
               </w:rPr>
             </w:pPr>
-            <w:proofErr w:type="spellStart"/>
             <w:r>
               <w:rPr>
                 <w:rFonts w:ascii="Aptos Narrow" w:eastAsia="Times New Roman" w:hAnsi="Aptos Narrow" w:cs="Times New Roman"/>
@@ -8373,7 +8047,6 @@
               </w:rPr>
               <w:t>x</w:t>
             </w:r>
-            <w:proofErr w:type="spellEnd"/>
           </w:p>
         </w:tc>
       </w:tr>
@@ -8855,7 +8528,6 @@
                 <w14:ligatures w14:val="none"/>
               </w:rPr>
             </w:pPr>
-            <w:proofErr w:type="spellStart"/>
             <w:r>
               <w:rPr>
                 <w:rFonts w:ascii="Aptos Narrow" w:eastAsia="Times New Roman" w:hAnsi="Aptos Narrow" w:cs="Times New Roman"/>
@@ -8884,7 +8556,6 @@
               </w:rPr>
               <w:t>x</w:t>
             </w:r>
-            <w:proofErr w:type="spellEnd"/>
           </w:p>
         </w:tc>
         <w:tc>
@@ -9683,7 +9354,6 @@
       <w:r>
         <w:t xml:space="preserve"> our </w:t>
       </w:r>
-      <w:proofErr w:type="spellStart"/>
       <w:r>
         <w:rPr>
           <w:i/>
@@ -9691,7 +9361,6 @@
         </w:rPr>
         <w:t>ampx</w:t>
       </w:r>
-      <w:proofErr w:type="spellEnd"/>
       <w:r>
         <w:t xml:space="preserve"> </w:t>
       </w:r>
@@ -9802,7 +9471,6 @@
                 <w14:ligatures w14:val="none"/>
               </w:rPr>
             </w:pPr>
-            <w:proofErr w:type="spellStart"/>
             <w:r>
               <w:rPr>
                 <w:rFonts w:ascii="Aptos Narrow" w:eastAsia="Times New Roman" w:hAnsi="Aptos Narrow" w:cs="Times New Roman"/>
@@ -9831,7 +9499,6 @@
               </w:rPr>
               <w:t>x</w:t>
             </w:r>
-            <w:proofErr w:type="spellEnd"/>
           </w:p>
         </w:tc>
         <w:tc>
@@ -10897,7 +10564,7 @@
                     <pic:cNvPicPr/>
                   </pic:nvPicPr>
                   <pic:blipFill>
-                    <a:blip r:embed="rId11"/>
+                    <a:blip r:embed="rId13"/>
                     <a:stretch>
                       <a:fillRect/>
                     </a:stretch>
@@ -10994,23 +10661,7 @@
                 <w:b/>
                 <w:bCs/>
               </w:rPr>
-              <w:t>mean(</w:t>
-            </w:r>
-            <w:proofErr w:type="spellStart"/>
-            <w:r>
-              <w:rPr>
-                <w:b/>
-                <w:bCs/>
-              </w:rPr>
-              <w:t>stdamp</w:t>
-            </w:r>
-            <w:proofErr w:type="spellEnd"/>
-            <w:r>
-              <w:rPr>
-                <w:b/>
-                <w:bCs/>
-              </w:rPr>
-              <w:t>)</w:t>
+              <w:t>mean(stdamp)</w:t>
             </w:r>
           </w:p>
         </w:tc>
@@ -11117,43 +10768,7 @@
           <w:sz w:val="20"/>
           <w:szCs w:val="20"/>
         </w:rPr>
-        <w:t xml:space="preserve">Fourier Transform for </w:t>
-      </w:r>
-      <w:proofErr w:type="spellStart"/>
-      <w:r>
-        <w:rPr>
-          <w:rFonts w:ascii="Courier New" w:hAnsi="Courier New" w:cs="Courier New"/>
-          <w:sz w:val="20"/>
-          <w:szCs w:val="20"/>
-        </w:rPr>
-        <w:t>Anamoly</w:t>
-      </w:r>
-      <w:proofErr w:type="spellEnd"/>
-      <w:r>
-        <w:rPr>
-          <w:rFonts w:ascii="Courier New" w:hAnsi="Courier New" w:cs="Courier New"/>
-          <w:sz w:val="20"/>
-          <w:szCs w:val="20"/>
-        </w:rPr>
-        <w:t xml:space="preserve"> </w:t>
-      </w:r>
-      <w:proofErr w:type="spellStart"/>
-      <w:r>
-        <w:rPr>
-          <w:rFonts w:ascii="Courier New" w:hAnsi="Courier New" w:cs="Courier New"/>
-          <w:sz w:val="20"/>
-          <w:szCs w:val="20"/>
-        </w:rPr>
-        <w:t>Detection.knwf</w:t>
-      </w:r>
-      <w:proofErr w:type="spellEnd"/>
-      <w:r>
-        <w:rPr>
-          <w:rFonts w:ascii="Courier New" w:hAnsi="Courier New" w:cs="Courier New"/>
-          <w:sz w:val="20"/>
-          <w:szCs w:val="20"/>
-        </w:rPr>
-        <w:t>.</w:t>
+        <w:t>Fourier Transform for Anamoly Detection.knwf.</w:t>
       </w:r>
       <w:r>
         <w:t>’</w:t>
@@ -11183,7 +10798,7 @@
                     <pic:cNvPicPr/>
                   </pic:nvPicPr>
                   <pic:blipFill>
-                    <a:blip r:embed="rId12"/>
+                    <a:blip r:embed="rId14"/>
                     <a:stretch>
                       <a:fillRect/>
                     </a:stretch>
@@ -11216,15 +10831,7 @@
     </w:p>
     <w:p>
       <w:r>
-        <w:t xml:space="preserve">In our dataset we have </w:t>
-      </w:r>
-      <w:proofErr w:type="gramStart"/>
-      <w:r>
-        <w:t>a number of</w:t>
-      </w:r>
-      <w:proofErr w:type="gramEnd"/>
-      <w:r>
-        <w:t xml:space="preserve"> sensors. </w:t>
+        <w:t xml:space="preserve">In our dataset we have a number of sensors. </w:t>
       </w:r>
       <w:r>
         <w:t>AccelerometerX</w:t>
@@ -11286,7 +10893,7 @@
                     <pic:cNvPicPr/>
                   </pic:nvPicPr>
                   <pic:blipFill>
-                    <a:blip r:embed="rId13"/>
+                    <a:blip r:embed="rId15"/>
                     <a:stretch>
                       <a:fillRect/>
                     </a:stretch>
@@ -11366,7 +10973,7 @@
                     <pic:cNvPicPr/>
                   </pic:nvPicPr>
                   <pic:blipFill>
-                    <a:blip r:embed="rId14"/>
+                    <a:blip r:embed="rId16"/>
                     <a:stretch>
                       <a:fillRect/>
                     </a:stretch>
@@ -11407,15 +11014,7 @@
         <w:t xml:space="preserve"> (some power of 2</w:t>
       </w:r>
       <w:r>
-        <w:t xml:space="preserve"> </w:t>
-      </w:r>
-      <w:proofErr w:type="spellStart"/>
-      <w:r>
-        <w:t>ie</w:t>
-      </w:r>
-      <w:proofErr w:type="spellEnd"/>
-      <w:r>
-        <w:t xml:space="preserve"> </w:t>
+        <w:t xml:space="preserve"> ie </w:t>
       </w:r>
       <w:r>
         <w:t>2</w:t>
@@ -11470,7 +11069,7 @@
                     <pic:cNvPicPr/>
                   </pic:nvPicPr>
                   <pic:blipFill>
-                    <a:blip r:embed="rId15"/>
+                    <a:blip r:embed="rId17"/>
                     <a:stretch>
                       <a:fillRect/>
                     </a:stretch>
@@ -11542,7 +11141,7 @@
                     <pic:cNvPicPr/>
                   </pic:nvPicPr>
                   <pic:blipFill>
-                    <a:blip r:embed="rId16"/>
+                    <a:blip r:embed="rId18"/>
                     <a:stretch>
                       <a:fillRect/>
                     </a:stretch>
@@ -11570,27 +11169,14 @@
       <w:r>
         <w:t xml:space="preserve">Figure </w:t>
       </w:r>
-      <w:r>
-        <w:fldChar w:fldCharType="begin"/>
-      </w:r>
-      <w:r>
-        <w:instrText xml:space="preserve"> SEQ Figure \* ARABIC </w:instrText>
-      </w:r>
-      <w:r>
-        <w:fldChar w:fldCharType="separate"/>
-      </w:r>
-      <w:r>
-        <w:rPr>
-          <w:noProof/>
-        </w:rPr>
-        <w:t>5</w:t>
-      </w:r>
-      <w:r>
-        <w:rPr>
-          <w:noProof/>
-        </w:rPr>
-        <w:fldChar w:fldCharType="end"/>
-      </w:r>
+      <w:fldSimple w:instr=" SEQ Figure \* ARABIC ">
+        <w:r>
+          <w:rPr>
+            <w:noProof/>
+          </w:rPr>
+          <w:t>5</w:t>
+        </w:r>
+      </w:fldSimple>
       <w:r>
         <w:t xml:space="preserve">: The 'data' column is </w:t>
       </w:r>
@@ -11636,23 +11222,7 @@
         <w:ind w:left="720"/>
       </w:pPr>
       <w:r>
-        <w:t>The table contains '</w:t>
-      </w:r>
-      <w:proofErr w:type="spellStart"/>
-      <w:r>
-        <w:t>RowID</w:t>
-      </w:r>
-      <w:proofErr w:type="spellEnd"/>
-      <w:r>
-        <w:t>', 'power', '</w:t>
-      </w:r>
-      <w:proofErr w:type="spellStart"/>
-      <w:r>
-        <w:t>freq</w:t>
-      </w:r>
-      <w:proofErr w:type="spellEnd"/>
-      <w:r>
-        <w:t>', and the raw 'data' (AccelerometerX</w:t>
+        <w:t>The table contains 'RowID', 'power', 'freq', and the raw 'data' (AccelerometerX</w:t>
       </w:r>
       <w:r>
         <w:t xml:space="preserve"> data values</w:t>
@@ -11677,36 +11247,53 @@
           <w:b/>
           <w:bCs/>
         </w:rPr>
-        <w:t xml:space="preserve">Each data point in the table isn't </w:t>
-      </w:r>
-      <w:proofErr w:type="gramStart"/>
+        <w:t>Each data point in the table isn't actually mapping to a single frequency.</w:t>
+      </w:r>
+      <w:r>
+        <w:t xml:space="preserve"> Instead, what you are looking at is a side-by-side </w:t>
+      </w:r>
       <w:r>
         <w:rPr>
           <w:b/>
           <w:bCs/>
         </w:rPr>
-        <w:t>actually mapping</w:t>
-      </w:r>
-      <w:proofErr w:type="gramEnd"/>
+        <w:t>alignment of two entirely separate domains</w:t>
+      </w:r>
+      <w:r>
+        <w:t>—the time domain and the frequency domain—arranged into a single table for convenience.</w:t>
+      </w:r>
+    </w:p>
+    <w:p>
+      <w:pPr>
+        <w:spacing w:after="120" w:line="240" w:lineRule="auto"/>
+        <w:ind w:left="720"/>
+      </w:pPr>
+      <w:r>
+        <w:t xml:space="preserve">When you run a Discrete Fourier Transform (or FFT), the algorithm takes an </w:t>
+      </w:r>
       <w:r>
         <w:rPr>
           <w:b/>
           <w:bCs/>
         </w:rPr>
-        <w:t xml:space="preserve"> to a single frequency.</w:t>
-      </w:r>
-      <w:r>
-        <w:t xml:space="preserve"> Instead, what you are looking at is a side-by-side </w:t>
+        <w:t>entire block of time-domain data</w:t>
+      </w:r>
+      <w:r>
+        <w:t xml:space="preserve"> (e.g., thousands of sequential points from your </w:t>
+      </w:r>
+      <w:r>
+        <w:lastRenderedPageBreak/>
+        <w:t xml:space="preserve">accelerometer) all at once and transforms them into an </w:t>
       </w:r>
       <w:r>
         <w:rPr>
           <w:b/>
           <w:bCs/>
         </w:rPr>
-        <w:t>alignment of two entirely separate domains</w:t>
-      </w:r>
-      <w:r>
-        <w:t>—the time domain and the frequency domain—arranged into a single table for convenience.</w:t>
+        <w:t>entire block of frequency-domain data</w:t>
+      </w:r>
+      <w:r>
+        <w:t>.</w:t>
       </w:r>
     </w:p>
     <w:p>
@@ -11715,48 +11302,7 @@
         <w:ind w:left="720"/>
       </w:pPr>
       <w:r>
-        <w:t xml:space="preserve">When you run a Discrete Fourier Transform (or FFT), the algorithm takes an </w:t>
-      </w:r>
-      <w:r>
-        <w:rPr>
-          <w:b/>
-          <w:bCs/>
-        </w:rPr>
-        <w:t>entire block of time-domain data</w:t>
-      </w:r>
-      <w:r>
-        <w:t xml:space="preserve"> (e.g., thousands of sequential points from your </w:t>
-      </w:r>
-      <w:r>
-        <w:lastRenderedPageBreak/>
-        <w:t xml:space="preserve">accelerometer) all at once and transforms them into an </w:t>
-      </w:r>
-      <w:r>
-        <w:rPr>
-          <w:b/>
-          <w:bCs/>
-        </w:rPr>
-        <w:t>entire block of frequency-domain data</w:t>
-      </w:r>
-      <w:r>
-        <w:t>.</w:t>
-      </w:r>
-    </w:p>
-    <w:p>
-      <w:pPr>
-        <w:spacing w:after="120" w:line="240" w:lineRule="auto"/>
-        <w:ind w:left="720"/>
-      </w:pPr>
-      <w:r>
-        <w:t xml:space="preserve">Here is exactly why they appear side-by-side in your table and what that data layout </w:t>
-      </w:r>
-      <w:proofErr w:type="gramStart"/>
-      <w:r>
-        <w:t>actually means</w:t>
-      </w:r>
-      <w:proofErr w:type="gramEnd"/>
-      <w:r>
-        <w:t>:</w:t>
+        <w:t>Here is exactly why they appear side-by-side in your table and what that data layout actually means:</w:t>
       </w:r>
     </w:p>
     <w:p>
@@ -11865,15 +11411,7 @@
         <w:t>$N$ frequency-domain bins</w:t>
       </w:r>
       <w:r>
-        <w:t xml:space="preserve"> (your </w:t>
-      </w:r>
-      <w:proofErr w:type="spellStart"/>
-      <w:r>
-        <w:t>freq</w:t>
-      </w:r>
-      <w:proofErr w:type="spellEnd"/>
-      <w:r>
-        <w:t xml:space="preserve"> and power columns).</w:t>
+        <w:t xml:space="preserve"> (your freq and power columns).</w:t>
       </w:r>
     </w:p>
     <w:p>
@@ -11882,15 +11420,7 @@
         <w:ind w:left="720"/>
       </w:pPr>
       <w:r>
-        <w:t xml:space="preserve">Because the output has the exact same number of rows as the input, data processing software (like KNIME, Excel, or Python </w:t>
-      </w:r>
-      <w:proofErr w:type="spellStart"/>
-      <w:r>
-        <w:t>dataframes</w:t>
-      </w:r>
-      <w:proofErr w:type="spellEnd"/>
-      <w:r>
-        <w:t>) will naturally display them side-by-side in the same row index (Row8192, Row8193, etc.).</w:t>
+        <w:t>Because the output has the exact same number of rows as the input, data processing software (like KNIME, Excel, or Python dataframes) will naturally display them side-by-side in the same row index (Row8192, Row8193, etc.).</w:t>
       </w:r>
     </w:p>
     <w:p>
@@ -11995,93 +11525,69 @@
           <w:b/>
           <w:bCs/>
         </w:rPr>
-        <w:t xml:space="preserve">The </w:t>
-      </w:r>
-      <w:proofErr w:type="spellStart"/>
+        <w:t>The freq and power columns read Spectral Scale:</w:t>
+      </w:r>
+      <w:r>
+        <w:t xml:space="preserve"> Row 1 is the power of the </w:t>
+      </w:r>
       <w:r>
         <w:rPr>
           <w:b/>
           <w:bCs/>
         </w:rPr>
-        <w:t>freq</w:t>
-      </w:r>
-      <w:proofErr w:type="spellEnd"/>
+        <w:t>0 Hz component</w:t>
+      </w:r>
+      <w:r>
+        <w:t xml:space="preserve"> (the static gravity/DC offset of the whole signal chunk). Row 2 is the power at </w:t>
+      </w:r>
       <w:r>
         <w:rPr>
           <w:b/>
           <w:bCs/>
         </w:rPr>
-        <w:t xml:space="preserve"> and power columns read Spectral Scale:</w:t>
-      </w:r>
-      <w:r>
-        <w:t xml:space="preserve"> Row 1 is the power of the </w:t>
+        <w:t>0.002 Hz</w:t>
+      </w:r>
+      <w:r>
+        <w:t xml:space="preserve">, Row 3 is at </w:t>
       </w:r>
       <w:r>
         <w:rPr>
           <w:b/>
           <w:bCs/>
         </w:rPr>
-        <w:t>0 Hz component</w:t>
-      </w:r>
-      <w:r>
-        <w:t xml:space="preserve"> (the static gravity/DC offset of the whole signal chunk). Row 2 is the power at </w:t>
+        <w:t>0.004 Hz</w:t>
+      </w:r>
+      <w:r>
+        <w:t>, and so forth.</w:t>
+      </w:r>
+    </w:p>
+    <w:p>
+      <w:pPr>
+        <w:spacing w:after="120" w:line="240" w:lineRule="auto"/>
+        <w:ind w:left="720"/>
+      </w:pPr>
+      <w:r>
+        <w:t xml:space="preserve">Therefore, the value 20 in the data column of Row 2 </w:t>
       </w:r>
       <w:r>
         <w:rPr>
           <w:b/>
           <w:bCs/>
         </w:rPr>
-        <w:t>0.002 Hz</w:t>
-      </w:r>
-      <w:r>
-        <w:t xml:space="preserve">, Row 3 is at </w:t>
+        <w:t>did not</w:t>
+      </w:r>
+      <w:r>
+        <w:t xml:space="preserve"> produce the 1.732 power at 0.002 Hz. Rather, </w:t>
       </w:r>
       <w:r>
         <w:rPr>
           <w:b/>
           <w:bCs/>
         </w:rPr>
-        <w:t>0.004 Hz</w:t>
-      </w:r>
-      <w:r>
-        <w:t>, and so forth.</w:t>
-      </w:r>
-    </w:p>
-    <w:p>
-      <w:pPr>
-        <w:spacing w:after="120" w:line="240" w:lineRule="auto"/>
-        <w:ind w:left="720"/>
-      </w:pPr>
-      <w:r>
-        <w:t xml:space="preserve">Therefore, the value 20 in the data column of Row 2 </w:t>
-      </w:r>
-      <w:r>
-        <w:rPr>
-          <w:b/>
-          <w:bCs/>
-        </w:rPr>
-        <w:t>did not</w:t>
-      </w:r>
-      <w:r>
-        <w:t xml:space="preserve"> produce the 1.732 power at 0.002 Hz. Rather, </w:t>
-      </w:r>
-      <w:r>
-        <w:rPr>
-          <w:b/>
-          <w:bCs/>
-        </w:rPr>
         <w:t>every single number</w:t>
       </w:r>
       <w:r>
-        <w:t xml:space="preserve"> in the data column </w:t>
-      </w:r>
-      <w:proofErr w:type="gramStart"/>
-      <w:r>
-        <w:t>combined together</w:t>
-      </w:r>
-      <w:proofErr w:type="gramEnd"/>
-      <w:r>
-        <w:t xml:space="preserve"> mathematically to generate the entire power spectrum column.</w:t>
+        <w:t xml:space="preserve"> in the data column combined together mathematically to generate the entire power spectrum column.</w:t>
       </w:r>
     </w:p>
     <w:p>
@@ -12160,7 +11666,7 @@
                     <pic:cNvPicPr/>
                   </pic:nvPicPr>
                   <pic:blipFill>
-                    <a:blip r:embed="rId17"/>
+                    <a:blip r:embed="rId19"/>
                     <a:stretch>
                       <a:fillRect/>
                     </a:stretch>
@@ -12230,7 +11736,7 @@
                     <pic:cNvPicPr/>
                   </pic:nvPicPr>
                   <pic:blipFill>
-                    <a:blip r:embed="rId18"/>
+                    <a:blip r:embed="rId20"/>
                     <a:stretch>
                       <a:fillRect/>
                     </a:stretch>
@@ -12305,18 +11811,10 @@
         <w:t>y</w:t>
       </w:r>
       <w:r>
-        <w:t xml:space="preserve"> </w:t>
-      </w:r>
-      <w:proofErr w:type="gramStart"/>
-      <w:r>
-        <w:t xml:space="preserve">amplitude </w:t>
-      </w:r>
-      <w:r>
-        <w:t xml:space="preserve"> for</w:t>
-      </w:r>
-      <w:proofErr w:type="gramEnd"/>
-      <w:r>
-        <w:t xml:space="preserve"> each </w:t>
+        <w:t xml:space="preserve"> amplitude </w:t>
+      </w:r>
+      <w:r>
+        <w:t xml:space="preserve"> for each </w:t>
       </w:r>
       <w:r>
         <w:t xml:space="preserve">one </w:t>
@@ -12532,7 +12030,7 @@
                     <pic:cNvPicPr/>
                   </pic:nvPicPr>
                   <pic:blipFill>
-                    <a:blip r:embed="rId19"/>
+                    <a:blip r:embed="rId21"/>
                     <a:stretch>
                       <a:fillRect/>
                     </a:stretch>
@@ -12560,27 +12058,14 @@
       <w:r>
         <w:t xml:space="preserve">Figure </w:t>
       </w:r>
-      <w:r>
-        <w:fldChar w:fldCharType="begin"/>
-      </w:r>
-      <w:r>
-        <w:instrText xml:space="preserve"> SEQ Figure \* ARABIC </w:instrText>
-      </w:r>
-      <w:r>
-        <w:fldChar w:fldCharType="separate"/>
-      </w:r>
-      <w:r>
-        <w:rPr>
-          <w:noProof/>
-        </w:rPr>
-        <w:t>6</w:t>
-      </w:r>
-      <w:r>
-        <w:rPr>
-          <w:noProof/>
-        </w:rPr>
-        <w:fldChar w:fldCharType="end"/>
-      </w:r>
+      <w:fldSimple w:instr=" SEQ Figure \* ARABIC ">
+        <w:r>
+          <w:rPr>
+            <w:noProof/>
+          </w:rPr>
+          <w:t>6</w:t>
+        </w:r>
+      </w:fldSimple>
       <w:r>
         <w:t>: 16 iterations of batch of 512 (</w:t>
       </w:r>
@@ -12675,7 +12160,7 @@
                     <pic:cNvPicPr/>
                   </pic:nvPicPr>
                   <pic:blipFill>
-                    <a:blip r:embed="rId20"/>
+                    <a:blip r:embed="rId22"/>
                     <a:stretch>
                       <a:fillRect/>
                     </a:stretch>
@@ -12786,7 +12271,7 @@
                     <pic:cNvPicPr/>
                   </pic:nvPicPr>
                   <pic:blipFill>
-                    <a:blip r:embed="rId21"/>
+                    <a:blip r:embed="rId23"/>
                     <a:stretch>
                       <a:fillRect/>
                     </a:stretch>
@@ -12851,7 +12336,7 @@
                     <pic:cNvPicPr/>
                   </pic:nvPicPr>
                   <pic:blipFill>
-                    <a:blip r:embed="rId22"/>
+                    <a:blip r:embed="rId24"/>
                     <a:stretch>
                       <a:fillRect/>
                     </a:stretch>
@@ -12907,7 +12392,7 @@
                     <pic:cNvPicPr/>
                   </pic:nvPicPr>
                   <pic:blipFill>
-                    <a:blip r:embed="rId23"/>
+                    <a:blip r:embed="rId25"/>
                     <a:stretch>
                       <a:fillRect/>
                     </a:stretch>
@@ -12965,7 +12450,7 @@
                     <pic:cNvPicPr/>
                   </pic:nvPicPr>
                   <pic:blipFill>
-                    <a:blip r:embed="rId24"/>
+                    <a:blip r:embed="rId26"/>
                     <a:stretch>
                       <a:fillRect/>
                     </a:stretch>
@@ -13034,7 +12519,7 @@
                     <pic:cNvPicPr/>
                   </pic:nvPicPr>
                   <pic:blipFill>
-                    <a:blip r:embed="rId25"/>
+                    <a:blip r:embed="rId27"/>
                     <a:stretch>
                       <a:fillRect/>
                     </a:stretch>
@@ -13095,7 +12580,7 @@
                     <pic:cNvPicPr/>
                   </pic:nvPicPr>
                   <pic:blipFill>
-                    <a:blip r:embed="rId26"/>
+                    <a:blip r:embed="rId28"/>
                     <a:stretch>
                       <a:fillRect/>
                     </a:stretch>
@@ -13136,18 +12621,10 @@
         <w:t>power’</w:t>
       </w:r>
       <w:r>
-        <w:t xml:space="preserve"> column</w:t>
-      </w:r>
-      <w:proofErr w:type="gramStart"/>
-      <w:r>
-        <w:t xml:space="preserve">’ </w:t>
-      </w:r>
-      <w:r>
-        <w:t xml:space="preserve"> and</w:t>
-      </w:r>
-      <w:proofErr w:type="gramEnd"/>
-      <w:r>
-        <w:t xml:space="preserve"> call it ‘</w:t>
+        <w:t xml:space="preserve"> column’ </w:t>
+      </w:r>
+      <w:r>
+        <w:t xml:space="preserve"> and call it ‘</w:t>
       </w:r>
       <w:r>
         <w:rPr>
@@ -13264,23 +12741,21 @@
         </w:rPr>
         <w:t>/</w:t>
       </w:r>
-      <w:proofErr w:type="gramStart"/>
       <w:r>
         <w:rPr>
           <w:rFonts w:ascii="Courier New" w:hAnsi="Courier New" w:cs="Courier New"/>
           <w:sz w:val="18"/>
           <w:szCs w:val="18"/>
         </w:rPr>
-        <w:t>Sqrt(</w:t>
-      </w:r>
-      <w:proofErr w:type="gramEnd"/>
+        <w:t>Sqrt(Variance(</w:t>
+      </w:r>
       <w:r>
         <w:rPr>
           <w:rFonts w:ascii="Courier New" w:hAnsi="Courier New" w:cs="Courier New"/>
           <w:sz w:val="18"/>
           <w:szCs w:val="18"/>
         </w:rPr>
-        <w:t>Variance(</w:t>
+        <w:t>power)</w:t>
       </w:r>
       <w:r>
         <w:rPr>
@@ -13288,14 +12763,6 @@
           <w:sz w:val="18"/>
           <w:szCs w:val="18"/>
         </w:rPr>
-        <w:t>power)</w:t>
-      </w:r>
-      <w:r>
-        <w:rPr>
-          <w:rFonts w:ascii="Courier New" w:hAnsi="Courier New" w:cs="Courier New"/>
-          <w:sz w:val="18"/>
-          <w:szCs w:val="18"/>
-        </w:rPr>
         <w:t>)</w:t>
       </w:r>
     </w:p>
@@ -13361,15 +12828,7 @@
         <w:t>Variance(power):</w:t>
       </w:r>
       <w:r>
-        <w:t xml:space="preserve"> </w:t>
-      </w:r>
-      <w:proofErr w:type="spellStart"/>
-      <w:r>
-        <w:t>IInd</w:t>
-      </w:r>
-      <w:proofErr w:type="spellEnd"/>
-      <w:r>
-        <w:t xml:space="preserve"> last column (say: </w:t>
+        <w:t xml:space="preserve"> IInd last column (say: </w:t>
       </w:r>
       <w:r>
         <w:t>0.051).</w:t>
@@ -13418,7 +12877,7 @@
                     <pic:cNvPicPr/>
                   </pic:nvPicPr>
                   <pic:blipFill>
-                    <a:blip r:embed="rId27"/>
+                    <a:blip r:embed="rId29"/>
                     <a:stretch>
                       <a:fillRect/>
                     </a:stretch>
@@ -13499,7 +12958,7 @@
                     <pic:cNvPicPr/>
                   </pic:nvPicPr>
                   <pic:blipFill>
-                    <a:blip r:embed="rId28"/>
+                    <a:blip r:embed="rId30"/>
                     <a:stretch>
                       <a:fillRect/>
                     </a:stretch>
@@ -13578,7 +13037,7 @@
                     <pic:cNvPicPr/>
                   </pic:nvPicPr>
                   <pic:blipFill>
-                    <a:blip r:embed="rId29"/>
+                    <a:blip r:embed="rId31"/>
                     <a:stretch>
                       <a:fillRect/>
                     </a:stretch>
@@ -13606,27 +13065,14 @@
       <w:r>
         <w:t xml:space="preserve">Figure </w:t>
       </w:r>
-      <w:r>
-        <w:fldChar w:fldCharType="begin"/>
-      </w:r>
-      <w:r>
-        <w:instrText xml:space="preserve"> SEQ Figure \* ARABIC </w:instrText>
-      </w:r>
-      <w:r>
-        <w:fldChar w:fldCharType="separate"/>
-      </w:r>
-      <w:r>
-        <w:rPr>
-          <w:noProof/>
-        </w:rPr>
-        <w:t>7</w:t>
-      </w:r>
-      <w:r>
-        <w:rPr>
-          <w:noProof/>
-        </w:rPr>
-        <w:fldChar w:fldCharType="end"/>
-      </w:r>
+      <w:fldSimple w:instr=" SEQ Figure \* ARABIC ">
+        <w:r>
+          <w:rPr>
+            <w:noProof/>
+          </w:rPr>
+          <w:t>7</w:t>
+        </w:r>
+      </w:fldSimple>
       <w:r>
         <w:t>: Complete batch is anomalous.</w:t>
       </w:r>
@@ -13637,15 +13083,7 @@
       </w:pPr>
       <w:bookmarkStart w:id="14" w:name="_Toc240174563"/>
       <w:r>
-        <w:t xml:space="preserve">Would </w:t>
-      </w:r>
-      <w:proofErr w:type="spellStart"/>
-      <w:r>
-        <w:t>freq</w:t>
-      </w:r>
-      <w:proofErr w:type="spellEnd"/>
-      <w:r>
-        <w:t xml:space="preserve"> of normal and bad data be the same?</w:t>
+        <w:t>Would freq of normal and bad data be the same?</w:t>
       </w:r>
       <w:bookmarkEnd w:id="14"/>
     </w:p>
@@ -13979,15 +13417,7 @@
         <w:t>Bad Data (Anomaly):</w:t>
       </w:r>
       <w:r>
-        <w:t xml:space="preserve"> The sharp spikes flatten out, and the entire baseline of the graph </w:t>
-      </w:r>
-      <w:proofErr w:type="gramStart"/>
-      <w:r>
-        <w:t>lifts up</w:t>
-      </w:r>
-      <w:proofErr w:type="gramEnd"/>
-      <w:r>
-        <w:t>, indicating white noise (like the static sound of a broken speaker).</w:t>
+        <w:t xml:space="preserve"> The sharp spikes flatten out, and the entire baseline of the graph lifts up, indicating white noise (like the static sound of a broken speaker).</w:t>
       </w:r>
     </w:p>
     <w:p>
@@ -14164,34 +13594,16 @@
         <w:spacing w:after="120" w:line="240" w:lineRule="auto"/>
         <w:jc w:val="center"/>
       </w:pPr>
-      <w:proofErr w:type="spellStart"/>
-      <w:r>
-        <w:t>Δf</w:t>
-      </w:r>
-      <w:proofErr w:type="spellEnd"/>
-      <w:r>
-        <w:t xml:space="preserve"> = fs / N</w:t>
+      <w:r>
+        <w:t>Δf = fs / N</w:t>
       </w:r>
     </w:p>
     <w:p>
       <w:pPr>
         <w:spacing w:after="120" w:line="240" w:lineRule="auto"/>
       </w:pPr>
-      <w:proofErr w:type="gramStart"/>
-      <w:r>
-        <w:t>So</w:t>
-      </w:r>
-      <w:proofErr w:type="gramEnd"/>
-      <w:r>
-        <w:t xml:space="preserve"> in your table, the fact that </w:t>
-      </w:r>
-      <w:proofErr w:type="spellStart"/>
-      <w:r>
-        <w:t>freq</w:t>
-      </w:r>
-      <w:proofErr w:type="spellEnd"/>
-      <w:r>
-        <w:t xml:space="preserve"> goes 0, 0.002, 0.004, 0.006, 0.008, 0.01, 0.012... with a constant step of 0.002 is a direct fingerprint of this. That step size </w:t>
+      <w:r>
+        <w:t xml:space="preserve">So in your table, the fact that freq goes 0, 0.002, 0.004, 0.006, 0.008, 0.01, 0.012... with a constant step of 0.002 is a direct fingerprint of this. That step size </w:t>
       </w:r>
       <w:r>
         <w:rPr>
@@ -14201,15 +13613,7 @@
         <w:t>is</w:t>
       </w:r>
       <w:r>
-        <w:t xml:space="preserve"> your </w:t>
-      </w:r>
-      <w:proofErr w:type="spellStart"/>
-      <w:r>
-        <w:t>Δf</w:t>
-      </w:r>
-      <w:proofErr w:type="spellEnd"/>
-      <w:r>
-        <w:t>, which tells you:</w:t>
+        <w:t xml:space="preserve"> your Δf, which tells you:</w:t>
       </w:r>
     </w:p>
     <w:p>
@@ -14225,13 +13629,8 @@
       <w:pPr>
         <w:spacing w:after="120" w:line="240" w:lineRule="auto"/>
       </w:pPr>
-      <w:proofErr w:type="gramStart"/>
-      <w:r>
-        <w:t>So</w:t>
-      </w:r>
-      <w:proofErr w:type="gramEnd"/>
-      <w:r>
-        <w:t xml:space="preserve"> if you know either your sampling rate or your number of samples, you can back out the other. For example, if N = 512 (matching your row count of 512), then fs = 0.002 × 512 ≈ 1.024.</w:t>
+      <w:r>
+        <w:t>So if you know either your sampling rate or your number of samples, you can back out the other. For example, if N = 512 (matching your row count of 512), then fs = 0.002 × 512 ≈ 1.024.</w:t>
       </w:r>
     </w:p>
     <w:p>
@@ -14251,23 +13650,7 @@
         <w:spacing w:after="120" w:line="240" w:lineRule="auto"/>
       </w:pPr>
       <w:r>
-        <w:t xml:space="preserve">The FFT is </w:t>
-      </w:r>
-      <w:proofErr w:type="gramStart"/>
-      <w:r>
-        <w:t>really just</w:t>
-      </w:r>
-      <w:proofErr w:type="gramEnd"/>
-      <w:r>
-        <w:t xml:space="preserve"> evaluating the Discrete Fourier Transform, which assumes your finite chunk of N samples represents one period of a periodic signal. Because of that assumption, the only frequencies that "fit" cleanly into that window are integer multiples of 1/(</w:t>
-      </w:r>
-      <w:proofErr w:type="spellStart"/>
-      <w:r>
-        <w:t>N·Δt</w:t>
-      </w:r>
-      <w:proofErr w:type="spellEnd"/>
-      <w:r>
-        <w:t>) — i.e., integer multiples of fs/N. Anything in between doesn't correspond to a whole number of cycles across your sample window, so it isn't a valid basis frequency for that particular DFT.</w:t>
+        <w:t>The FFT is really just evaluating the Discrete Fourier Transform, which assumes your finite chunk of N samples represents one period of a periodic signal. Because of that assumption, the only frequencies that "fit" cleanly into that window are integer multiples of 1/(N·Δt) — i.e., integer multiples of fs/N. Anything in between doesn't correspond to a whole number of cycles across your sample window, so it isn't a valid basis frequency for that particular DFT.</w:t>
       </w:r>
     </w:p>
     <w:p>
@@ -14298,23 +13681,7 @@
         <w:t>Frequency resolution</w:t>
       </w:r>
       <w:r>
-        <w:t xml:space="preserve"> is fixed by </w:t>
-      </w:r>
-      <w:proofErr w:type="spellStart"/>
-      <w:r>
-        <w:t>Δf</w:t>
-      </w:r>
-      <w:proofErr w:type="spellEnd"/>
-      <w:r>
-        <w:t xml:space="preserve"> = fs/N — want finer resolution (smaller </w:t>
-      </w:r>
-      <w:proofErr w:type="spellStart"/>
-      <w:r>
-        <w:t>Δf</w:t>
-      </w:r>
-      <w:proofErr w:type="spellEnd"/>
-      <w:r>
-        <w:t>)? You need more samples (longer time record), not a fancier FFT.</w:t>
+        <w:t xml:space="preserve"> is fixed by Δf = fs/N — want finer resolution (smaller Δf)? You need more samples (longer time record), not a fancier FFT.</w:t>
       </w:r>
     </w:p>
     <w:p>
@@ -14420,23 +13787,7 @@
           <w:sz w:val="18"/>
           <w:szCs w:val="18"/>
         </w:rPr>
-        <w:t xml:space="preserve">Knime file: ‘Fourier Transform for </w:t>
-      </w:r>
-      <w:proofErr w:type="spellStart"/>
-      <w:r>
-        <w:rPr>
-          <w:sz w:val="18"/>
-          <w:szCs w:val="18"/>
-        </w:rPr>
-        <w:t>Anamoly</w:t>
-      </w:r>
-      <w:proofErr w:type="spellEnd"/>
-      <w:r>
-        <w:rPr>
-          <w:sz w:val="18"/>
-          <w:szCs w:val="18"/>
-        </w:rPr>
-        <w:t xml:space="preserve"> Detection--Finance Data’</w:t>
+        <w:t>Knime file: ‘Fourier Transform for Anamoly Detection--Finance Data’</w:t>
       </w:r>
     </w:p>
     <w:p>
@@ -14519,7 +13870,7 @@
                     <pic:cNvPicPr/>
                   </pic:nvPicPr>
                   <pic:blipFill>
-                    <a:blip r:embed="rId30"/>
+                    <a:blip r:embed="rId32"/>
                     <a:stretch>
                       <a:fillRect/>
                     </a:stretch>
@@ -14547,24 +13898,14 @@
       <w:r>
         <w:t xml:space="preserve">Figure </w:t>
       </w:r>
-      <w:r>
-        <w:fldChar w:fldCharType="begin"/>
-      </w:r>
-      <w:r>
-        <w:instrText xml:space="preserve"> SEQ Figure \* ARABIC </w:instrText>
-      </w:r>
-      <w:r>
-        <w:fldChar w:fldCharType="separate"/>
-      </w:r>
-      <w:r>
-        <w:rPr>
-          <w:noProof/>
-        </w:rPr>
-        <w:t>8</w:t>
-      </w:r>
-      <w:r>
-        <w:fldChar w:fldCharType="end"/>
-      </w:r>
+      <w:fldSimple w:instr=" SEQ Figure \* ARABIC ">
+        <w:r>
+          <w:rPr>
+            <w:noProof/>
+          </w:rPr>
+          <w:t>8</w:t>
+        </w:r>
+      </w:fldSimple>
       <w:r>
         <w:t>: From point 3950 onwards data is anomalous. First</w:t>
       </w:r>
@@ -14593,32 +13934,16 @@
         <w:t>a</w:t>
       </w:r>
       <w:r>
-        <w:t xml:space="preserve">in anomalous). But note </w:t>
-      </w:r>
-      <w:proofErr w:type="spellStart"/>
-      <w:r>
-        <w:t>this</w:t>
-      </w:r>
-      <w:r>
-        <w:t>is</w:t>
-      </w:r>
-      <w:proofErr w:type="spellEnd"/>
-      <w:r>
-        <w:t xml:space="preserve"> anomaly is </w:t>
-      </w:r>
-      <w:proofErr w:type="gramStart"/>
-      <w:r>
-        <w:t xml:space="preserve">occurring </w:t>
+        <w:t>in anomalous). But note this</w:t>
+      </w:r>
+      <w:r>
+        <w:t xml:space="preserve">is anomaly is occurring </w:t>
       </w:r>
       <w:r>
         <w:t xml:space="preserve"> </w:t>
       </w:r>
       <w:r>
-        <w:t>only</w:t>
-      </w:r>
-      <w:proofErr w:type="gramEnd"/>
-      <w:r>
-        <w:t xml:space="preserve"> </w:t>
+        <w:t xml:space="preserve">only </w:t>
       </w:r>
       <w:r>
         <w:t>point 3950 onwards and not earlier.</w:t>
@@ -14646,23 +13971,7 @@
           <w:sz w:val="18"/>
           <w:szCs w:val="18"/>
         </w:rPr>
-        <w:t>I generated two finance-</w:t>
-      </w:r>
-      <w:proofErr w:type="spellStart"/>
-      <w:r>
-        <w:rPr>
-          <w:sz w:val="18"/>
-          <w:szCs w:val="18"/>
-        </w:rPr>
-        <w:t>flavored</w:t>
-      </w:r>
-      <w:proofErr w:type="spellEnd"/>
-      <w:r>
-        <w:rPr>
-          <w:sz w:val="18"/>
-          <w:szCs w:val="18"/>
-        </w:rPr>
-        <w:t xml:space="preserve"> CSVs that mirror the structure of your sensor files, so you can plug them into the same KNIME FFT anomaly-detection workflow.</w:t>
+        <w:t>I generated two finance-flavored CSVs that mirror the structure of your sensor files, so you can plug them into the same KNIME FFT anomaly-detection workflow.</w:t>
       </w:r>
     </w:p>
     <w:p>
@@ -14700,39 +14009,7 @@
           <w:sz w:val="18"/>
           <w:szCs w:val="18"/>
         </w:rPr>
-        <w:t xml:space="preserve">6 numeric columns per row, like </w:t>
-      </w:r>
-      <w:proofErr w:type="spellStart"/>
-      <w:r>
-        <w:rPr>
-          <w:sz w:val="18"/>
-          <w:szCs w:val="18"/>
-        </w:rPr>
-        <w:t>AccelerometerX</w:t>
-      </w:r>
-      <w:proofErr w:type="spellEnd"/>
-      <w:r>
-        <w:rPr>
-          <w:sz w:val="18"/>
-          <w:szCs w:val="18"/>
-        </w:rPr>
-        <w:t xml:space="preserve">/Y/Z + </w:t>
-      </w:r>
-      <w:proofErr w:type="spellStart"/>
-      <w:r>
-        <w:rPr>
-          <w:sz w:val="18"/>
-          <w:szCs w:val="18"/>
-        </w:rPr>
-        <w:t>GyroscopeX</w:t>
-      </w:r>
-      <w:proofErr w:type="spellEnd"/>
-      <w:r>
-        <w:rPr>
-          <w:sz w:val="18"/>
-          <w:szCs w:val="18"/>
-        </w:rPr>
-        <w:t xml:space="preserve">/Y/Z → here it's </w:t>
+        <w:t xml:space="preserve">6 numeric columns per row, like AccelerometerX/Y/Z + GyroscopeX/Y/Z → here it's </w:t>
       </w:r>
       <w:r>
         <w:rPr>
@@ -14741,39 +14018,8 @@
           <w:sz w:val="18"/>
           <w:szCs w:val="18"/>
         </w:rPr>
-        <w:t xml:space="preserve">Price, Return, Volume, Volatility, </w:t>
-      </w:r>
-      <w:proofErr w:type="spellStart"/>
-      <w:r>
-        <w:rPr>
-          <w:b/>
-          <w:bCs/>
-          <w:sz w:val="18"/>
-          <w:szCs w:val="18"/>
-        </w:rPr>
-        <w:t>BidAskSpread</w:t>
-      </w:r>
-      <w:proofErr w:type="spellEnd"/>
-      <w:r>
-        <w:rPr>
-          <w:b/>
-          <w:bCs/>
-          <w:sz w:val="18"/>
-          <w:szCs w:val="18"/>
-        </w:rPr>
-        <w:t xml:space="preserve">, </w:t>
-      </w:r>
-      <w:proofErr w:type="spellStart"/>
-      <w:r>
-        <w:rPr>
-          <w:b/>
-          <w:bCs/>
-          <w:sz w:val="18"/>
-          <w:szCs w:val="18"/>
-        </w:rPr>
-        <w:t>OrderFlowImbalance</w:t>
-      </w:r>
-      <w:proofErr w:type="spellEnd"/>
+        <w:t>Price, Return, Volume, Volatility, BidAskSpread, OrderFlowImbalance</w:t>
+      </w:r>
     </w:p>
     <w:p>
       <w:pPr>
@@ -14981,6 +14227,12 @@
       </w:r>
     </w:p>
     <w:sectPr>
+      <w:headerReference w:type="even" r:id="rId33"/>
+      <w:headerReference w:type="default" r:id="rId34"/>
+      <w:footerReference w:type="even" r:id="rId35"/>
+      <w:footerReference w:type="default" r:id="rId36"/>
+      <w:headerReference w:type="first" r:id="rId37"/>
+      <w:footerReference w:type="first" r:id="rId38"/>
       <w:pgSz w:w="11906" w:h="16838"/>
       <w:pgMar w:top="1440" w:right="1440" w:bottom="1440" w:left="1440" w:header="708" w:footer="708" w:gutter="0"/>
       <w:cols w:space="708"/>
@@ -14988,6 +14240,222 @@
     </w:sectPr>
   </w:body>
 </w:document>
+</file>
+
+<file path=word/endnotes.xml><?xml version="1.0" encoding="utf-8"?>
+<w:endnotes xmlns:wpc="http://schemas.microsoft.com/office/word/2010/wordprocessingCanvas" xmlns:cx="http://schemas.microsoft.com/office/drawing/2014/chartex" xmlns:cx1="http://schemas.microsoft.com/office/drawing/2015/9/8/chartex" xmlns:cx2="http://schemas.microsoft.com/office/drawing/2015/10/21/chartex" xmlns:cx3="http://schemas.microsoft.com/office/drawing/2016/5/9/chartex" xmlns:cx4="http://schemas.microsoft.com/office/drawing/2016/5/10/chartex" xmlns:cx5="http://schemas.microsoft.com/office/drawing/2016/5/11/chartex" xmlns:cx6="http://schemas.microsoft.com/office/drawing/2016/5/12/chartex" xmlns:cx7="http://schemas.microsoft.com/office/drawing/2016/5/13/chartex" xmlns:cx8="http://schemas.microsoft.com/office/drawing/2016/5/14/chartex" xmlns:mc="http://schemas.openxmlformats.org/markup-compatibility/2006" xmlns:aink="http://schemas.microsoft.com/office/drawing/2016/ink" xmlns:am3d="http://schemas.microsoft.com/office/drawing/2017/model3d" xmlns:o="urn:schemas-microsoft-com:office:office" xmlns:oel="http://schemas.microsoft.com/office/2019/extlst" xmlns:r="http://schemas.openxmlformats.org/officeDocument/2006/relationships" xmlns:m="http://schemas.openxmlformats.org/officeDocument/2006/math" xmlns:v="urn:schemas-microsoft-com:vml" xmlns:wp14="http://schemas.microsoft.com/office/word/2010/wordprocessingDrawing" xmlns:wp="http://schemas.openxmlformats.org/drawingml/2006/wordprocessingDrawing" xmlns:w10="urn:schemas-microsoft-com:office:word" xmlns:w="http://schemas.openxmlformats.org/wordprocessingml/2006/main" xmlns:w14="http://schemas.microsoft.com/office/word/2010/wordml" xmlns:w15="http://schemas.microsoft.com/office/word/2012/wordml" xmlns:w16cex="http://schemas.microsoft.com/office/word/2018/wordml/cex" xmlns:w16cid="http://schemas.microsoft.com/office/word/2016/wordml/cid" xmlns:w16="http://schemas.microsoft.com/office/word/2018/wordml" xmlns:w16du="http://schemas.microsoft.com/office/word/2023/wordml/word16du" xmlns:w16sdtdh="http://schemas.microsoft.com/office/word/2020/wordml/sdtdatahash" xmlns:w16sdtfl="http://schemas.microsoft.com/office/word/2024/wordml/sdtformatlock" xmlns:w16se="http://schemas.microsoft.com/office/word/2015/wordml/symex" xmlns:wpg="http://schemas.microsoft.com/office/word/2010/wordprocessingGroup" xmlns:wpi="http://schemas.microsoft.com/office/word/2010/wordprocessingInk" xmlns:wne="http://schemas.microsoft.com/office/word/2006/wordml" xmlns:wps="http://schemas.microsoft.com/office/word/2010/wordprocessingShape" mc:Ignorable="w14 w15 w16se w16cid w16 w16cex w16sdtdh w16sdtfl w16du wp14">
+  <w:endnote w:type="separator" w:id="-1">
+    <w:p>
+      <w:pPr>
+        <w:spacing w:after="0" w:line="240" w:lineRule="auto"/>
+      </w:pPr>
+      <w:r>
+        <w:separator/>
+      </w:r>
+    </w:p>
+  </w:endnote>
+  <w:endnote w:type="continuationSeparator" w:id="0">
+    <w:p>
+      <w:pPr>
+        <w:spacing w:after="0" w:line="240" w:lineRule="auto"/>
+      </w:pPr>
+      <w:r>
+        <w:continuationSeparator/>
+      </w:r>
+    </w:p>
+  </w:endnote>
+</w:endnotes>
+</file>
+
+<file path=word/footer1.xml><?xml version="1.0" encoding="utf-8"?>
+<w:ftr xmlns:wpc="http://schemas.microsoft.com/office/word/2010/wordprocessingCanvas" xmlns:cx="http://schemas.microsoft.com/office/drawing/2014/chartex" xmlns:cx1="http://schemas.microsoft.com/office/drawing/2015/9/8/chartex" xmlns:cx2="http://schemas.microsoft.com/office/drawing/2015/10/21/chartex" xmlns:cx3="http://schemas.microsoft.com/office/drawing/2016/5/9/chartex" xmlns:cx4="http://schemas.microsoft.com/office/drawing/2016/5/10/chartex" xmlns:cx5="http://schemas.microsoft.com/office/drawing/2016/5/11/chartex" xmlns:cx6="http://schemas.microsoft.com/office/drawing/2016/5/12/chartex" xmlns:cx7="http://schemas.microsoft.com/office/drawing/2016/5/13/chartex" xmlns:cx8="http://schemas.microsoft.com/office/drawing/2016/5/14/chartex" xmlns:mc="http://schemas.openxmlformats.org/markup-compatibility/2006" xmlns:aink="http://schemas.microsoft.com/office/drawing/2016/ink" xmlns:am3d="http://schemas.microsoft.com/office/drawing/2017/model3d" xmlns:o="urn:schemas-microsoft-com:office:office" xmlns:oel="http://schemas.microsoft.com/office/2019/extlst" xmlns:r="http://schemas.openxmlformats.org/officeDocument/2006/relationships" xmlns:m="http://schemas.openxmlformats.org/officeDocument/2006/math" xmlns:v="urn:schemas-microsoft-com:vml" xmlns:wp14="http://schemas.microsoft.com/office/word/2010/wordprocessingDrawing" xmlns:wp="http://schemas.openxmlformats.org/drawingml/2006/wordprocessingDrawing" xmlns:w10="urn:schemas-microsoft-com:office:word" xmlns:w="http://schemas.openxmlformats.org/wordprocessingml/2006/main" xmlns:w14="http://schemas.microsoft.com/office/word/2010/wordml" xmlns:w15="http://schemas.microsoft.com/office/word/2012/wordml" xmlns:w16cex="http://schemas.microsoft.com/office/word/2018/wordml/cex" xmlns:w16cid="http://schemas.microsoft.com/office/word/2016/wordml/cid" xmlns:w16="http://schemas.microsoft.com/office/word/2018/wordml" xmlns:w16du="http://schemas.microsoft.com/office/word/2023/wordml/word16du" xmlns:w16sdtdh="http://schemas.microsoft.com/office/word/2020/wordml/sdtdatahash" xmlns:w16sdtfl="http://schemas.microsoft.com/office/word/2024/wordml/sdtformatlock" xmlns:w16se="http://schemas.microsoft.com/office/word/2015/wordml/symex" xmlns:wpg="http://schemas.microsoft.com/office/word/2010/wordprocessingGroup" xmlns:wpi="http://schemas.microsoft.com/office/word/2010/wordprocessingInk" xmlns:wne="http://schemas.microsoft.com/office/word/2006/wordml" xmlns:wps="http://schemas.microsoft.com/office/word/2010/wordprocessingShape" mc:Ignorable="w14 w15 w16se w16cid w16 w16cex w16sdtdh w16sdtfl w16du wp14">
+  <w:p>
+    <w:pPr>
+      <w:pStyle w:val="Footer"/>
+    </w:pPr>
+  </w:p>
+</w:ftr>
+</file>
+
+<file path=word/footer2.xml><?xml version="1.0" encoding="utf-8"?>
+<w:ftr xmlns:wpc="http://schemas.microsoft.com/office/word/2010/wordprocessingCanvas" xmlns:cx="http://schemas.microsoft.com/office/drawing/2014/chartex" xmlns:cx1="http://schemas.microsoft.com/office/drawing/2015/9/8/chartex" xmlns:cx2="http://schemas.microsoft.com/office/drawing/2015/10/21/chartex" xmlns:cx3="http://schemas.microsoft.com/office/drawing/2016/5/9/chartex" xmlns:cx4="http://schemas.microsoft.com/office/drawing/2016/5/10/chartex" xmlns:cx5="http://schemas.microsoft.com/office/drawing/2016/5/11/chartex" xmlns:cx6="http://schemas.microsoft.com/office/drawing/2016/5/12/chartex" xmlns:cx7="http://schemas.microsoft.com/office/drawing/2016/5/13/chartex" xmlns:cx8="http://schemas.microsoft.com/office/drawing/2016/5/14/chartex" xmlns:mc="http://schemas.openxmlformats.org/markup-compatibility/2006" xmlns:aink="http://schemas.microsoft.com/office/drawing/2016/ink" xmlns:am3d="http://schemas.microsoft.com/office/drawing/2017/model3d" xmlns:o="urn:schemas-microsoft-com:office:office" xmlns:oel="http://schemas.microsoft.com/office/2019/extlst" xmlns:r="http://schemas.openxmlformats.org/officeDocument/2006/relationships" xmlns:m="http://schemas.openxmlformats.org/officeDocument/2006/math" xmlns:v="urn:schemas-microsoft-com:vml" xmlns:wp14="http://schemas.microsoft.com/office/word/2010/wordprocessingDrawing" xmlns:wp="http://schemas.openxmlformats.org/drawingml/2006/wordprocessingDrawing" xmlns:w10="urn:schemas-microsoft-com:office:word" xmlns:w="http://schemas.openxmlformats.org/wordprocessingml/2006/main" xmlns:w14="http://schemas.microsoft.com/office/word/2010/wordml" xmlns:w15="http://schemas.microsoft.com/office/word/2012/wordml" xmlns:w16cex="http://schemas.microsoft.com/office/word/2018/wordml/cex" xmlns:w16cid="http://schemas.microsoft.com/office/word/2016/wordml/cid" xmlns:w16="http://schemas.microsoft.com/office/word/2018/wordml" xmlns:w16du="http://schemas.microsoft.com/office/word/2023/wordml/word16du" xmlns:w16sdtdh="http://schemas.microsoft.com/office/word/2020/wordml/sdtdatahash" xmlns:w16sdtfl="http://schemas.microsoft.com/office/word/2024/wordml/sdtformatlock" xmlns:w16se="http://schemas.microsoft.com/office/word/2015/wordml/symex" xmlns:wpg="http://schemas.microsoft.com/office/word/2010/wordprocessingGroup" xmlns:wpi="http://schemas.microsoft.com/office/word/2010/wordprocessingInk" xmlns:wne="http://schemas.microsoft.com/office/word/2006/wordml" xmlns:wps="http://schemas.microsoft.com/office/word/2010/wordprocessingShape" mc:Ignorable="w14 w15 w16se w16cid w16 w16cex w16sdtdh w16sdtfl w16du wp14">
+  <w:sdt>
+    <w:sdtPr>
+      <w:id w:val="-496263687"/>
+      <w:docPartObj>
+        <w:docPartGallery w:val="Page Numbers (Bottom of Page)"/>
+        <w:docPartUnique/>
+      </w:docPartObj>
+    </w:sdtPr>
+    <w:sdtContent>
+      <w:sdt>
+        <w:sdtPr>
+          <w:id w:val="-1769616900"/>
+          <w:docPartObj>
+            <w:docPartGallery w:val="Page Numbers (Top of Page)"/>
+            <w:docPartUnique/>
+          </w:docPartObj>
+        </w:sdtPr>
+        <w:sdtContent>
+          <w:p>
+            <w:pPr>
+              <w:pStyle w:val="Footer"/>
+              <w:jc w:val="right"/>
+            </w:pPr>
+            <w:r>
+              <w:t xml:space="preserve">Page </w:t>
+            </w:r>
+            <w:r>
+              <w:rPr>
+                <w:b/>
+                <w:bCs/>
+              </w:rPr>
+              <w:fldChar w:fldCharType="begin"/>
+            </w:r>
+            <w:r>
+              <w:rPr>
+                <w:b/>
+                <w:bCs/>
+              </w:rPr>
+              <w:instrText xml:space="preserve"> PAGE </w:instrText>
+            </w:r>
+            <w:r>
+              <w:rPr>
+                <w:b/>
+                <w:bCs/>
+              </w:rPr>
+              <w:fldChar w:fldCharType="separate"/>
+            </w:r>
+            <w:r>
+              <w:rPr>
+                <w:b/>
+                <w:bCs/>
+                <w:noProof/>
+              </w:rPr>
+              <w:t>2</w:t>
+            </w:r>
+            <w:r>
+              <w:rPr>
+                <w:b/>
+                <w:bCs/>
+              </w:rPr>
+              <w:fldChar w:fldCharType="end"/>
+            </w:r>
+            <w:r>
+              <w:t xml:space="preserve"> of </w:t>
+            </w:r>
+            <w:r>
+              <w:rPr>
+                <w:b/>
+                <w:bCs/>
+              </w:rPr>
+              <w:fldChar w:fldCharType="begin"/>
+            </w:r>
+            <w:r>
+              <w:rPr>
+                <w:b/>
+                <w:bCs/>
+              </w:rPr>
+              <w:instrText xml:space="preserve"> NUMPAGES  </w:instrText>
+            </w:r>
+            <w:r>
+              <w:rPr>
+                <w:b/>
+                <w:bCs/>
+              </w:rPr>
+              <w:fldChar w:fldCharType="separate"/>
+            </w:r>
+            <w:r>
+              <w:rPr>
+                <w:b/>
+                <w:bCs/>
+                <w:noProof/>
+              </w:rPr>
+              <w:t>2</w:t>
+            </w:r>
+            <w:r>
+              <w:rPr>
+                <w:b/>
+                <w:bCs/>
+              </w:rPr>
+              <w:fldChar w:fldCharType="end"/>
+            </w:r>
+          </w:p>
+        </w:sdtContent>
+      </w:sdt>
+    </w:sdtContent>
+  </w:sdt>
+  <w:p>
+    <w:pPr>
+      <w:pStyle w:val="Footer"/>
+    </w:pPr>
+  </w:p>
+</w:ftr>
+</file>
+
+<file path=word/footer3.xml><?xml version="1.0" encoding="utf-8"?>
+<w:ftr xmlns:wpc="http://schemas.microsoft.com/office/word/2010/wordprocessingCanvas" xmlns:cx="http://schemas.microsoft.com/office/drawing/2014/chartex" xmlns:cx1="http://schemas.microsoft.com/office/drawing/2015/9/8/chartex" xmlns:cx2="http://schemas.microsoft.com/office/drawing/2015/10/21/chartex" xmlns:cx3="http://schemas.microsoft.com/office/drawing/2016/5/9/chartex" xmlns:cx4="http://schemas.microsoft.com/office/drawing/2016/5/10/chartex" xmlns:cx5="http://schemas.microsoft.com/office/drawing/2016/5/11/chartex" xmlns:cx6="http://schemas.microsoft.com/office/drawing/2016/5/12/chartex" xmlns:cx7="http://schemas.microsoft.com/office/drawing/2016/5/13/chartex" xmlns:cx8="http://schemas.microsoft.com/office/drawing/2016/5/14/chartex" xmlns:mc="http://schemas.openxmlformats.org/markup-compatibility/2006" xmlns:aink="http://schemas.microsoft.com/office/drawing/2016/ink" xmlns:am3d="http://schemas.microsoft.com/office/drawing/2017/model3d" xmlns:o="urn:schemas-microsoft-com:office:office" xmlns:oel="http://schemas.microsoft.com/office/2019/extlst" xmlns:r="http://schemas.openxmlformats.org/officeDocument/2006/relationships" xmlns:m="http://schemas.openxmlformats.org/officeDocument/2006/math" xmlns:v="urn:schemas-microsoft-com:vml" xmlns:wp14="http://schemas.microsoft.com/office/word/2010/wordprocessingDrawing" xmlns:wp="http://schemas.openxmlformats.org/drawingml/2006/wordprocessingDrawing" xmlns:w10="urn:schemas-microsoft-com:office:word" xmlns:w="http://schemas.openxmlformats.org/wordprocessingml/2006/main" xmlns:w14="http://schemas.microsoft.com/office/word/2010/wordml" xmlns:w15="http://schemas.microsoft.com/office/word/2012/wordml" xmlns:w16cex="http://schemas.microsoft.com/office/word/2018/wordml/cex" xmlns:w16cid="http://schemas.microsoft.com/office/word/2016/wordml/cid" xmlns:w16="http://schemas.microsoft.com/office/word/2018/wordml" xmlns:w16du="http://schemas.microsoft.com/office/word/2023/wordml/word16du" xmlns:w16sdtdh="http://schemas.microsoft.com/office/word/2020/wordml/sdtdatahash" xmlns:w16sdtfl="http://schemas.microsoft.com/office/word/2024/wordml/sdtformatlock" xmlns:w16se="http://schemas.microsoft.com/office/word/2015/wordml/symex" xmlns:wpg="http://schemas.microsoft.com/office/word/2010/wordprocessingGroup" xmlns:wpi="http://schemas.microsoft.com/office/word/2010/wordprocessingInk" xmlns:wne="http://schemas.microsoft.com/office/word/2006/wordml" xmlns:wps="http://schemas.microsoft.com/office/word/2010/wordprocessingShape" mc:Ignorable="w14 w15 w16se w16cid w16 w16cex w16sdtdh w16sdtfl w16du wp14">
+  <w:p>
+    <w:pPr>
+      <w:pStyle w:val="Footer"/>
+    </w:pPr>
+  </w:p>
+</w:ftr>
+</file>
+
+<file path=word/footnotes.xml><?xml version="1.0" encoding="utf-8"?>
+<w:footnotes xmlns:wpc="http://schemas.microsoft.com/office/word/2010/wordprocessingCanvas" xmlns:cx="http://schemas.microsoft.com/office/drawing/2014/chartex" xmlns:cx1="http://schemas.microsoft.com/office/drawing/2015/9/8/chartex" xmlns:cx2="http://schemas.microsoft.com/office/drawing/2015/10/21/chartex" xmlns:cx3="http://schemas.microsoft.com/office/drawing/2016/5/9/chartex" xmlns:cx4="http://schemas.microsoft.com/office/drawing/2016/5/10/chartex" xmlns:cx5="http://schemas.microsoft.com/office/drawing/2016/5/11/chartex" xmlns:cx6="http://schemas.microsoft.com/office/drawing/2016/5/12/chartex" xmlns:cx7="http://schemas.microsoft.com/office/drawing/2016/5/13/chartex" xmlns:cx8="http://schemas.microsoft.com/office/drawing/2016/5/14/chartex" xmlns:mc="http://schemas.openxmlformats.org/markup-compatibility/2006" xmlns:aink="http://schemas.microsoft.com/office/drawing/2016/ink" xmlns:am3d="http://schemas.microsoft.com/office/drawing/2017/model3d" xmlns:o="urn:schemas-microsoft-com:office:office" xmlns:oel="http://schemas.microsoft.com/office/2019/extlst" xmlns:r="http://schemas.openxmlformats.org/officeDocument/2006/relationships" xmlns:m="http://schemas.openxmlformats.org/officeDocument/2006/math" xmlns:v="urn:schemas-microsoft-com:vml" xmlns:wp14="http://schemas.microsoft.com/office/word/2010/wordprocessingDrawing" xmlns:wp="http://schemas.openxmlformats.org/drawingml/2006/wordprocessingDrawing" xmlns:w10="urn:schemas-microsoft-com:office:word" xmlns:w="http://schemas.openxmlformats.org/wordprocessingml/2006/main" xmlns:w14="http://schemas.microsoft.com/office/word/2010/wordml" xmlns:w15="http://schemas.microsoft.com/office/word/2012/wordml" xmlns:w16cex="http://schemas.microsoft.com/office/word/2018/wordml/cex" xmlns:w16cid="http://schemas.microsoft.com/office/word/2016/wordml/cid" xmlns:w16="http://schemas.microsoft.com/office/word/2018/wordml" xmlns:w16du="http://schemas.microsoft.com/office/word/2023/wordml/word16du" xmlns:w16sdtdh="http://schemas.microsoft.com/office/word/2020/wordml/sdtdatahash" xmlns:w16sdtfl="http://schemas.microsoft.com/office/word/2024/wordml/sdtformatlock" xmlns:w16se="http://schemas.microsoft.com/office/word/2015/wordml/symex" xmlns:wpg="http://schemas.microsoft.com/office/word/2010/wordprocessingGroup" xmlns:wpi="http://schemas.microsoft.com/office/word/2010/wordprocessingInk" xmlns:wne="http://schemas.microsoft.com/office/word/2006/wordml" xmlns:wps="http://schemas.microsoft.com/office/word/2010/wordprocessingShape" mc:Ignorable="w14 w15 w16se w16cid w16 w16cex w16sdtdh w16sdtfl w16du wp14">
+  <w:footnote w:type="separator" w:id="-1">
+    <w:p>
+      <w:pPr>
+        <w:spacing w:after="0" w:line="240" w:lineRule="auto"/>
+      </w:pPr>
+      <w:r>
+        <w:separator/>
+      </w:r>
+    </w:p>
+  </w:footnote>
+  <w:footnote w:type="continuationSeparator" w:id="0">
+    <w:p>
+      <w:pPr>
+        <w:spacing w:after="0" w:line="240" w:lineRule="auto"/>
+      </w:pPr>
+      <w:r>
+        <w:continuationSeparator/>
+      </w:r>
+    </w:p>
+  </w:footnote>
+</w:footnotes>
+</file>
+
+<file path=word/header1.xml><?xml version="1.0" encoding="utf-8"?>
+<w:hdr xmlns:wpc="http://schemas.microsoft.com/office/word/2010/wordprocessingCanvas" xmlns:cx="http://schemas.microsoft.com/office/drawing/2014/chartex" xmlns:cx1="http://schemas.microsoft.com/office/drawing/2015/9/8/chartex" xmlns:cx2="http://schemas.microsoft.com/office/drawing/2015/10/21/chartex" xmlns:cx3="http://schemas.microsoft.com/office/drawing/2016/5/9/chartex" xmlns:cx4="http://schemas.microsoft.com/office/drawing/2016/5/10/chartex" xmlns:cx5="http://schemas.microsoft.com/office/drawing/2016/5/11/chartex" xmlns:cx6="http://schemas.microsoft.com/office/drawing/2016/5/12/chartex" xmlns:cx7="http://schemas.microsoft.com/office/drawing/2016/5/13/chartex" xmlns:cx8="http://schemas.microsoft.com/office/drawing/2016/5/14/chartex" xmlns:mc="http://schemas.openxmlformats.org/markup-compatibility/2006" xmlns:aink="http://schemas.microsoft.com/office/drawing/2016/ink" xmlns:am3d="http://schemas.microsoft.com/office/drawing/2017/model3d" xmlns:o="urn:schemas-microsoft-com:office:office" xmlns:oel="http://schemas.microsoft.com/office/2019/extlst" xmlns:r="http://schemas.openxmlformats.org/officeDocument/2006/relationships" xmlns:m="http://schemas.openxmlformats.org/officeDocument/2006/math" xmlns:v="urn:schemas-microsoft-com:vml" xmlns:wp14="http://schemas.microsoft.com/office/word/2010/wordprocessingDrawing" xmlns:wp="http://schemas.openxmlformats.org/drawingml/2006/wordprocessingDrawing" xmlns:w10="urn:schemas-microsoft-com:office:word" xmlns:w="http://schemas.openxmlformats.org/wordprocessingml/2006/main" xmlns:w14="http://schemas.microsoft.com/office/word/2010/wordml" xmlns:w15="http://schemas.microsoft.com/office/word/2012/wordml" xmlns:w16cex="http://schemas.microsoft.com/office/word/2018/wordml/cex" xmlns:w16cid="http://schemas.microsoft.com/office/word/2016/wordml/cid" xmlns:w16="http://schemas.microsoft.com/office/word/2018/wordml" xmlns:w16du="http://schemas.microsoft.com/office/word/2023/wordml/word16du" xmlns:w16sdtdh="http://schemas.microsoft.com/office/word/2020/wordml/sdtdatahash" xmlns:w16sdtfl="http://schemas.microsoft.com/office/word/2024/wordml/sdtformatlock" xmlns:w16se="http://schemas.microsoft.com/office/word/2015/wordml/symex" xmlns:wpg="http://schemas.microsoft.com/office/word/2010/wordprocessingGroup" xmlns:wpi="http://schemas.microsoft.com/office/word/2010/wordprocessingInk" xmlns:wne="http://schemas.microsoft.com/office/word/2006/wordml" xmlns:wps="http://schemas.microsoft.com/office/word/2010/wordprocessingShape" mc:Ignorable="w14 w15 w16se w16cid w16 w16cex w16sdtdh w16sdtfl w16du wp14">
+  <w:p>
+    <w:pPr>
+      <w:pStyle w:val="Header"/>
+    </w:pPr>
+  </w:p>
+</w:hdr>
+</file>
+
+<file path=word/header2.xml><?xml version="1.0" encoding="utf-8"?>
+<w:hdr xmlns:wpc="http://schemas.microsoft.com/office/word/2010/wordprocessingCanvas" xmlns:cx="http://schemas.microsoft.com/office/drawing/2014/chartex" xmlns:cx1="http://schemas.microsoft.com/office/drawing/2015/9/8/chartex" xmlns:cx2="http://schemas.microsoft.com/office/drawing/2015/10/21/chartex" xmlns:cx3="http://schemas.microsoft.com/office/drawing/2016/5/9/chartex" xmlns:cx4="http://schemas.microsoft.com/office/drawing/2016/5/10/chartex" xmlns:cx5="http://schemas.microsoft.com/office/drawing/2016/5/11/chartex" xmlns:cx6="http://schemas.microsoft.com/office/drawing/2016/5/12/chartex" xmlns:cx7="http://schemas.microsoft.com/office/drawing/2016/5/13/chartex" xmlns:cx8="http://schemas.microsoft.com/office/drawing/2016/5/14/chartex" xmlns:mc="http://schemas.openxmlformats.org/markup-compatibility/2006" xmlns:aink="http://schemas.microsoft.com/office/drawing/2016/ink" xmlns:am3d="http://schemas.microsoft.com/office/drawing/2017/model3d" xmlns:o="urn:schemas-microsoft-com:office:office" xmlns:oel="http://schemas.microsoft.com/office/2019/extlst" xmlns:r="http://schemas.openxmlformats.org/officeDocument/2006/relationships" xmlns:m="http://schemas.openxmlformats.org/officeDocument/2006/math" xmlns:v="urn:schemas-microsoft-com:vml" xmlns:wp14="http://schemas.microsoft.com/office/word/2010/wordprocessingDrawing" xmlns:wp="http://schemas.openxmlformats.org/drawingml/2006/wordprocessingDrawing" xmlns:w10="urn:schemas-microsoft-com:office:word" xmlns:w="http://schemas.openxmlformats.org/wordprocessingml/2006/main" xmlns:w14="http://schemas.microsoft.com/office/word/2010/wordml" xmlns:w15="http://schemas.microsoft.com/office/word/2012/wordml" xmlns:w16cex="http://schemas.microsoft.com/office/word/2018/wordml/cex" xmlns:w16cid="http://schemas.microsoft.com/office/word/2016/wordml/cid" xmlns:w16="http://schemas.microsoft.com/office/word/2018/wordml" xmlns:w16du="http://schemas.microsoft.com/office/word/2023/wordml/word16du" xmlns:w16sdtdh="http://schemas.microsoft.com/office/word/2020/wordml/sdtdatahash" xmlns:w16sdtfl="http://schemas.microsoft.com/office/word/2024/wordml/sdtformatlock" xmlns:w16se="http://schemas.microsoft.com/office/word/2015/wordml/symex" xmlns:wpg="http://schemas.microsoft.com/office/word/2010/wordprocessingGroup" xmlns:wpi="http://schemas.microsoft.com/office/word/2010/wordprocessingInk" xmlns:wne="http://schemas.microsoft.com/office/word/2006/wordml" xmlns:wps="http://schemas.microsoft.com/office/word/2010/wordprocessingShape" mc:Ignorable="w14 w15 w16se w16cid w16 w16cex w16sdtdh w16sdtfl w16du wp14">
+  <w:p>
+    <w:pPr>
+      <w:pStyle w:val="Header"/>
+    </w:pPr>
+  </w:p>
+</w:hdr>
+</file>
+
+<file path=word/header3.xml><?xml version="1.0" encoding="utf-8"?>
+<w:hdr xmlns:wpc="http://schemas.microsoft.com/office/word/2010/wordprocessingCanvas" xmlns:cx="http://schemas.microsoft.com/office/drawing/2014/chartex" xmlns:cx1="http://schemas.microsoft.com/office/drawing/2015/9/8/chartex" xmlns:cx2="http://schemas.microsoft.com/office/drawing/2015/10/21/chartex" xmlns:cx3="http://schemas.microsoft.com/office/drawing/2016/5/9/chartex" xmlns:cx4="http://schemas.microsoft.com/office/drawing/2016/5/10/chartex" xmlns:cx5="http://schemas.microsoft.com/office/drawing/2016/5/11/chartex" xmlns:cx6="http://schemas.microsoft.com/office/drawing/2016/5/12/chartex" xmlns:cx7="http://schemas.microsoft.com/office/drawing/2016/5/13/chartex" xmlns:cx8="http://schemas.microsoft.com/office/drawing/2016/5/14/chartex" xmlns:mc="http://schemas.openxmlformats.org/markup-compatibility/2006" xmlns:aink="http://schemas.microsoft.com/office/drawing/2016/ink" xmlns:am3d="http://schemas.microsoft.com/office/drawing/2017/model3d" xmlns:o="urn:schemas-microsoft-com:office:office" xmlns:oel="http://schemas.microsoft.com/office/2019/extlst" xmlns:r="http://schemas.openxmlformats.org/officeDocument/2006/relationships" xmlns:m="http://schemas.openxmlformats.org/officeDocument/2006/math" xmlns:v="urn:schemas-microsoft-com:vml" xmlns:wp14="http://schemas.microsoft.com/office/word/2010/wordprocessingDrawing" xmlns:wp="http://schemas.openxmlformats.org/drawingml/2006/wordprocessingDrawing" xmlns:w10="urn:schemas-microsoft-com:office:word" xmlns:w="http://schemas.openxmlformats.org/wordprocessingml/2006/main" xmlns:w14="http://schemas.microsoft.com/office/word/2010/wordml" xmlns:w15="http://schemas.microsoft.com/office/word/2012/wordml" xmlns:w16cex="http://schemas.microsoft.com/office/word/2018/wordml/cex" xmlns:w16cid="http://schemas.microsoft.com/office/word/2016/wordml/cid" xmlns:w16="http://schemas.microsoft.com/office/word/2018/wordml" xmlns:w16du="http://schemas.microsoft.com/office/word/2023/wordml/word16du" xmlns:w16sdtdh="http://schemas.microsoft.com/office/word/2020/wordml/sdtdatahash" xmlns:w16sdtfl="http://schemas.microsoft.com/office/word/2024/wordml/sdtformatlock" xmlns:w16se="http://schemas.microsoft.com/office/word/2015/wordml/symex" xmlns:wpg="http://schemas.microsoft.com/office/word/2010/wordprocessingGroup" xmlns:wpi="http://schemas.microsoft.com/office/word/2010/wordprocessingInk" xmlns:wne="http://schemas.microsoft.com/office/word/2006/wordml" xmlns:wps="http://schemas.microsoft.com/office/word/2010/wordprocessingShape" mc:Ignorable="w14 w15 w16se w16cid w16 w16cex w16sdtdh w16sdtfl w16du wp14">
+  <w:p>
+    <w:pPr>
+      <w:pStyle w:val="Header"/>
+    </w:pPr>
+  </w:p>
+</w:hdr>
 </file>
 
 <file path=word/numbering.xml><?xml version="1.0" encoding="utf-8"?>
@@ -18679,6 +18147,7 @@
   <w:style w:type="character" w:default="1" w:styleId="DefaultParagraphFont">
     <w:name w:val="Default Paragraph Font"/>
     <w:uiPriority w:val="1"/>
+    <w:semiHidden/>
     <w:unhideWhenUsed/>
   </w:style>
   <w:style w:type="table" w:default="1" w:styleId="TableNormal">
@@ -19077,6 +18546,50 @@
       <w:shd w:val="clear" w:color="auto" w:fill="E1DFDD"/>
     </w:rPr>
   </w:style>
+  <w:style w:type="paragraph" w:styleId="Header">
+    <w:name w:val="header"/>
+    <w:basedOn w:val="Normal"/>
+    <w:link w:val="HeaderChar"/>
+    <w:uiPriority w:val="99"/>
+    <w:unhideWhenUsed/>
+    <w:rsid w:val="000B3CB0"/>
+    <w:pPr>
+      <w:tabs>
+        <w:tab w:val="center" w:pos="4513"/>
+        <w:tab w:val="right" w:pos="9026"/>
+      </w:tabs>
+      <w:spacing w:after="0" w:line="240" w:lineRule="auto"/>
+    </w:pPr>
+  </w:style>
+  <w:style w:type="character" w:customStyle="1" w:styleId="HeaderChar">
+    <w:name w:val="Header Char"/>
+    <w:basedOn w:val="DefaultParagraphFont"/>
+    <w:link w:val="Header"/>
+    <w:uiPriority w:val="99"/>
+    <w:rsid w:val="000B3CB0"/>
+  </w:style>
+  <w:style w:type="paragraph" w:styleId="Footer">
+    <w:name w:val="footer"/>
+    <w:basedOn w:val="Normal"/>
+    <w:link w:val="FooterChar"/>
+    <w:uiPriority w:val="99"/>
+    <w:unhideWhenUsed/>
+    <w:rsid w:val="000B3CB0"/>
+    <w:pPr>
+      <w:tabs>
+        <w:tab w:val="center" w:pos="4513"/>
+        <w:tab w:val="right" w:pos="9026"/>
+      </w:tabs>
+      <w:spacing w:after="0" w:line="240" w:lineRule="auto"/>
+    </w:pPr>
+  </w:style>
+  <w:style w:type="character" w:customStyle="1" w:styleId="FooterChar">
+    <w:name w:val="Footer Char"/>
+    <w:basedOn w:val="DefaultParagraphFont"/>
+    <w:link w:val="Footer"/>
+    <w:uiPriority w:val="99"/>
+    <w:rsid w:val="000B3CB0"/>
+  </w:style>
 </w:styles>
 </file>
 
